--- a/physics/2-sem/2.1.3/213.docx
+++ b/physics/2-sem/2.1.3/213.docx
@@ -1254,19 +1254,7 @@
         <w:rPr>
           <w:rFonts w:eastAsiaTheme="minorEastAsia"/>
         </w:rPr>
-        <w:t>При постоянной длине трубы можно изменять частоту звуковых колебаний. В этом случае следует</w:t>
-      </w:r>
-      <w:r>
-        <w:rPr>
-          <w:rFonts w:eastAsiaTheme="minorEastAsia"/>
-        </w:rPr>
-        <w:t xml:space="preserve"> </w:t>
-      </w:r>
-      <w:r>
-        <w:rPr>
-          <w:rFonts w:eastAsiaTheme="minorEastAsia"/>
-        </w:rPr>
-        <w:t xml:space="preserve">плавно изменять частоту звукового сигнала, </w:t>
+        <w:t xml:space="preserve">При постоянной длине трубы можно изменять частоту звуковых колебаний. В этом случае следует плавно изменять частоту звукового сигнала, </w:t>
       </w:r>
       <w:proofErr w:type="gramStart"/>
       <w:r>
@@ -2301,6 +2289,129 @@
     </w:p>
     <w:p>
       <w:pPr>
+        <w:jc w:val="center"/>
+        <w:rPr>
+          <w:noProof/>
+        </w:rPr>
+      </w:pPr>
+      <w:r>
+        <w:t>В работе используются две установки (рис. 1, 2). Первая установка содержит раздвижную трубу с миллиметровой шкалой, наполняется газом</w:t>
+      </w:r>
+      <w:r>
+        <w:t xml:space="preserve"> </w:t>
+      </w:r>
+      <w:r>
+        <w:t>из газгольдера. Производятся измерения для разных газов: воздуха и углекислого газа. Вторая установка содержит теплоизолированную трубу,</w:t>
+      </w:r>
+      <w:r>
+        <w:t xml:space="preserve"> </w:t>
+      </w:r>
+      <w:r>
+        <w:t xml:space="preserve">которая нагревается водой из термостата. </w:t>
+      </w:r>
+      <w:r>
+        <w:t>И</w:t>
+      </w:r>
+      <w:r>
+        <w:t>змеряется зависимость скорости звука от температуры.</w:t>
+      </w:r>
+      <w:r>
+        <w:rPr>
+          <w:noProof/>
+        </w:rPr>
+        <w:t xml:space="preserve"> </w:t>
+      </w:r>
+      <w:r>
+        <w:rPr>
+          <w:noProof/>
+        </w:rPr>
+        <w:drawing>
+          <wp:inline distT="0" distB="0" distL="0" distR="0" wp14:anchorId="382F1C3E" wp14:editId="39DA5BC0">
+            <wp:extent cx="6390005" cy="3709670"/>
+            <wp:effectExtent l="0" t="0" r="0" b="5080"/>
+            <wp:docPr id="1" name="Рисунок 1"/>
+            <wp:cNvGraphicFramePr>
+              <a:graphicFrameLocks xmlns:a="http://schemas.openxmlformats.org/drawingml/2006/main" noChangeAspect="1"/>
+            </wp:cNvGraphicFramePr>
+            <a:graphic xmlns:a="http://schemas.openxmlformats.org/drawingml/2006/main">
+              <a:graphicData uri="http://schemas.openxmlformats.org/drawingml/2006/picture">
+                <pic:pic xmlns:pic="http://schemas.openxmlformats.org/drawingml/2006/picture">
+                  <pic:nvPicPr>
+                    <pic:cNvPr id="1" name=""/>
+                    <pic:cNvPicPr/>
+                  </pic:nvPicPr>
+                  <pic:blipFill>
+                    <a:blip r:embed="rId5"/>
+                    <a:stretch>
+                      <a:fillRect/>
+                    </a:stretch>
+                  </pic:blipFill>
+                  <pic:spPr>
+                    <a:xfrm>
+                      <a:off x="0" y="0"/>
+                      <a:ext cx="6390005" cy="3709670"/>
+                    </a:xfrm>
+                    <a:prstGeom prst="rect">
+                      <a:avLst/>
+                    </a:prstGeom>
+                  </pic:spPr>
+                </pic:pic>
+              </a:graphicData>
+            </a:graphic>
+          </wp:inline>
+        </w:drawing>
+      </w:r>
+    </w:p>
+    <w:p>
+      <w:pPr>
+        <w:rPr>
+          <w:noProof/>
+        </w:rPr>
+      </w:pPr>
+      <w:r>
+        <w:rPr>
+          <w:noProof/>
+        </w:rPr>
+        <w:drawing>
+          <wp:inline distT="0" distB="0" distL="0" distR="0" wp14:anchorId="0ED4C049" wp14:editId="21F7A61F">
+            <wp:extent cx="6390005" cy="3930015"/>
+            <wp:effectExtent l="0" t="0" r="0" b="0"/>
+            <wp:docPr id="2" name="Рисунок 2"/>
+            <wp:cNvGraphicFramePr>
+              <a:graphicFrameLocks xmlns:a="http://schemas.openxmlformats.org/drawingml/2006/main" noChangeAspect="1"/>
+            </wp:cNvGraphicFramePr>
+            <a:graphic xmlns:a="http://schemas.openxmlformats.org/drawingml/2006/main">
+              <a:graphicData uri="http://schemas.openxmlformats.org/drawingml/2006/picture">
+                <pic:pic xmlns:pic="http://schemas.openxmlformats.org/drawingml/2006/picture">
+                  <pic:nvPicPr>
+                    <pic:cNvPr id="1" name=""/>
+                    <pic:cNvPicPr/>
+                  </pic:nvPicPr>
+                  <pic:blipFill>
+                    <a:blip r:embed="rId6"/>
+                    <a:stretch>
+                      <a:fillRect/>
+                    </a:stretch>
+                  </pic:blipFill>
+                  <pic:spPr>
+                    <a:xfrm>
+                      <a:off x="0" y="0"/>
+                      <a:ext cx="6390005" cy="3930015"/>
+                    </a:xfrm>
+                    <a:prstGeom prst="rect">
+                      <a:avLst/>
+                    </a:prstGeom>
+                  </pic:spPr>
+                </pic:pic>
+              </a:graphicData>
+            </a:graphic>
+          </wp:inline>
+        </w:drawing>
+      </w:r>
+    </w:p>
+    <w:p/>
+    <w:p>
+      <w:pPr>
         <w:pStyle w:val="1"/>
         <w:numPr>
           <w:ilvl w:val="0"/>
@@ -2312,6 +2423,10 @@
       </w:r>
     </w:p>
     <w:p>
+      <w:bookmarkStart w:id="0" w:name="_GoBack"/>
+      <w:bookmarkEnd w:id="0"/>
+    </w:p>
+    <w:p>
       <w:pPr>
         <w:pStyle w:val="1"/>
         <w:numPr>
@@ -2322,9 +2437,8 @@
       <w:r>
         <w:t>Вывод</w:t>
       </w:r>
-      <w:bookmarkStart w:id="0" w:name="_GoBack"/>
-      <w:bookmarkEnd w:id="0"/>
-    </w:p>
+    </w:p>
+    <w:p/>
     <w:p>
       <w:pPr>
         <w:ind w:firstLine="0"/>

--- a/physics/2-sem/2.1.3/213.docx
+++ b/physics/2-sem/2.1.3/213.docx
@@ -13,6 +13,8 @@
           <w:rFonts w:cs="Times New Roman"/>
         </w:rPr>
       </w:pPr>
+      <w:bookmarkStart w:id="0" w:name="_GoBack"/>
+      <w:bookmarkEnd w:id="0"/>
       <w:r>
         <w:rPr>
           <w:rFonts w:cs="Times New Roman"/>
@@ -449,6 +451,230 @@
       <w:r>
         <w:lastRenderedPageBreak/>
         <w:t>Аннотация</w:t>
+      </w:r>
+    </w:p>
+    <w:p>
+      <w:pPr>
+        <w:rPr>
+          <w:rFonts w:eastAsiaTheme="minorEastAsia"/>
+        </w:rPr>
+      </w:pPr>
+      <w:r>
+        <w:t>В работе экспериментально определяется показатель адиабаты</w:t>
+      </w:r>
+      <w:r>
+        <w:t xml:space="preserve"> </w:t>
+      </w:r>
+      <m:oMath>
+        <m:r>
+          <m:rPr>
+            <m:sty m:val="p"/>
+          </m:rPr>
+          <w:rPr>
+            <w:rFonts w:ascii="Cambria Math" w:hAnsi="Cambria Math"/>
+          </w:rPr>
+          <m:t>γ</m:t>
+        </m:r>
+        <m:r>
+          <w:rPr>
+            <w:rFonts w:ascii="Cambria Math" w:hAnsi="Cambria Math"/>
+          </w:rPr>
+          <m:t>=</m:t>
+        </m:r>
+        <m:f>
+          <m:fPr>
+            <m:ctrlPr>
+              <w:rPr>
+                <w:rFonts w:ascii="Cambria Math" w:hAnsi="Cambria Math"/>
+              </w:rPr>
+            </m:ctrlPr>
+          </m:fPr>
+          <m:num>
+            <m:sSub>
+              <m:sSubPr>
+                <m:ctrlPr>
+                  <w:rPr>
+                    <w:rFonts w:ascii="Cambria Math" w:hAnsi="Cambria Math"/>
+                    <w:i/>
+                  </w:rPr>
+                </m:ctrlPr>
+              </m:sSubPr>
+              <m:e>
+                <m:r>
+                  <w:rPr>
+                    <w:rFonts w:ascii="Cambria Math" w:hAnsi="Cambria Math"/>
+                  </w:rPr>
+                  <m:t>C</m:t>
+                </m:r>
+              </m:e>
+              <m:sub>
+                <m:r>
+                  <w:rPr>
+                    <w:rFonts w:ascii="Cambria Math" w:hAnsi="Cambria Math"/>
+                  </w:rPr>
+                  <m:t>p</m:t>
+                </m:r>
+              </m:sub>
+            </m:sSub>
+            <m:ctrlPr>
+              <w:rPr>
+                <w:rFonts w:ascii="Cambria Math" w:hAnsi="Cambria Math"/>
+                <w:i/>
+              </w:rPr>
+            </m:ctrlPr>
+          </m:num>
+          <m:den>
+            <m:sSub>
+              <m:sSubPr>
+                <m:ctrlPr>
+                  <w:rPr>
+                    <w:rFonts w:ascii="Cambria Math" w:hAnsi="Cambria Math"/>
+                    <w:i/>
+                  </w:rPr>
+                </m:ctrlPr>
+              </m:sSubPr>
+              <m:e>
+                <m:r>
+                  <w:rPr>
+                    <w:rFonts w:ascii="Cambria Math" w:hAnsi="Cambria Math"/>
+                  </w:rPr>
+                  <m:t>C</m:t>
+                </m:r>
+              </m:e>
+              <m:sub>
+                <m:r>
+                  <w:rPr>
+                    <w:rFonts w:ascii="Cambria Math" w:hAnsi="Cambria Math"/>
+                  </w:rPr>
+                  <m:t>v</m:t>
+                </m:r>
+              </m:sub>
+            </m:sSub>
+            <m:ctrlPr>
+              <w:rPr>
+                <w:rFonts w:ascii="Cambria Math" w:hAnsi="Cambria Math"/>
+                <w:i/>
+              </w:rPr>
+            </m:ctrlPr>
+          </m:den>
+        </m:f>
+      </m:oMath>
+      <w:r>
+        <w:t xml:space="preserve"> для воздуха и углекислого газа методом измерения скорости звука. Измерения проводятся на двух установках: с изменяемой длиной трубы (при фиксированных частотах) и с термостатированной трубой фиксированной длины (при изменении температуры). Для каждого газа получены значения скорости звука и показателя адиабаты, выполнена оценка погрешностей. Для воздуха</w:t>
+      </w:r>
+      <m:oMath>
+        <m:r>
+          <m:rPr>
+            <m:sty m:val="p"/>
+          </m:rPr>
+          <w:rPr>
+            <w:rFonts w:ascii="Cambria Math" w:eastAsiaTheme="minorEastAsia" w:hAnsi="Cambria Math"/>
+          </w:rPr>
+          <m:t xml:space="preserve"> </m:t>
+        </m:r>
+        <m:r>
+          <w:rPr>
+            <w:rFonts w:ascii="Cambria Math" w:eastAsiaTheme="minorEastAsia" w:hAnsi="Cambria Math"/>
+          </w:rPr>
+          <m:t>γ=1.548</m:t>
+        </m:r>
+        <m:r>
+          <m:rPr>
+            <m:sty m:val="p"/>
+          </m:rPr>
+          <w:rPr>
+            <w:rFonts w:ascii="Cambria Math" w:eastAsiaTheme="minorEastAsia" w:hAnsi="Cambria Math"/>
+          </w:rPr>
+          <m:t>±</m:t>
+        </m:r>
+        <m:r>
+          <w:rPr>
+            <w:rFonts w:ascii="Cambria Math" w:eastAsiaTheme="minorEastAsia" w:hAnsi="Cambria Math"/>
+          </w:rPr>
+          <m:t>0.038</m:t>
+        </m:r>
+      </m:oMath>
+      <w:r>
+        <w:rPr>
+          <w:rFonts w:eastAsiaTheme="minorEastAsia"/>
+        </w:rPr>
+        <w:t xml:space="preserve">, для углекислого газа </w:t>
+      </w:r>
+      <m:oMath>
+        <m:r>
+          <w:rPr>
+            <w:rFonts w:ascii="Cambria Math" w:eastAsiaTheme="minorEastAsia" w:hAnsi="Cambria Math"/>
+          </w:rPr>
+          <m:t>γ=1.235</m:t>
+        </m:r>
+        <m:r>
+          <m:rPr>
+            <m:sty m:val="p"/>
+          </m:rPr>
+          <w:rPr>
+            <w:rFonts w:ascii="Cambria Math" w:eastAsiaTheme="minorEastAsia" w:hAnsi="Cambria Math"/>
+          </w:rPr>
+          <m:t>±</m:t>
+        </m:r>
+        <m:r>
+          <w:rPr>
+            <w:rFonts w:ascii="Cambria Math" w:eastAsiaTheme="minorEastAsia" w:hAnsi="Cambria Math"/>
+          </w:rPr>
+          <m:t>0.028</m:t>
+        </m:r>
+      </m:oMath>
+      <w:r>
+        <w:rPr>
+          <w:rFonts w:eastAsiaTheme="minorEastAsia"/>
+        </w:rPr>
+        <w:t xml:space="preserve">. </w:t>
+      </w:r>
+      <w:r>
+        <w:rPr>
+          <w:rFonts w:eastAsiaTheme="minorEastAsia"/>
+        </w:rPr>
+        <w:t>Исследована зависимость скорости звука от температуры</w:t>
+      </w:r>
+      <w:r>
+        <w:rPr>
+          <w:rFonts w:eastAsiaTheme="minorEastAsia"/>
+        </w:rPr>
+        <w:t xml:space="preserve"> </w:t>
+      </w:r>
+      <m:oMath>
+        <m:r>
+          <w:rPr>
+            <w:rFonts w:ascii="Cambria Math" w:eastAsiaTheme="minorEastAsia" w:hAnsi="Cambria Math"/>
+          </w:rPr>
+          <m:t>γ=1.388</m:t>
+        </m:r>
+        <m:r>
+          <m:rPr>
+            <m:sty m:val="p"/>
+          </m:rPr>
+          <w:rPr>
+            <w:rFonts w:ascii="Cambria Math" w:eastAsiaTheme="minorEastAsia" w:hAnsi="Cambria Math"/>
+          </w:rPr>
+          <m:t>±</m:t>
+        </m:r>
+        <m:r>
+          <w:rPr>
+            <w:rFonts w:ascii="Cambria Math" w:eastAsiaTheme="minorEastAsia" w:hAnsi="Cambria Math"/>
+          </w:rPr>
+          <m:t>0.034</m:t>
+        </m:r>
+      </m:oMath>
+      <w:r>
+        <w:rPr>
+          <w:rFonts w:eastAsiaTheme="minorEastAsia"/>
+        </w:rPr>
+        <w:t xml:space="preserve"> </w:t>
+      </w:r>
+      <w:r>
+        <w:rPr>
+          <w:rFonts w:eastAsiaTheme="minorEastAsia"/>
+        </w:rPr>
+        <w:t>Результаты сопоставлены с теоретическими значениями, обсуждены возможные источники систематических погрешностей.</w:t>
       </w:r>
     </w:p>
     <w:p>
@@ -1581,6 +1807,7 @@
         <w:rPr>
           <w:rFonts w:eastAsiaTheme="minorEastAsia"/>
         </w:rPr>
+        <w:lastRenderedPageBreak/>
         <w:t>Из 4 и 5 получим:</w:t>
       </w:r>
     </w:p>
@@ -2283,52 +2510,31 @@
         <w:rPr>
           <w:rFonts w:eastAsiaTheme="minorEastAsia"/>
         </w:rPr>
-        <w:lastRenderedPageBreak/>
         <w:t>Экспериментальная установка</w:t>
       </w:r>
     </w:p>
     <w:p>
       <w:pPr>
-        <w:jc w:val="center"/>
         <w:rPr>
           <w:noProof/>
         </w:rPr>
       </w:pPr>
       <w:r>
-        <w:t>В работе используются две установки (рис. 1, 2). Первая установка содержит раздвижную трубу с миллиметровой шкалой, наполняется газом</w:t>
-      </w:r>
-      <w:r>
-        <w:t xml:space="preserve"> </w:t>
-      </w:r>
-      <w:r>
-        <w:t>из газгольдера. Производятся измерения для разных газов: воздуха и углекислого газа. Вторая установка содержит теплоизолированную трубу,</w:t>
-      </w:r>
-      <w:r>
-        <w:t xml:space="preserve"> </w:t>
-      </w:r>
-      <w:r>
-        <w:t xml:space="preserve">которая нагревается водой из термостата. </w:t>
-      </w:r>
-      <w:r>
-        <w:t>И</w:t>
-      </w:r>
-      <w:r>
-        <w:t>змеряется зависимость скорости звука от температуры.</w:t>
-      </w:r>
-      <w:r>
         <w:rPr>
           <w:noProof/>
         </w:rPr>
-        <w:t xml:space="preserve"> </w:t>
-      </w:r>
-      <w:r>
-        <w:rPr>
-          <w:noProof/>
-        </w:rPr>
         <w:drawing>
-          <wp:inline distT="0" distB="0" distL="0" distR="0" wp14:anchorId="382F1C3E" wp14:editId="39DA5BC0">
-            <wp:extent cx="6390005" cy="3709670"/>
-            <wp:effectExtent l="0" t="0" r="0" b="5080"/>
+          <wp:anchor distT="0" distB="0" distL="114300" distR="114300" simplePos="0" relativeHeight="251658240" behindDoc="0" locked="0" layoutInCell="1" allowOverlap="1" wp14:anchorId="382F1C3E" wp14:editId="29B832A3">
+            <wp:simplePos x="0" y="0"/>
+            <wp:positionH relativeFrom="margin">
+              <wp:align>center</wp:align>
+            </wp:positionH>
+            <wp:positionV relativeFrom="page">
+              <wp:posOffset>4313111</wp:posOffset>
+            </wp:positionV>
+            <wp:extent cx="4086860" cy="2371725"/>
+            <wp:effectExtent l="0" t="0" r="8890" b="9525"/>
+            <wp:wrapTopAndBottom/>
             <wp:docPr id="1" name="Рисунок 1"/>
             <wp:cNvGraphicFramePr>
               <a:graphicFrameLocks xmlns:a="http://schemas.openxmlformats.org/drawingml/2006/main" noChangeAspect="1"/>
@@ -2341,7 +2547,13 @@
                     <pic:cNvPicPr/>
                   </pic:nvPicPr>
                   <pic:blipFill>
-                    <a:blip r:embed="rId5"/>
+                    <a:blip r:embed="rId5">
+                      <a:extLst>
+                        <a:ext uri="{28A0092B-C50C-407E-A947-70E740481C1C}">
+                          <a14:useLocalDpi xmlns:a14="http://schemas.microsoft.com/office/drawing/2010/main" val="0"/>
+                        </a:ext>
+                      </a:extLst>
+                    </a:blip>
                     <a:stretch>
                       <a:fillRect/>
                     </a:stretch>
@@ -2349,7 +2561,7 @@
                   <pic:spPr>
                     <a:xfrm>
                       <a:off x="0" y="0"/>
-                      <a:ext cx="6390005" cy="3709670"/>
+                      <a:ext cx="4086860" cy="2371725"/>
                     </a:xfrm>
                     <a:prstGeom prst="rect">
                       <a:avLst/>
@@ -2358,24 +2570,31 @@
                 </pic:pic>
               </a:graphicData>
             </a:graphic>
-          </wp:inline>
+            <wp14:sizeRelH relativeFrom="margin">
+              <wp14:pctWidth>0</wp14:pctWidth>
+            </wp14:sizeRelH>
+            <wp14:sizeRelV relativeFrom="margin">
+              <wp14:pctHeight>0</wp14:pctHeight>
+            </wp14:sizeRelV>
+          </wp:anchor>
         </w:drawing>
       </w:r>
-    </w:p>
-    <w:p>
-      <w:pPr>
+      <w:r>
         <w:rPr>
           <w:noProof/>
         </w:rPr>
-      </w:pPr>
-      <w:r>
-        <w:rPr>
-          <w:noProof/>
-        </w:rPr>
         <w:drawing>
-          <wp:inline distT="0" distB="0" distL="0" distR="0" wp14:anchorId="0ED4C049" wp14:editId="21F7A61F">
-            <wp:extent cx="6390005" cy="3930015"/>
-            <wp:effectExtent l="0" t="0" r="0" b="0"/>
+          <wp:anchor distT="0" distB="0" distL="114300" distR="114300" simplePos="0" relativeHeight="251659264" behindDoc="0" locked="0" layoutInCell="1" allowOverlap="1" wp14:anchorId="4C99A11B" wp14:editId="6D164B25">
+            <wp:simplePos x="0" y="0"/>
+            <wp:positionH relativeFrom="margin">
+              <wp:align>center</wp:align>
+            </wp:positionH>
+            <wp:positionV relativeFrom="paragraph">
+              <wp:posOffset>3923749</wp:posOffset>
+            </wp:positionV>
+            <wp:extent cx="3926840" cy="2414905"/>
+            <wp:effectExtent l="0" t="0" r="0" b="4445"/>
+            <wp:wrapTopAndBottom/>
             <wp:docPr id="2" name="Рисунок 2"/>
             <wp:cNvGraphicFramePr>
               <a:graphicFrameLocks xmlns:a="http://schemas.openxmlformats.org/drawingml/2006/main" noChangeAspect="1"/>
@@ -2388,7 +2607,13 @@
                     <pic:cNvPicPr/>
                   </pic:nvPicPr>
                   <pic:blipFill>
-                    <a:blip r:embed="rId6"/>
+                    <a:blip r:embed="rId6" cstate="print">
+                      <a:extLst>
+                        <a:ext uri="{28A0092B-C50C-407E-A947-70E740481C1C}">
+                          <a14:useLocalDpi xmlns:a14="http://schemas.microsoft.com/office/drawing/2010/main" val="0"/>
+                        </a:ext>
+                      </a:extLst>
+                    </a:blip>
                     <a:stretch>
                       <a:fillRect/>
                     </a:stretch>
@@ -2396,7 +2621,7 @@
                   <pic:spPr>
                     <a:xfrm>
                       <a:off x="0" y="0"/>
-                      <a:ext cx="6390005" cy="3930015"/>
+                      <a:ext cx="3926840" cy="2414905"/>
                     </a:xfrm>
                     <a:prstGeom prst="rect">
                       <a:avLst/>
@@ -2405,26 +2630,476 @@
                 </pic:pic>
               </a:graphicData>
             </a:graphic>
-          </wp:inline>
+            <wp14:sizeRelH relativeFrom="margin">
+              <wp14:pctWidth>0</wp14:pctWidth>
+            </wp14:sizeRelH>
+            <wp14:sizeRelV relativeFrom="margin">
+              <wp14:pctHeight>0</wp14:pctHeight>
+            </wp14:sizeRelV>
+          </wp:anchor>
         </w:drawing>
       </w:r>
+      <w:r>
+        <w:rPr>
+          <w:noProof/>
+        </w:rPr>
+        <mc:AlternateContent>
+          <mc:Choice Requires="wps">
+            <w:drawing>
+              <wp:anchor distT="0" distB="0" distL="114300" distR="114300" simplePos="0" relativeHeight="251661312" behindDoc="0" locked="0" layoutInCell="1" allowOverlap="1" wp14:anchorId="2B8F29D1" wp14:editId="099996B6">
+                <wp:simplePos x="0" y="0"/>
+                <wp:positionH relativeFrom="margin">
+                  <wp:posOffset>-1270</wp:posOffset>
+                </wp:positionH>
+                <wp:positionV relativeFrom="paragraph">
+                  <wp:posOffset>3595646</wp:posOffset>
+                </wp:positionV>
+                <wp:extent cx="6390005" cy="287655"/>
+                <wp:effectExtent l="0" t="0" r="0" b="0"/>
+                <wp:wrapTopAndBottom/>
+                <wp:docPr id="7" name="Надпись 7"/>
+                <wp:cNvGraphicFramePr/>
+                <a:graphic xmlns:a="http://schemas.openxmlformats.org/drawingml/2006/main">
+                  <a:graphicData uri="http://schemas.microsoft.com/office/word/2010/wordprocessingShape">
+                    <wps:wsp>
+                      <wps:cNvSpPr txBox="1"/>
+                      <wps:spPr>
+                        <a:xfrm>
+                          <a:off x="0" y="0"/>
+                          <a:ext cx="6390005" cy="287655"/>
+                        </a:xfrm>
+                        <a:prstGeom prst="rect">
+                          <a:avLst/>
+                        </a:prstGeom>
+                        <a:solidFill>
+                          <a:prstClr val="white"/>
+                        </a:solidFill>
+                        <a:ln>
+                          <a:noFill/>
+                        </a:ln>
+                      </wps:spPr>
+                      <wps:txbx>
+                        <w:txbxContent>
+                          <w:p>
+                            <w:pPr>
+                              <w:pStyle w:val="a9"/>
+                              <w:jc w:val="center"/>
+                              <w:rPr>
+                                <w:b/>
+                                <w:i w:val="0"/>
+                                <w:color w:val="auto"/>
+                                <w:sz w:val="36"/>
+                              </w:rPr>
+                            </w:pPr>
+                            <w:r>
+                              <w:rPr>
+                                <w:b/>
+                                <w:i w:val="0"/>
+                                <w:color w:val="auto"/>
+                                <w:sz w:val="22"/>
+                              </w:rPr>
+                              <w:t xml:space="preserve">Рисунок </w:t>
+                            </w:r>
+                            <w:r>
+                              <w:rPr>
+                                <w:b/>
+                                <w:i w:val="0"/>
+                                <w:color w:val="auto"/>
+                                <w:sz w:val="22"/>
+                              </w:rPr>
+                              <w:fldChar w:fldCharType="begin"/>
+                            </w:r>
+                            <w:r>
+                              <w:rPr>
+                                <w:b/>
+                                <w:i w:val="0"/>
+                                <w:color w:val="auto"/>
+                                <w:sz w:val="22"/>
+                              </w:rPr>
+                              <w:instrText xml:space="preserve"> SEQ Рисунок \* ARABIC </w:instrText>
+                            </w:r>
+                            <w:r>
+                              <w:rPr>
+                                <w:b/>
+                                <w:i w:val="0"/>
+                                <w:color w:val="auto"/>
+                                <w:sz w:val="22"/>
+                              </w:rPr>
+                              <w:fldChar w:fldCharType="separate"/>
+                            </w:r>
+                            <w:r>
+                              <w:rPr>
+                                <w:b/>
+                                <w:i w:val="0"/>
+                                <w:noProof/>
+                                <w:color w:val="auto"/>
+                                <w:sz w:val="22"/>
+                              </w:rPr>
+                              <w:t>1</w:t>
+                            </w:r>
+                            <w:r>
+                              <w:rPr>
+                                <w:b/>
+                                <w:i w:val="0"/>
+                                <w:color w:val="auto"/>
+                                <w:sz w:val="22"/>
+                              </w:rPr>
+                              <w:fldChar w:fldCharType="end"/>
+                            </w:r>
+                            <w:r>
+                              <w:rPr>
+                                <w:b/>
+                                <w:i w:val="0"/>
+                                <w:color w:val="auto"/>
+                                <w:sz w:val="22"/>
+                              </w:rPr>
+                              <w:t>: схема установки 1</w:t>
+                            </w:r>
+                          </w:p>
+                        </w:txbxContent>
+                      </wps:txbx>
+                      <wps:bodyPr rot="0" spcFirstLastPara="0" vertOverflow="overflow" horzOverflow="overflow" vert="horz" wrap="square" lIns="0" tIns="0" rIns="0" bIns="0" numCol="1" spcCol="0" rtlCol="0" fromWordArt="0" anchor="t" anchorCtr="0" forceAA="0" compatLnSpc="1">
+                        <a:prstTxWarp prst="textNoShape">
+                          <a:avLst/>
+                        </a:prstTxWarp>
+                        <a:spAutoFit/>
+                      </wps:bodyPr>
+                    </wps:wsp>
+                  </a:graphicData>
+                </a:graphic>
+              </wp:anchor>
+            </w:drawing>
+          </mc:Choice>
+          <mc:Fallback>
+            <w:pict>
+              <v:shapetype w14:anchorId="2B8F29D1" id="_x0000_t202" coordsize="21600,21600" o:spt="202" path="m,l,21600r21600,l21600,xe">
+                <v:stroke joinstyle="miter"/>
+                <v:path gradientshapeok="t" o:connecttype="rect"/>
+              </v:shapetype>
+              <v:shape id="Надпись 7" o:spid="_x0000_s1026" type="#_x0000_t202" style="position:absolute;left:0;text-align:left;margin-left:-.1pt;margin-top:283.1pt;width:503.15pt;height:22.65pt;z-index:251661312;visibility:visible;mso-wrap-style:square;mso-wrap-distance-left:9pt;mso-wrap-distance-top:0;mso-wrap-distance-right:9pt;mso-wrap-distance-bottom:0;mso-position-horizontal:absolute;mso-position-horizontal-relative:margin;mso-position-vertical:absolute;mso-position-vertical-relative:text;v-text-anchor:top" o:gfxdata="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" stroked="f">
+                <v:textbox style="mso-fit-shape-to-text:t" inset="0,0,0,0">
+                  <w:txbxContent>
+                    <w:p>
+                      <w:pPr>
+                        <w:pStyle w:val="a9"/>
+                        <w:jc w:val="center"/>
+                        <w:rPr>
+                          <w:b/>
+                          <w:i w:val="0"/>
+                          <w:color w:val="auto"/>
+                          <w:sz w:val="36"/>
+                        </w:rPr>
+                      </w:pPr>
+                      <w:r>
+                        <w:rPr>
+                          <w:b/>
+                          <w:i w:val="0"/>
+                          <w:color w:val="auto"/>
+                          <w:sz w:val="22"/>
+                        </w:rPr>
+                        <w:t xml:space="preserve">Рисунок </w:t>
+                      </w:r>
+                      <w:r>
+                        <w:rPr>
+                          <w:b/>
+                          <w:i w:val="0"/>
+                          <w:color w:val="auto"/>
+                          <w:sz w:val="22"/>
+                        </w:rPr>
+                        <w:fldChar w:fldCharType="begin"/>
+                      </w:r>
+                      <w:r>
+                        <w:rPr>
+                          <w:b/>
+                          <w:i w:val="0"/>
+                          <w:color w:val="auto"/>
+                          <w:sz w:val="22"/>
+                        </w:rPr>
+                        <w:instrText xml:space="preserve"> SEQ Рисунок \* ARABIC </w:instrText>
+                      </w:r>
+                      <w:r>
+                        <w:rPr>
+                          <w:b/>
+                          <w:i w:val="0"/>
+                          <w:color w:val="auto"/>
+                          <w:sz w:val="22"/>
+                        </w:rPr>
+                        <w:fldChar w:fldCharType="separate"/>
+                      </w:r>
+                      <w:r>
+                        <w:rPr>
+                          <w:b/>
+                          <w:i w:val="0"/>
+                          <w:noProof/>
+                          <w:color w:val="auto"/>
+                          <w:sz w:val="22"/>
+                        </w:rPr>
+                        <w:t>1</w:t>
+                      </w:r>
+                      <w:r>
+                        <w:rPr>
+                          <w:b/>
+                          <w:i w:val="0"/>
+                          <w:color w:val="auto"/>
+                          <w:sz w:val="22"/>
+                        </w:rPr>
+                        <w:fldChar w:fldCharType="end"/>
+                      </w:r>
+                      <w:r>
+                        <w:rPr>
+                          <w:b/>
+                          <w:i w:val="0"/>
+                          <w:color w:val="auto"/>
+                          <w:sz w:val="22"/>
+                        </w:rPr>
+                        <w:t>: схема установки 1</w:t>
+                      </w:r>
+                    </w:p>
+                  </w:txbxContent>
+                </v:textbox>
+                <w10:wrap type="topAndBottom" anchorx="margin"/>
+              </v:shape>
+            </w:pict>
+          </mc:Fallback>
+        </mc:AlternateContent>
+      </w:r>
+      <w:r>
+        <w:t>В работе используются две установки (рис. 1, 2). Первая установка содержит раздвижную трубу с миллиметровой шкалой, наполняется газом из газгольдера. Производятся измерения для разных газов: воздуха и углекислого газа. Вторая установка содержит теплоизолированную трубу, которая нагревается водой из термостата. Измеряется зависимость скорости звука от температуры.</w:t>
+      </w:r>
+      <w:r>
+        <w:rPr>
+          <w:noProof/>
+        </w:rPr>
+        <w:t xml:space="preserve"> </w:t>
+      </w:r>
     </w:p>
-    <w:p/>
     <w:p>
       <w:pPr>
-        <w:pStyle w:val="1"/>
-        <w:numPr>
-          <w:ilvl w:val="0"/>
-          <w:numId w:val="2"/>
-        </w:numPr>
+        <w:ind w:firstLine="0"/>
+        <w:rPr>
+          <w:noProof/>
+        </w:rPr>
       </w:pPr>
       <w:r>
-        <w:t>Обработка данных</w:t>
-      </w:r>
-    </w:p>
-    <w:p>
-      <w:bookmarkStart w:id="0" w:name="_GoBack"/>
-      <w:bookmarkEnd w:id="0"/>
+        <w:rPr>
+          <w:noProof/>
+        </w:rPr>
+        <mc:AlternateContent>
+          <mc:Choice Requires="wps">
+            <w:drawing>
+              <wp:anchor distT="0" distB="0" distL="114300" distR="114300" simplePos="0" relativeHeight="251663360" behindDoc="0" locked="0" layoutInCell="1" allowOverlap="1" wp14:anchorId="42D3161B" wp14:editId="2AABC5F7">
+                <wp:simplePos x="0" y="0"/>
+                <wp:positionH relativeFrom="margin">
+                  <wp:align>right</wp:align>
+                </wp:positionH>
+                <wp:positionV relativeFrom="paragraph">
+                  <wp:posOffset>5361820</wp:posOffset>
+                </wp:positionV>
+                <wp:extent cx="6390005" cy="635"/>
+                <wp:effectExtent l="0" t="0" r="0" b="0"/>
+                <wp:wrapSquare wrapText="bothSides"/>
+                <wp:docPr id="8" name="Надпись 8"/>
+                <wp:cNvGraphicFramePr/>
+                <a:graphic xmlns:a="http://schemas.openxmlformats.org/drawingml/2006/main">
+                  <a:graphicData uri="http://schemas.microsoft.com/office/word/2010/wordprocessingShape">
+                    <wps:wsp>
+                      <wps:cNvSpPr txBox="1"/>
+                      <wps:spPr>
+                        <a:xfrm>
+                          <a:off x="0" y="0"/>
+                          <a:ext cx="6390005" cy="635"/>
+                        </a:xfrm>
+                        <a:prstGeom prst="rect">
+                          <a:avLst/>
+                        </a:prstGeom>
+                        <a:solidFill>
+                          <a:prstClr val="white"/>
+                        </a:solidFill>
+                        <a:ln>
+                          <a:noFill/>
+                        </a:ln>
+                      </wps:spPr>
+                      <wps:txbx>
+                        <w:txbxContent>
+                          <w:p>
+                            <w:pPr>
+                              <w:pStyle w:val="a9"/>
+                              <w:jc w:val="center"/>
+                              <w:rPr>
+                                <w:b/>
+                                <w:i w:val="0"/>
+                                <w:color w:val="auto"/>
+                                <w:sz w:val="22"/>
+                              </w:rPr>
+                            </w:pPr>
+                            <w:r>
+                              <w:rPr>
+                                <w:b/>
+                                <w:i w:val="0"/>
+                                <w:color w:val="auto"/>
+                                <w:sz w:val="22"/>
+                              </w:rPr>
+                              <w:t xml:space="preserve">Рисунок </w:t>
+                            </w:r>
+                            <w:r>
+                              <w:rPr>
+                                <w:b/>
+                                <w:i w:val="0"/>
+                                <w:color w:val="auto"/>
+                                <w:sz w:val="22"/>
+                              </w:rPr>
+                              <w:fldChar w:fldCharType="begin"/>
+                            </w:r>
+                            <w:r>
+                              <w:rPr>
+                                <w:b/>
+                                <w:i w:val="0"/>
+                                <w:color w:val="auto"/>
+                                <w:sz w:val="22"/>
+                              </w:rPr>
+                              <w:instrText xml:space="preserve"> SEQ Рисунок \* ARABIC </w:instrText>
+                            </w:r>
+                            <w:r>
+                              <w:rPr>
+                                <w:b/>
+                                <w:i w:val="0"/>
+                                <w:color w:val="auto"/>
+                                <w:sz w:val="22"/>
+                              </w:rPr>
+                              <w:fldChar w:fldCharType="separate"/>
+                            </w:r>
+                            <w:r>
+                              <w:rPr>
+                                <w:b/>
+                                <w:i w:val="0"/>
+                                <w:noProof/>
+                                <w:color w:val="auto"/>
+                                <w:sz w:val="22"/>
+                              </w:rPr>
+                              <w:t>2</w:t>
+                            </w:r>
+                            <w:r>
+                              <w:rPr>
+                                <w:b/>
+                                <w:i w:val="0"/>
+                                <w:color w:val="auto"/>
+                                <w:sz w:val="22"/>
+                              </w:rPr>
+                              <w:fldChar w:fldCharType="end"/>
+                            </w:r>
+                            <w:r>
+                              <w:rPr>
+                                <w:b/>
+                                <w:i w:val="0"/>
+                                <w:color w:val="auto"/>
+                                <w:sz w:val="22"/>
+                              </w:rPr>
+                              <w:t>: схема установки 2</w:t>
+                            </w:r>
+                          </w:p>
+                        </w:txbxContent>
+                      </wps:txbx>
+                      <wps:bodyPr rot="0" spcFirstLastPara="0" vertOverflow="overflow" horzOverflow="overflow" vert="horz" wrap="square" lIns="0" tIns="0" rIns="0" bIns="0" numCol="1" spcCol="0" rtlCol="0" fromWordArt="0" anchor="t" anchorCtr="0" forceAA="0" compatLnSpc="1">
+                        <a:prstTxWarp prst="textNoShape">
+                          <a:avLst/>
+                        </a:prstTxWarp>
+                        <a:spAutoFit/>
+                      </wps:bodyPr>
+                    </wps:wsp>
+                  </a:graphicData>
+                </a:graphic>
+              </wp:anchor>
+            </w:drawing>
+          </mc:Choice>
+          <mc:Fallback>
+            <w:pict>
+              <v:shape w14:anchorId="42D3161B" id="Надпись 8" o:spid="_x0000_s1027" type="#_x0000_t202" style="position:absolute;left:0;text-align:left;margin-left:451.95pt;margin-top:422.2pt;width:503.15pt;height:.05pt;z-index:251663360;visibility:visible;mso-wrap-style:square;mso-wrap-distance-left:9pt;mso-wrap-distance-top:0;mso-wrap-distance-right:9pt;mso-wrap-distance-bottom:0;mso-position-horizontal:right;mso-position-horizontal-relative:margin;mso-position-vertical:absolute;mso-position-vertical-relative:text;v-text-anchor:top" o:gfxdata="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" stroked="f">
+                <v:textbox style="mso-fit-shape-to-text:t" inset="0,0,0,0">
+                  <w:txbxContent>
+                    <w:p>
+                      <w:pPr>
+                        <w:pStyle w:val="a9"/>
+                        <w:jc w:val="center"/>
+                        <w:rPr>
+                          <w:b/>
+                          <w:i w:val="0"/>
+                          <w:color w:val="auto"/>
+                          <w:sz w:val="22"/>
+                        </w:rPr>
+                      </w:pPr>
+                      <w:r>
+                        <w:rPr>
+                          <w:b/>
+                          <w:i w:val="0"/>
+                          <w:color w:val="auto"/>
+                          <w:sz w:val="22"/>
+                        </w:rPr>
+                        <w:t xml:space="preserve">Рисунок </w:t>
+                      </w:r>
+                      <w:r>
+                        <w:rPr>
+                          <w:b/>
+                          <w:i w:val="0"/>
+                          <w:color w:val="auto"/>
+                          <w:sz w:val="22"/>
+                        </w:rPr>
+                        <w:fldChar w:fldCharType="begin"/>
+                      </w:r>
+                      <w:r>
+                        <w:rPr>
+                          <w:b/>
+                          <w:i w:val="0"/>
+                          <w:color w:val="auto"/>
+                          <w:sz w:val="22"/>
+                        </w:rPr>
+                        <w:instrText xml:space="preserve"> SEQ Рисунок \* ARABIC </w:instrText>
+                      </w:r>
+                      <w:r>
+                        <w:rPr>
+                          <w:b/>
+                          <w:i w:val="0"/>
+                          <w:color w:val="auto"/>
+                          <w:sz w:val="22"/>
+                        </w:rPr>
+                        <w:fldChar w:fldCharType="separate"/>
+                      </w:r>
+                      <w:r>
+                        <w:rPr>
+                          <w:b/>
+                          <w:i w:val="0"/>
+                          <w:noProof/>
+                          <w:color w:val="auto"/>
+                          <w:sz w:val="22"/>
+                        </w:rPr>
+                        <w:t>2</w:t>
+                      </w:r>
+                      <w:r>
+                        <w:rPr>
+                          <w:b/>
+                          <w:i w:val="0"/>
+                          <w:color w:val="auto"/>
+                          <w:sz w:val="22"/>
+                        </w:rPr>
+                        <w:fldChar w:fldCharType="end"/>
+                      </w:r>
+                      <w:r>
+                        <w:rPr>
+                          <w:b/>
+                          <w:i w:val="0"/>
+                          <w:color w:val="auto"/>
+                          <w:sz w:val="22"/>
+                        </w:rPr>
+                        <w:t>: схема установки 2</w:t>
+                      </w:r>
+                    </w:p>
+                  </w:txbxContent>
+                </v:textbox>
+                <w10:wrap type="square" anchorx="margin"/>
+              </v:shape>
+            </w:pict>
+          </mc:Fallback>
+        </mc:AlternateContent>
+      </w:r>
     </w:p>
     <w:p>
       <w:pPr>
@@ -2435,9 +3110,6137 @@
         </w:numPr>
       </w:pPr>
       <w:r>
+        <w:lastRenderedPageBreak/>
+        <w:t>Обработка данных</w:t>
+      </w:r>
+    </w:p>
+    <w:p>
+      <w:pPr>
+        <w:rPr>
+          <w:rFonts w:eastAsiaTheme="minorEastAsia"/>
+        </w:rPr>
+      </w:pPr>
+      <w:r>
+        <w:t xml:space="preserve">Приборные погрешности: </w:t>
+      </w:r>
+      <m:oMath>
+        <m:r>
+          <w:rPr>
+            <w:rFonts w:ascii="Cambria Math" w:hAnsi="Cambria Math"/>
+          </w:rPr>
+          <m:t>Δ</m:t>
+        </m:r>
+        <m:r>
+          <m:rPr>
+            <m:sty m:val="p"/>
+          </m:rPr>
+          <w:rPr>
+            <w:rFonts w:ascii="Cambria Math" w:hAnsi="Cambria Math"/>
+          </w:rPr>
+          <m:t>T</m:t>
+        </m:r>
+        <m:r>
+          <w:rPr>
+            <w:rFonts w:ascii="Cambria Math" w:hAnsi="Cambria Math"/>
+          </w:rPr>
+          <m:t>=0.01 °C</m:t>
+        </m:r>
+      </m:oMath>
+      <w:r>
+        <w:rPr>
+          <w:rFonts w:eastAsiaTheme="minorEastAsia"/>
+        </w:rPr>
+        <w:t>;</w:t>
+      </w:r>
+      <w:r>
+        <w:rPr>
+          <w:rFonts w:eastAsiaTheme="minorEastAsia"/>
+        </w:rPr>
+        <w:t xml:space="preserve"> </w:t>
+      </w:r>
+      <w:r>
+        <w:rPr>
+          <w:rFonts w:eastAsiaTheme="minorEastAsia"/>
+        </w:rPr>
+        <w:t xml:space="preserve"> </w:t>
+      </w:r>
+      <m:oMath>
+        <m:r>
+          <w:rPr>
+            <w:rFonts w:ascii="Cambria Math" w:eastAsiaTheme="minorEastAsia" w:hAnsi="Cambria Math"/>
+            <w:lang w:val="en-US"/>
+          </w:rPr>
+          <m:t>Δf</m:t>
+        </m:r>
+        <m:r>
+          <w:rPr>
+            <w:rFonts w:ascii="Cambria Math" w:eastAsiaTheme="minorEastAsia" w:hAnsi="Cambria Math"/>
+          </w:rPr>
+          <m:t>=1 Гц</m:t>
+        </m:r>
+      </m:oMath>
+    </w:p>
+    <w:p>
+      <w:pPr>
+        <w:pStyle w:val="1"/>
+        <w:numPr>
+          <w:ilvl w:val="1"/>
+          <w:numId w:val="2"/>
+        </w:numPr>
+      </w:pPr>
+      <w:r>
+        <w:t>Измерения при постоянной температуре</w:t>
+      </w:r>
+    </w:p>
+    <w:p>
+      <w:pPr>
+        <w:ind w:left="709" w:firstLine="0"/>
+        <w:rPr>
+          <w:rFonts w:eastAsiaTheme="minorEastAsia"/>
+        </w:rPr>
+      </w:pPr>
+      <w:r>
+        <w:rPr>
+          <w:rFonts w:eastAsiaTheme="minorEastAsia"/>
+          <w:noProof/>
+        </w:rPr>
+        <w:drawing>
+          <wp:anchor distT="0" distB="0" distL="114300" distR="114300" simplePos="0" relativeHeight="251664384" behindDoc="0" locked="0" layoutInCell="1" allowOverlap="1" wp14:anchorId="6369B3A3" wp14:editId="3EB89E87">
+            <wp:simplePos x="0" y="0"/>
+            <wp:positionH relativeFrom="page">
+              <wp:align>center</wp:align>
+            </wp:positionH>
+            <wp:positionV relativeFrom="paragraph">
+              <wp:posOffset>4447743</wp:posOffset>
+            </wp:positionV>
+            <wp:extent cx="4586605" cy="3669030"/>
+            <wp:effectExtent l="0" t="0" r="4445" b="7620"/>
+            <wp:wrapTopAndBottom/>
+            <wp:docPr id="3" name="Рисунок 3"/>
+            <wp:cNvGraphicFramePr>
+              <a:graphicFrameLocks xmlns:a="http://schemas.openxmlformats.org/drawingml/2006/main" noChangeAspect="1"/>
+            </wp:cNvGraphicFramePr>
+            <a:graphic xmlns:a="http://schemas.openxmlformats.org/drawingml/2006/main">
+              <a:graphicData uri="http://schemas.openxmlformats.org/drawingml/2006/picture">
+                <pic:pic xmlns:pic="http://schemas.openxmlformats.org/drawingml/2006/picture">
+                  <pic:nvPicPr>
+                    <pic:cNvPr id="3" name="co2.png"/>
+                    <pic:cNvPicPr/>
+                  </pic:nvPicPr>
+                  <pic:blipFill>
+                    <a:blip r:embed="rId7">
+                      <a:extLst>
+                        <a:ext uri="{28A0092B-C50C-407E-A947-70E740481C1C}">
+                          <a14:useLocalDpi xmlns:a14="http://schemas.microsoft.com/office/drawing/2010/main" val="0"/>
+                        </a:ext>
+                      </a:extLst>
+                    </a:blip>
+                    <a:stretch>
+                      <a:fillRect/>
+                    </a:stretch>
+                  </pic:blipFill>
+                  <pic:spPr>
+                    <a:xfrm>
+                      <a:off x="0" y="0"/>
+                      <a:ext cx="4586605" cy="3669030"/>
+                    </a:xfrm>
+                    <a:prstGeom prst="rect">
+                      <a:avLst/>
+                    </a:prstGeom>
+                  </pic:spPr>
+                </pic:pic>
+              </a:graphicData>
+            </a:graphic>
+            <wp14:sizeRelH relativeFrom="margin">
+              <wp14:pctWidth>0</wp14:pctWidth>
+            </wp14:sizeRelH>
+            <wp14:sizeRelV relativeFrom="margin">
+              <wp14:pctHeight>0</wp14:pctHeight>
+            </wp14:sizeRelV>
+          </wp:anchor>
+        </w:drawing>
+      </w:r>
+      <w:r>
+        <w:rPr>
+          <w:rFonts w:eastAsiaTheme="minorEastAsia"/>
+          <w:noProof/>
+        </w:rPr>
+        <w:drawing>
+          <wp:anchor distT="0" distB="0" distL="114300" distR="114300" simplePos="0" relativeHeight="251665408" behindDoc="0" locked="0" layoutInCell="1" allowOverlap="1" wp14:anchorId="5944DF07" wp14:editId="60F20F72">
+            <wp:simplePos x="0" y="0"/>
+            <wp:positionH relativeFrom="page">
+              <wp:align>center</wp:align>
+            </wp:positionH>
+            <wp:positionV relativeFrom="paragraph">
+              <wp:posOffset>428266</wp:posOffset>
+            </wp:positionV>
+            <wp:extent cx="4690745" cy="3752215"/>
+            <wp:effectExtent l="0" t="0" r="0" b="635"/>
+            <wp:wrapTopAndBottom/>
+            <wp:docPr id="4" name="Рисунок 4"/>
+            <wp:cNvGraphicFramePr>
+              <a:graphicFrameLocks xmlns:a="http://schemas.openxmlformats.org/drawingml/2006/main" noChangeAspect="1"/>
+            </wp:cNvGraphicFramePr>
+            <a:graphic xmlns:a="http://schemas.openxmlformats.org/drawingml/2006/main">
+              <a:graphicData uri="http://schemas.openxmlformats.org/drawingml/2006/picture">
+                <pic:pic xmlns:pic="http://schemas.openxmlformats.org/drawingml/2006/picture">
+                  <pic:nvPicPr>
+                    <pic:cNvPr id="4" name="o2.png"/>
+                    <pic:cNvPicPr/>
+                  </pic:nvPicPr>
+                  <pic:blipFill>
+                    <a:blip r:embed="rId8">
+                      <a:extLst>
+                        <a:ext uri="{28A0092B-C50C-407E-A947-70E740481C1C}">
+                          <a14:useLocalDpi xmlns:a14="http://schemas.microsoft.com/office/drawing/2010/main" val="0"/>
+                        </a:ext>
+                      </a:extLst>
+                    </a:blip>
+                    <a:stretch>
+                      <a:fillRect/>
+                    </a:stretch>
+                  </pic:blipFill>
+                  <pic:spPr>
+                    <a:xfrm>
+                      <a:off x="0" y="0"/>
+                      <a:ext cx="4690745" cy="3752215"/>
+                    </a:xfrm>
+                    <a:prstGeom prst="rect">
+                      <a:avLst/>
+                    </a:prstGeom>
+                  </pic:spPr>
+                </pic:pic>
+              </a:graphicData>
+            </a:graphic>
+            <wp14:sizeRelH relativeFrom="margin">
+              <wp14:pctWidth>0</wp14:pctWidth>
+            </wp14:sizeRelH>
+            <wp14:sizeRelV relativeFrom="margin">
+              <wp14:pctHeight>0</wp14:pctHeight>
+            </wp14:sizeRelV>
+          </wp:anchor>
+        </w:drawing>
+      </w:r>
+      <w:r>
+        <w:rPr>
+          <w:noProof/>
+        </w:rPr>
+        <mc:AlternateContent>
+          <mc:Choice Requires="wps">
+            <w:drawing>
+              <wp:anchor distT="0" distB="0" distL="114300" distR="114300" simplePos="0" relativeHeight="251669504" behindDoc="0" locked="0" layoutInCell="1" allowOverlap="1" wp14:anchorId="0DA24765" wp14:editId="2B445834">
+                <wp:simplePos x="0" y="0"/>
+                <wp:positionH relativeFrom="page">
+                  <wp:align>center</wp:align>
+                </wp:positionH>
+                <wp:positionV relativeFrom="paragraph">
+                  <wp:posOffset>4209463</wp:posOffset>
+                </wp:positionV>
+                <wp:extent cx="4884420" cy="635"/>
+                <wp:effectExtent l="0" t="0" r="0" b="0"/>
+                <wp:wrapTopAndBottom/>
+                <wp:docPr id="10" name="Надпись 10"/>
+                <wp:cNvGraphicFramePr/>
+                <a:graphic xmlns:a="http://schemas.openxmlformats.org/drawingml/2006/main">
+                  <a:graphicData uri="http://schemas.microsoft.com/office/word/2010/wordprocessingShape">
+                    <wps:wsp>
+                      <wps:cNvSpPr txBox="1"/>
+                      <wps:spPr>
+                        <a:xfrm>
+                          <a:off x="0" y="0"/>
+                          <a:ext cx="4884420" cy="635"/>
+                        </a:xfrm>
+                        <a:prstGeom prst="rect">
+                          <a:avLst/>
+                        </a:prstGeom>
+                        <a:solidFill>
+                          <a:prstClr val="white"/>
+                        </a:solidFill>
+                        <a:ln>
+                          <a:noFill/>
+                        </a:ln>
+                      </wps:spPr>
+                      <wps:txbx>
+                        <w:txbxContent>
+                          <w:p>
+                            <w:pPr>
+                              <w:pStyle w:val="a9"/>
+                              <w:ind w:firstLine="0"/>
+                              <w:jc w:val="center"/>
+                              <w:rPr>
+                                <w:b/>
+                                <w:i w:val="0"/>
+                                <w:color w:val="auto"/>
+                                <w:sz w:val="22"/>
+                              </w:rPr>
+                            </w:pPr>
+                            <w:r>
+                              <w:rPr>
+                                <w:b/>
+                                <w:i w:val="0"/>
+                                <w:color w:val="auto"/>
+                                <w:sz w:val="22"/>
+                              </w:rPr>
+                              <w:t xml:space="preserve">Рисунок </w:t>
+                            </w:r>
+                            <w:r>
+                              <w:rPr>
+                                <w:b/>
+                                <w:i w:val="0"/>
+                                <w:color w:val="auto"/>
+                                <w:sz w:val="22"/>
+                              </w:rPr>
+                              <w:fldChar w:fldCharType="begin"/>
+                            </w:r>
+                            <w:r>
+                              <w:rPr>
+                                <w:b/>
+                                <w:i w:val="0"/>
+                                <w:color w:val="auto"/>
+                                <w:sz w:val="22"/>
+                              </w:rPr>
+                              <w:instrText xml:space="preserve"> SEQ Рисунок \* ARABIC </w:instrText>
+                            </w:r>
+                            <w:r>
+                              <w:rPr>
+                                <w:b/>
+                                <w:i w:val="0"/>
+                                <w:color w:val="auto"/>
+                                <w:sz w:val="22"/>
+                              </w:rPr>
+                              <w:fldChar w:fldCharType="separate"/>
+                            </w:r>
+                            <w:r>
+                              <w:rPr>
+                                <w:b/>
+                                <w:i w:val="0"/>
+                                <w:noProof/>
+                                <w:color w:val="auto"/>
+                                <w:sz w:val="22"/>
+                              </w:rPr>
+                              <w:t>3</w:t>
+                            </w:r>
+                            <w:r>
+                              <w:rPr>
+                                <w:b/>
+                                <w:i w:val="0"/>
+                                <w:color w:val="auto"/>
+                                <w:sz w:val="22"/>
+                              </w:rPr>
+                              <w:fldChar w:fldCharType="end"/>
+                            </w:r>
+                            <w:r>
+                              <w:rPr>
+                                <w:b/>
+                                <w:i w:val="0"/>
+                                <w:color w:val="auto"/>
+                                <w:sz w:val="22"/>
+                              </w:rPr>
+                              <w:t xml:space="preserve">: зависимость </w:t>
+                            </w:r>
+                            <w:proofErr w:type="spellStart"/>
+                            <w:r>
+                              <w:rPr>
+                                <w:b/>
+                                <w:i w:val="0"/>
+                                <w:color w:val="auto"/>
+                                <w:sz w:val="22"/>
+                              </w:rPr>
+                              <w:t>удлиннения</w:t>
+                            </w:r>
+                            <w:proofErr w:type="spellEnd"/>
+                            <w:r>
+                              <w:rPr>
+                                <w:b/>
+                                <w:i w:val="0"/>
+                                <w:color w:val="auto"/>
+                                <w:sz w:val="22"/>
+                              </w:rPr>
+                              <w:t xml:space="preserve"> трубы от номера резонанса (O2)</w:t>
+                            </w:r>
+                          </w:p>
+                        </w:txbxContent>
+                      </wps:txbx>
+                      <wps:bodyPr rot="0" spcFirstLastPara="0" vertOverflow="overflow" horzOverflow="overflow" vert="horz" wrap="square" lIns="0" tIns="0" rIns="0" bIns="0" numCol="1" spcCol="0" rtlCol="0" fromWordArt="0" anchor="t" anchorCtr="0" forceAA="0" compatLnSpc="1">
+                        <a:prstTxWarp prst="textNoShape">
+                          <a:avLst/>
+                        </a:prstTxWarp>
+                        <a:spAutoFit/>
+                      </wps:bodyPr>
+                    </wps:wsp>
+                  </a:graphicData>
+                </a:graphic>
+              </wp:anchor>
+            </w:drawing>
+          </mc:Choice>
+          <mc:Fallback>
+            <w:pict>
+              <v:shape w14:anchorId="0DA24765" id="Надпись 10" o:spid="_x0000_s1028" type="#_x0000_t202" style="position:absolute;left:0;text-align:left;margin-left:0;margin-top:331.45pt;width:384.6pt;height:.05pt;z-index:251669504;visibility:visible;mso-wrap-style:square;mso-wrap-distance-left:9pt;mso-wrap-distance-top:0;mso-wrap-distance-right:9pt;mso-wrap-distance-bottom:0;mso-position-horizontal:center;mso-position-horizontal-relative:page;mso-position-vertical:absolute;mso-position-vertical-relative:text;v-text-anchor:top" o:gfxdata="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" stroked="f">
+                <v:textbox style="mso-fit-shape-to-text:t" inset="0,0,0,0">
+                  <w:txbxContent>
+                    <w:p>
+                      <w:pPr>
+                        <w:pStyle w:val="a9"/>
+                        <w:ind w:firstLine="0"/>
+                        <w:jc w:val="center"/>
+                        <w:rPr>
+                          <w:b/>
+                          <w:i w:val="0"/>
+                          <w:color w:val="auto"/>
+                          <w:sz w:val="22"/>
+                        </w:rPr>
+                      </w:pPr>
+                      <w:r>
+                        <w:rPr>
+                          <w:b/>
+                          <w:i w:val="0"/>
+                          <w:color w:val="auto"/>
+                          <w:sz w:val="22"/>
+                        </w:rPr>
+                        <w:t xml:space="preserve">Рисунок </w:t>
+                      </w:r>
+                      <w:r>
+                        <w:rPr>
+                          <w:b/>
+                          <w:i w:val="0"/>
+                          <w:color w:val="auto"/>
+                          <w:sz w:val="22"/>
+                        </w:rPr>
+                        <w:fldChar w:fldCharType="begin"/>
+                      </w:r>
+                      <w:r>
+                        <w:rPr>
+                          <w:b/>
+                          <w:i w:val="0"/>
+                          <w:color w:val="auto"/>
+                          <w:sz w:val="22"/>
+                        </w:rPr>
+                        <w:instrText xml:space="preserve"> SEQ Рисунок \* ARABIC </w:instrText>
+                      </w:r>
+                      <w:r>
+                        <w:rPr>
+                          <w:b/>
+                          <w:i w:val="0"/>
+                          <w:color w:val="auto"/>
+                          <w:sz w:val="22"/>
+                        </w:rPr>
+                        <w:fldChar w:fldCharType="separate"/>
+                      </w:r>
+                      <w:r>
+                        <w:rPr>
+                          <w:b/>
+                          <w:i w:val="0"/>
+                          <w:noProof/>
+                          <w:color w:val="auto"/>
+                          <w:sz w:val="22"/>
+                        </w:rPr>
+                        <w:t>3</w:t>
+                      </w:r>
+                      <w:r>
+                        <w:rPr>
+                          <w:b/>
+                          <w:i w:val="0"/>
+                          <w:color w:val="auto"/>
+                          <w:sz w:val="22"/>
+                        </w:rPr>
+                        <w:fldChar w:fldCharType="end"/>
+                      </w:r>
+                      <w:r>
+                        <w:rPr>
+                          <w:b/>
+                          <w:i w:val="0"/>
+                          <w:color w:val="auto"/>
+                          <w:sz w:val="22"/>
+                        </w:rPr>
+                        <w:t xml:space="preserve">: зависимость </w:t>
+                      </w:r>
+                      <w:proofErr w:type="spellStart"/>
+                      <w:r>
+                        <w:rPr>
+                          <w:b/>
+                          <w:i w:val="0"/>
+                          <w:color w:val="auto"/>
+                          <w:sz w:val="22"/>
+                        </w:rPr>
+                        <w:t>удлиннения</w:t>
+                      </w:r>
+                      <w:proofErr w:type="spellEnd"/>
+                      <w:r>
+                        <w:rPr>
+                          <w:b/>
+                          <w:i w:val="0"/>
+                          <w:color w:val="auto"/>
+                          <w:sz w:val="22"/>
+                        </w:rPr>
+                        <w:t xml:space="preserve"> трубы от номера резонанса (O2)</w:t>
+                      </w:r>
+                    </w:p>
+                  </w:txbxContent>
+                </v:textbox>
+                <w10:wrap type="topAndBottom" anchorx="page"/>
+              </v:shape>
+            </w:pict>
+          </mc:Fallback>
+        </mc:AlternateContent>
+      </w:r>
+      <w:r>
+        <w:t xml:space="preserve">Длина трубы </w:t>
+      </w:r>
+      <m:oMath>
+        <m:r>
+          <w:rPr>
+            <w:rFonts w:ascii="Cambria Math" w:hAnsi="Cambria Math"/>
+          </w:rPr>
+          <m:t>L=</m:t>
+        </m:r>
+        <m:r>
+          <w:rPr>
+            <w:rFonts w:ascii="Cambria Math" w:eastAsiaTheme="minorEastAsia" w:hAnsi="Cambria Math"/>
+          </w:rPr>
+          <m:t>720</m:t>
+        </m:r>
+        <m:r>
+          <m:rPr>
+            <m:sty m:val="p"/>
+          </m:rPr>
+          <w:rPr>
+            <w:rFonts w:ascii="Cambria Math" w:eastAsiaTheme="minorEastAsia" w:hAnsi="Cambria Math"/>
+          </w:rPr>
+          <m:t>±</m:t>
+        </m:r>
+        <m:r>
+          <w:rPr>
+            <w:rFonts w:ascii="Cambria Math" w:eastAsiaTheme="minorEastAsia" w:hAnsi="Cambria Math"/>
+          </w:rPr>
+          <m:t>5</m:t>
+        </m:r>
+      </m:oMath>
+      <w:r>
+        <w:rPr>
+          <w:rFonts w:eastAsiaTheme="minorEastAsia"/>
+        </w:rPr>
+        <w:t xml:space="preserve"> </w:t>
+      </w:r>
+      <w:r>
+        <w:rPr>
+          <w:rFonts w:eastAsiaTheme="minorEastAsia"/>
+        </w:rPr>
+        <w:t xml:space="preserve">мм. Данные измерений представлены на </w:t>
+      </w:r>
+      <w:r>
+        <w:rPr>
+          <w:rFonts w:eastAsiaTheme="minorEastAsia"/>
+        </w:rPr>
+        <w:t>рис.</w:t>
+      </w:r>
+      <w:r>
+        <w:rPr>
+          <w:rFonts w:eastAsiaTheme="minorEastAsia"/>
+        </w:rPr>
+        <w:t xml:space="preserve"> </w:t>
+      </w:r>
+      <w:r>
+        <w:rPr>
+          <w:rFonts w:eastAsiaTheme="minorEastAsia"/>
+        </w:rPr>
+        <w:t>3-4</w:t>
+      </w:r>
+    </w:p>
+    <w:p>
+      <w:pPr>
+        <w:ind w:left="709" w:firstLine="0"/>
+        <w:jc w:val="center"/>
+        <w:rPr>
+          <w:rFonts w:eastAsiaTheme="minorEastAsia"/>
+        </w:rPr>
+      </w:pPr>
+      <w:r>
+        <w:rPr>
+          <w:noProof/>
+        </w:rPr>
+        <mc:AlternateContent>
+          <mc:Choice Requires="wps">
+            <w:drawing>
+              <wp:anchor distT="0" distB="0" distL="114300" distR="114300" simplePos="0" relativeHeight="251667456" behindDoc="0" locked="0" layoutInCell="1" allowOverlap="1" wp14:anchorId="4E3745F1" wp14:editId="7B9118F7">
+                <wp:simplePos x="0" y="0"/>
+                <wp:positionH relativeFrom="page">
+                  <wp:align>center</wp:align>
+                </wp:positionH>
+                <wp:positionV relativeFrom="paragraph">
+                  <wp:posOffset>7807960</wp:posOffset>
+                </wp:positionV>
+                <wp:extent cx="4916805" cy="635"/>
+                <wp:effectExtent l="0" t="0" r="0" b="0"/>
+                <wp:wrapSquare wrapText="bothSides"/>
+                <wp:docPr id="9" name="Надпись 9"/>
+                <wp:cNvGraphicFramePr/>
+                <a:graphic xmlns:a="http://schemas.openxmlformats.org/drawingml/2006/main">
+                  <a:graphicData uri="http://schemas.microsoft.com/office/word/2010/wordprocessingShape">
+                    <wps:wsp>
+                      <wps:cNvSpPr txBox="1"/>
+                      <wps:spPr>
+                        <a:xfrm>
+                          <a:off x="0" y="0"/>
+                          <a:ext cx="4916805" cy="635"/>
+                        </a:xfrm>
+                        <a:prstGeom prst="rect">
+                          <a:avLst/>
+                        </a:prstGeom>
+                        <a:solidFill>
+                          <a:prstClr val="white"/>
+                        </a:solidFill>
+                        <a:ln>
+                          <a:noFill/>
+                        </a:ln>
+                      </wps:spPr>
+                      <wps:txbx>
+                        <w:txbxContent>
+                          <w:p>
+                            <w:pPr>
+                              <w:pStyle w:val="a9"/>
+                              <w:jc w:val="center"/>
+                              <w:rPr>
+                                <w:b/>
+                                <w:i w:val="0"/>
+                                <w:color w:val="auto"/>
+                                <w:sz w:val="22"/>
+                              </w:rPr>
+                            </w:pPr>
+                            <w:r>
+                              <w:rPr>
+                                <w:b/>
+                                <w:i w:val="0"/>
+                                <w:color w:val="auto"/>
+                                <w:sz w:val="22"/>
+                              </w:rPr>
+                              <w:t xml:space="preserve">Рисунок </w:t>
+                            </w:r>
+                            <w:r>
+                              <w:rPr>
+                                <w:b/>
+                                <w:i w:val="0"/>
+                                <w:color w:val="auto"/>
+                                <w:sz w:val="22"/>
+                              </w:rPr>
+                              <w:fldChar w:fldCharType="begin"/>
+                            </w:r>
+                            <w:r>
+                              <w:rPr>
+                                <w:b/>
+                                <w:i w:val="0"/>
+                                <w:color w:val="auto"/>
+                                <w:sz w:val="22"/>
+                              </w:rPr>
+                              <w:instrText xml:space="preserve"> SEQ Рисунок \* ARABIC </w:instrText>
+                            </w:r>
+                            <w:r>
+                              <w:rPr>
+                                <w:b/>
+                                <w:i w:val="0"/>
+                                <w:color w:val="auto"/>
+                                <w:sz w:val="22"/>
+                              </w:rPr>
+                              <w:fldChar w:fldCharType="separate"/>
+                            </w:r>
+                            <w:r>
+                              <w:rPr>
+                                <w:b/>
+                                <w:i w:val="0"/>
+                                <w:noProof/>
+                                <w:color w:val="auto"/>
+                                <w:sz w:val="22"/>
+                              </w:rPr>
+                              <w:t>4</w:t>
+                            </w:r>
+                            <w:r>
+                              <w:rPr>
+                                <w:b/>
+                                <w:i w:val="0"/>
+                                <w:color w:val="auto"/>
+                                <w:sz w:val="22"/>
+                              </w:rPr>
+                              <w:fldChar w:fldCharType="end"/>
+                            </w:r>
+                            <w:r>
+                              <w:rPr>
+                                <w:b/>
+                                <w:i w:val="0"/>
+                                <w:color w:val="auto"/>
+                                <w:sz w:val="22"/>
+                              </w:rPr>
+                              <w:t>: зависимость удлинения трубы от номера резонанса (</w:t>
+                            </w:r>
+                            <w:r>
+                              <w:rPr>
+                                <w:b/>
+                                <w:i w:val="0"/>
+                                <w:color w:val="auto"/>
+                                <w:sz w:val="22"/>
+                                <w:lang w:val="en-US"/>
+                              </w:rPr>
+                              <w:t>C</w:t>
+                            </w:r>
+                            <w:r>
+                              <w:rPr>
+                                <w:b/>
+                                <w:i w:val="0"/>
+                                <w:color w:val="auto"/>
+                                <w:sz w:val="22"/>
+                              </w:rPr>
+                              <w:t>O2)</w:t>
+                            </w:r>
+                          </w:p>
+                        </w:txbxContent>
+                      </wps:txbx>
+                      <wps:bodyPr rot="0" spcFirstLastPara="0" vertOverflow="overflow" horzOverflow="overflow" vert="horz" wrap="square" lIns="0" tIns="0" rIns="0" bIns="0" numCol="1" spcCol="0" rtlCol="0" fromWordArt="0" anchor="t" anchorCtr="0" forceAA="0" compatLnSpc="1">
+                        <a:prstTxWarp prst="textNoShape">
+                          <a:avLst/>
+                        </a:prstTxWarp>
+                        <a:spAutoFit/>
+                      </wps:bodyPr>
+                    </wps:wsp>
+                  </a:graphicData>
+                </a:graphic>
+              </wp:anchor>
+            </w:drawing>
+          </mc:Choice>
+          <mc:Fallback>
+            <w:pict>
+              <v:shape w14:anchorId="4E3745F1" id="Надпись 9" o:spid="_x0000_s1029" type="#_x0000_t202" style="position:absolute;left:0;text-align:left;margin-left:0;margin-top:614.8pt;width:387.15pt;height:.05pt;z-index:251667456;visibility:visible;mso-wrap-style:square;mso-wrap-distance-left:9pt;mso-wrap-distance-top:0;mso-wrap-distance-right:9pt;mso-wrap-distance-bottom:0;mso-position-horizontal:center;mso-position-horizontal-relative:page;mso-position-vertical:absolute;mso-position-vertical-relative:text;v-text-anchor:top" o:gfxdata="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" stroked="f">
+                <v:textbox style="mso-fit-shape-to-text:t" inset="0,0,0,0">
+                  <w:txbxContent>
+                    <w:p>
+                      <w:pPr>
+                        <w:pStyle w:val="a9"/>
+                        <w:jc w:val="center"/>
+                        <w:rPr>
+                          <w:b/>
+                          <w:i w:val="0"/>
+                          <w:color w:val="auto"/>
+                          <w:sz w:val="22"/>
+                        </w:rPr>
+                      </w:pPr>
+                      <w:r>
+                        <w:rPr>
+                          <w:b/>
+                          <w:i w:val="0"/>
+                          <w:color w:val="auto"/>
+                          <w:sz w:val="22"/>
+                        </w:rPr>
+                        <w:t xml:space="preserve">Рисунок </w:t>
+                      </w:r>
+                      <w:r>
+                        <w:rPr>
+                          <w:b/>
+                          <w:i w:val="0"/>
+                          <w:color w:val="auto"/>
+                          <w:sz w:val="22"/>
+                        </w:rPr>
+                        <w:fldChar w:fldCharType="begin"/>
+                      </w:r>
+                      <w:r>
+                        <w:rPr>
+                          <w:b/>
+                          <w:i w:val="0"/>
+                          <w:color w:val="auto"/>
+                          <w:sz w:val="22"/>
+                        </w:rPr>
+                        <w:instrText xml:space="preserve"> SEQ Рисунок \* ARABIC </w:instrText>
+                      </w:r>
+                      <w:r>
+                        <w:rPr>
+                          <w:b/>
+                          <w:i w:val="0"/>
+                          <w:color w:val="auto"/>
+                          <w:sz w:val="22"/>
+                        </w:rPr>
+                        <w:fldChar w:fldCharType="separate"/>
+                      </w:r>
+                      <w:r>
+                        <w:rPr>
+                          <w:b/>
+                          <w:i w:val="0"/>
+                          <w:noProof/>
+                          <w:color w:val="auto"/>
+                          <w:sz w:val="22"/>
+                        </w:rPr>
+                        <w:t>4</w:t>
+                      </w:r>
+                      <w:r>
+                        <w:rPr>
+                          <w:b/>
+                          <w:i w:val="0"/>
+                          <w:color w:val="auto"/>
+                          <w:sz w:val="22"/>
+                        </w:rPr>
+                        <w:fldChar w:fldCharType="end"/>
+                      </w:r>
+                      <w:r>
+                        <w:rPr>
+                          <w:b/>
+                          <w:i w:val="0"/>
+                          <w:color w:val="auto"/>
+                          <w:sz w:val="22"/>
+                        </w:rPr>
+                        <w:t>: зависимость удлинения трубы от номера резонанса (</w:t>
+                      </w:r>
+                      <w:r>
+                        <w:rPr>
+                          <w:b/>
+                          <w:i w:val="0"/>
+                          <w:color w:val="auto"/>
+                          <w:sz w:val="22"/>
+                          <w:lang w:val="en-US"/>
+                        </w:rPr>
+                        <w:t>C</w:t>
+                      </w:r>
+                      <w:r>
+                        <w:rPr>
+                          <w:b/>
+                          <w:i w:val="0"/>
+                          <w:color w:val="auto"/>
+                          <w:sz w:val="22"/>
+                        </w:rPr>
+                        <w:t>O2)</w:t>
+                      </w:r>
+                    </w:p>
+                  </w:txbxContent>
+                </v:textbox>
+                <w10:wrap type="square" anchorx="page"/>
+              </v:shape>
+            </w:pict>
+          </mc:Fallback>
+        </mc:AlternateContent>
+      </w:r>
+    </w:p>
+    <w:p>
+      <w:pPr>
+        <w:rPr>
+          <w:rFonts w:eastAsiaTheme="minorEastAsia"/>
+        </w:rPr>
+      </w:pPr>
+      <w:r>
+        <w:rPr>
+          <w:rFonts w:eastAsiaTheme="minorEastAsia"/>
+        </w:rPr>
+        <w:lastRenderedPageBreak/>
+        <w:t>По данным графика рассчитае</w:t>
+      </w:r>
+      <w:r>
+        <w:rPr>
+          <w:rFonts w:eastAsiaTheme="minorEastAsia"/>
+        </w:rPr>
+        <w:t>м</w:t>
+      </w:r>
+      <w:r>
+        <w:rPr>
+          <w:rFonts w:eastAsiaTheme="minorEastAsia"/>
+        </w:rPr>
+        <w:t>:</w:t>
+      </w:r>
+    </w:p>
+    <w:tbl>
+      <w:tblPr>
+        <w:tblStyle w:val="a8"/>
+        <w:tblW w:w="0" w:type="auto"/>
+        <w:tblLook w:val="04A0" w:firstRow="1" w:lastRow="0" w:firstColumn="1" w:lastColumn="0" w:noHBand="0" w:noVBand="1"/>
+      </w:tblPr>
+      <w:tblGrid>
+        <w:gridCol w:w="1436"/>
+        <w:gridCol w:w="1436"/>
+        <w:gridCol w:w="1436"/>
+        <w:gridCol w:w="1436"/>
+        <w:gridCol w:w="1436"/>
+        <w:gridCol w:w="1436"/>
+        <w:gridCol w:w="1437"/>
+      </w:tblGrid>
+      <w:tr>
+        <w:tc>
+          <w:tcPr>
+            <w:tcW w:w="1436" w:type="dxa"/>
+          </w:tcPr>
+          <w:p>
+            <w:pPr>
+              <w:ind w:firstLine="0"/>
+              <w:jc w:val="center"/>
+              <w:rPr>
+                <w:rFonts w:eastAsiaTheme="minorEastAsia"/>
+                <w:lang w:val="en-US"/>
+              </w:rPr>
+            </w:pPr>
+            <m:oMathPara>
+              <m:oMath>
+                <m:r>
+                  <w:rPr>
+                    <w:rFonts w:ascii="Cambria Math" w:eastAsiaTheme="minorEastAsia" w:hAnsi="Cambria Math"/>
+                    <w:lang w:val="en-US"/>
+                  </w:rPr>
+                  <m:t>f, Гц</m:t>
+                </m:r>
+              </m:oMath>
+            </m:oMathPara>
+          </w:p>
+        </w:tc>
+        <w:tc>
+          <w:tcPr>
+            <w:tcW w:w="1436" w:type="dxa"/>
+          </w:tcPr>
+          <w:p>
+            <w:pPr>
+              <w:ind w:firstLine="0"/>
+              <w:jc w:val="center"/>
+              <w:rPr>
+                <w:rFonts w:eastAsiaTheme="minorEastAsia"/>
+              </w:rPr>
+            </w:pPr>
+            <m:oMathPara>
+              <m:oMath>
+                <m:r>
+                  <w:rPr>
+                    <w:rFonts w:ascii="Cambria Math" w:eastAsiaTheme="minorEastAsia" w:hAnsi="Cambria Math"/>
+                  </w:rPr>
+                  <m:t>a, мм</m:t>
+                </m:r>
+              </m:oMath>
+            </m:oMathPara>
+          </w:p>
+        </w:tc>
+        <w:tc>
+          <w:tcPr>
+            <w:tcW w:w="1436" w:type="dxa"/>
+          </w:tcPr>
+          <w:p>
+            <w:pPr>
+              <w:ind w:firstLine="0"/>
+              <w:jc w:val="center"/>
+              <w:rPr>
+                <w:rFonts w:eastAsiaTheme="minorEastAsia"/>
+              </w:rPr>
+            </w:pPr>
+            <m:oMathPara>
+              <m:oMath>
+                <m:sSub>
+                  <m:sSubPr>
+                    <m:ctrlPr>
+                      <w:rPr>
+                        <w:rFonts w:ascii="Cambria Math" w:eastAsiaTheme="minorEastAsia" w:hAnsi="Cambria Math"/>
+                        <w:lang w:val="en-US"/>
+                      </w:rPr>
+                    </m:ctrlPr>
+                  </m:sSubPr>
+                  <m:e>
+                    <m:r>
+                      <m:rPr>
+                        <m:sty m:val="p"/>
+                      </m:rPr>
+                      <w:rPr>
+                        <w:rFonts w:ascii="Cambria Math" w:eastAsiaTheme="minorEastAsia" w:hAnsi="Cambria Math"/>
+                        <w:lang w:val="en-US"/>
+                      </w:rPr>
+                      <m:t>σ</m:t>
+                    </m:r>
+                  </m:e>
+                  <m:sub>
+                    <m:r>
+                      <w:rPr>
+                        <w:rFonts w:ascii="Cambria Math" w:eastAsiaTheme="minorEastAsia" w:hAnsi="Cambria Math"/>
+                        <w:lang w:val="en-US"/>
+                      </w:rPr>
+                      <m:t>a</m:t>
+                    </m:r>
+                  </m:sub>
+                </m:sSub>
+                <m:r>
+                  <w:rPr>
+                    <w:rFonts w:ascii="Cambria Math" w:eastAsiaTheme="minorEastAsia" w:hAnsi="Cambria Math"/>
+                    <w:lang w:val="en-US"/>
+                  </w:rPr>
+                  <m:t>,</m:t>
+                </m:r>
+                <m:r>
+                  <w:rPr>
+                    <w:rFonts w:ascii="Cambria Math" w:eastAsiaTheme="minorEastAsia" w:hAnsi="Cambria Math"/>
+                  </w:rPr>
+                  <m:t>мм</m:t>
+                </m:r>
+              </m:oMath>
+            </m:oMathPara>
+          </w:p>
+        </w:tc>
+        <w:tc>
+          <w:tcPr>
+            <w:tcW w:w="1436" w:type="dxa"/>
+          </w:tcPr>
+          <w:p>
+            <w:pPr>
+              <w:ind w:firstLine="0"/>
+              <w:jc w:val="center"/>
+              <w:rPr>
+                <w:rFonts w:eastAsiaTheme="minorEastAsia"/>
+              </w:rPr>
+            </w:pPr>
+            <m:oMathPara>
+              <m:oMath>
+                <m:r>
+                  <m:rPr>
+                    <m:sty m:val="p"/>
+                  </m:rPr>
+                  <w:rPr>
+                    <w:rFonts w:ascii="Cambria Math" w:eastAsiaTheme="minorEastAsia" w:hAnsi="Cambria Math"/>
+                  </w:rPr>
+                  <m:t>λ</m:t>
+                </m:r>
+                <m:r>
+                  <w:rPr>
+                    <w:rFonts w:ascii="Cambria Math" w:eastAsiaTheme="minorEastAsia" w:hAnsi="Cambria Math"/>
+                    <w:lang w:val="en-US"/>
+                  </w:rPr>
+                  <m:t xml:space="preserve">, </m:t>
+                </m:r>
+                <m:r>
+                  <w:rPr>
+                    <w:rFonts w:ascii="Cambria Math" w:eastAsiaTheme="minorEastAsia" w:hAnsi="Cambria Math"/>
+                  </w:rPr>
+                  <m:t>мм</m:t>
+                </m:r>
+              </m:oMath>
+            </m:oMathPara>
+          </w:p>
+        </w:tc>
+        <w:tc>
+          <w:tcPr>
+            <w:tcW w:w="1436" w:type="dxa"/>
+          </w:tcPr>
+          <w:p>
+            <w:pPr>
+              <w:ind w:firstLine="0"/>
+              <w:jc w:val="center"/>
+              <w:rPr>
+                <w:rFonts w:eastAsiaTheme="minorEastAsia"/>
+                <w:lang w:val="en-US"/>
+              </w:rPr>
+            </w:pPr>
+            <m:oMathPara>
+              <m:oMath>
+                <m:sSub>
+                  <m:sSubPr>
+                    <m:ctrlPr>
+                      <w:rPr>
+                        <w:rFonts w:ascii="Cambria Math" w:eastAsiaTheme="minorEastAsia" w:hAnsi="Cambria Math"/>
+                        <w:i/>
+                        <w:lang w:val="en-US"/>
+                      </w:rPr>
+                    </m:ctrlPr>
+                  </m:sSubPr>
+                  <m:e>
+                    <m:r>
+                      <m:rPr>
+                        <m:sty m:val="p"/>
+                      </m:rPr>
+                      <w:rPr>
+                        <w:rFonts w:ascii="Cambria Math" w:eastAsiaTheme="minorEastAsia" w:hAnsi="Cambria Math"/>
+                        <w:lang w:val="en-US"/>
+                      </w:rPr>
+                      <m:t>σ</m:t>
+                    </m:r>
+                    <m:ctrlPr>
+                      <w:rPr>
+                        <w:rFonts w:ascii="Cambria Math" w:eastAsiaTheme="minorEastAsia" w:hAnsi="Cambria Math"/>
+                        <w:lang w:val="en-US"/>
+                      </w:rPr>
+                    </m:ctrlPr>
+                  </m:e>
+                  <m:sub>
+                    <m:r>
+                      <m:rPr>
+                        <m:sty m:val="p"/>
+                      </m:rPr>
+                      <w:rPr>
+                        <w:rFonts w:ascii="Cambria Math" w:eastAsiaTheme="minorEastAsia" w:hAnsi="Cambria Math"/>
+                      </w:rPr>
+                      <m:t>λ</m:t>
+                    </m:r>
+                  </m:sub>
+                </m:sSub>
+                <m:r>
+                  <w:rPr>
+                    <w:rFonts w:ascii="Cambria Math" w:eastAsiaTheme="minorEastAsia" w:hAnsi="Cambria Math"/>
+                  </w:rPr>
+                  <m:t>,мм</m:t>
+                </m:r>
+              </m:oMath>
+            </m:oMathPara>
+          </w:p>
+        </w:tc>
+        <w:tc>
+          <w:tcPr>
+            <w:tcW w:w="1436" w:type="dxa"/>
+          </w:tcPr>
+          <w:p>
+            <w:pPr>
+              <w:ind w:firstLine="0"/>
+              <w:jc w:val="center"/>
+              <w:rPr>
+                <w:rFonts w:eastAsiaTheme="minorEastAsia"/>
+              </w:rPr>
+            </w:pPr>
+            <m:oMathPara>
+              <m:oMath>
+                <m:r>
+                  <w:rPr>
+                    <w:rFonts w:ascii="Cambria Math" w:eastAsiaTheme="minorEastAsia" w:hAnsi="Cambria Math"/>
+                    <w:lang w:val="en-US"/>
+                  </w:rPr>
+                  <m:t xml:space="preserve">c, </m:t>
+                </m:r>
+                <m:r>
+                  <w:rPr>
+                    <w:rFonts w:ascii="Cambria Math" w:eastAsiaTheme="minorEastAsia" w:hAnsi="Cambria Math"/>
+                  </w:rPr>
+                  <m:t>м</m:t>
+                </m:r>
+                <m:r>
+                  <m:rPr>
+                    <m:lit/>
+                  </m:rPr>
+                  <w:rPr>
+                    <w:rFonts w:ascii="Cambria Math" w:eastAsiaTheme="minorEastAsia" w:hAnsi="Cambria Math"/>
+                  </w:rPr>
+                  <m:t>/</m:t>
+                </m:r>
+                <m:r>
+                  <w:rPr>
+                    <w:rFonts w:ascii="Cambria Math" w:eastAsiaTheme="minorEastAsia" w:hAnsi="Cambria Math"/>
+                  </w:rPr>
+                  <m:t>с</m:t>
+                </m:r>
+              </m:oMath>
+            </m:oMathPara>
+          </w:p>
+        </w:tc>
+        <w:tc>
+          <w:tcPr>
+            <w:tcW w:w="1437" w:type="dxa"/>
+          </w:tcPr>
+          <w:p>
+            <w:pPr>
+              <w:ind w:firstLine="0"/>
+              <w:jc w:val="center"/>
+              <w:rPr>
+                <w:rFonts w:eastAsiaTheme="minorEastAsia"/>
+                <w:lang w:val="en-US"/>
+              </w:rPr>
+            </w:pPr>
+            <m:oMathPara>
+              <m:oMath>
+                <m:sSub>
+                  <m:sSubPr>
+                    <m:ctrlPr>
+                      <w:rPr>
+                        <w:rFonts w:ascii="Cambria Math" w:eastAsiaTheme="minorEastAsia" w:hAnsi="Cambria Math"/>
+                        <w:i/>
+                        <w:lang w:val="en-US"/>
+                      </w:rPr>
+                    </m:ctrlPr>
+                  </m:sSubPr>
+                  <m:e>
+                    <m:r>
+                      <m:rPr>
+                        <m:sty m:val="p"/>
+                      </m:rPr>
+                      <w:rPr>
+                        <w:rFonts w:ascii="Cambria Math" w:eastAsiaTheme="minorEastAsia" w:hAnsi="Cambria Math"/>
+                        <w:lang w:val="en-US"/>
+                      </w:rPr>
+                      <m:t>σ</m:t>
+                    </m:r>
+                    <m:ctrlPr>
+                      <w:rPr>
+                        <w:rFonts w:ascii="Cambria Math" w:eastAsiaTheme="minorEastAsia" w:hAnsi="Cambria Math"/>
+                        <w:lang w:val="en-US"/>
+                      </w:rPr>
+                    </m:ctrlPr>
+                  </m:e>
+                  <m:sub>
+                    <m:r>
+                      <w:rPr>
+                        <w:rFonts w:ascii="Cambria Math" w:eastAsiaTheme="minorEastAsia" w:hAnsi="Cambria Math"/>
+                        <w:lang w:val="en-US"/>
+                      </w:rPr>
+                      <m:t>c</m:t>
+                    </m:r>
+                  </m:sub>
+                </m:sSub>
+                <m:r>
+                  <w:rPr>
+                    <w:rFonts w:ascii="Cambria Math" w:eastAsiaTheme="minorEastAsia" w:hAnsi="Cambria Math"/>
+                    <w:lang w:val="en-US"/>
+                  </w:rPr>
+                  <m:t>,м</m:t>
+                </m:r>
+                <m:r>
+                  <m:rPr>
+                    <m:lit/>
+                  </m:rPr>
+                  <w:rPr>
+                    <w:rFonts w:ascii="Cambria Math" w:eastAsiaTheme="minorEastAsia" w:hAnsi="Cambria Math"/>
+                    <w:lang w:val="en-US"/>
+                  </w:rPr>
+                  <m:t>/</m:t>
+                </m:r>
+                <m:r>
+                  <w:rPr>
+                    <w:rFonts w:ascii="Cambria Math" w:eastAsiaTheme="minorEastAsia" w:hAnsi="Cambria Math"/>
+                    <w:lang w:val="en-US"/>
+                  </w:rPr>
+                  <m:t>с</m:t>
+                </m:r>
+              </m:oMath>
+            </m:oMathPara>
+          </w:p>
+        </w:tc>
+      </w:tr>
+      <w:tr>
+        <w:tc>
+          <w:tcPr>
+            <w:tcW w:w="1436" w:type="dxa"/>
+          </w:tcPr>
+          <w:p>
+            <w:pPr>
+              <w:ind w:firstLine="0"/>
+              <w:jc w:val="center"/>
+              <w:rPr>
+                <w:rFonts w:eastAsiaTheme="minorEastAsia"/>
+                <w:lang w:val="en-US"/>
+              </w:rPr>
+            </w:pPr>
+            <w:r>
+              <w:rPr>
+                <w:rFonts w:eastAsiaTheme="minorEastAsia"/>
+                <w:lang w:val="en-US"/>
+              </w:rPr>
+              <w:t>2000</w:t>
+            </w:r>
+          </w:p>
+        </w:tc>
+        <w:tc>
+          <w:tcPr>
+            <w:tcW w:w="1436" w:type="dxa"/>
+          </w:tcPr>
+          <w:p>
+            <w:pPr>
+              <w:ind w:firstLine="0"/>
+              <w:jc w:val="center"/>
+              <w:rPr>
+                <w:rFonts w:eastAsiaTheme="minorEastAsia"/>
+                <w:lang w:val="en-US"/>
+              </w:rPr>
+            </w:pPr>
+            <w:r>
+              <w:rPr>
+                <w:rFonts w:eastAsiaTheme="minorEastAsia"/>
+              </w:rPr>
+              <w:t>86</w:t>
+            </w:r>
+            <w:r>
+              <w:rPr>
+                <w:rFonts w:eastAsiaTheme="minorEastAsia"/>
+                <w:lang w:val="en-US"/>
+              </w:rPr>
+              <w:t>.00</w:t>
+            </w:r>
+          </w:p>
+        </w:tc>
+        <w:tc>
+          <w:tcPr>
+            <w:tcW w:w="1436" w:type="dxa"/>
+          </w:tcPr>
+          <w:p>
+            <w:pPr>
+              <w:ind w:firstLine="0"/>
+              <w:jc w:val="center"/>
+              <w:rPr>
+                <w:rFonts w:eastAsiaTheme="minorEastAsia"/>
+              </w:rPr>
+            </w:pPr>
+            <w:r>
+              <w:rPr>
+                <w:rFonts w:eastAsiaTheme="minorEastAsia"/>
+              </w:rPr>
+              <w:t>1.41</w:t>
+            </w:r>
+          </w:p>
+        </w:tc>
+        <w:tc>
+          <w:tcPr>
+            <w:tcW w:w="1436" w:type="dxa"/>
+          </w:tcPr>
+          <w:p>
+            <w:pPr>
+              <w:ind w:firstLine="0"/>
+              <w:jc w:val="center"/>
+              <w:rPr>
+                <w:rFonts w:eastAsiaTheme="minorEastAsia"/>
+                <w:lang w:val="en-US"/>
+              </w:rPr>
+            </w:pPr>
+            <w:r>
+              <w:rPr>
+                <w:rFonts w:eastAsiaTheme="minorEastAsia"/>
+              </w:rPr>
+              <w:t>172</w:t>
+            </w:r>
+            <w:r>
+              <w:rPr>
+                <w:rFonts w:eastAsiaTheme="minorEastAsia"/>
+                <w:lang w:val="en-US"/>
+              </w:rPr>
+              <w:t>.00</w:t>
+            </w:r>
+          </w:p>
+        </w:tc>
+        <w:tc>
+          <w:tcPr>
+            <w:tcW w:w="1436" w:type="dxa"/>
+          </w:tcPr>
+          <w:p>
+            <w:pPr>
+              <w:ind w:firstLine="0"/>
+              <w:jc w:val="center"/>
+              <w:rPr>
+                <w:rFonts w:eastAsiaTheme="minorEastAsia"/>
+                <w:lang w:val="en-US"/>
+              </w:rPr>
+            </w:pPr>
+            <w:r>
+              <w:rPr>
+                <w:rFonts w:eastAsiaTheme="minorEastAsia"/>
+              </w:rPr>
+              <w:t>2.8</w:t>
+            </w:r>
+            <w:r>
+              <w:rPr>
+                <w:rFonts w:eastAsiaTheme="minorEastAsia"/>
+                <w:lang w:val="en-US"/>
+              </w:rPr>
+              <w:t>3</w:t>
+            </w:r>
+          </w:p>
+        </w:tc>
+        <w:tc>
+          <w:tcPr>
+            <w:tcW w:w="1436" w:type="dxa"/>
+          </w:tcPr>
+          <w:p>
+            <w:pPr>
+              <w:ind w:firstLine="0"/>
+              <w:jc w:val="center"/>
+              <w:rPr>
+                <w:rFonts w:eastAsiaTheme="minorEastAsia"/>
+                <w:lang w:val="en-US"/>
+              </w:rPr>
+            </w:pPr>
+            <w:r>
+              <w:rPr>
+                <w:rFonts w:eastAsiaTheme="minorEastAsia"/>
+                <w:lang w:val="en-US"/>
+              </w:rPr>
+              <w:t>344</w:t>
+            </w:r>
+            <w:r>
+              <w:rPr>
+                <w:rFonts w:eastAsiaTheme="minorEastAsia"/>
+                <w:lang w:val="en-US"/>
+              </w:rPr>
+              <w:t>.0</w:t>
+            </w:r>
+          </w:p>
+        </w:tc>
+        <w:tc>
+          <w:tcPr>
+            <w:tcW w:w="1437" w:type="dxa"/>
+          </w:tcPr>
+          <w:p>
+            <w:pPr>
+              <w:ind w:firstLine="0"/>
+              <w:jc w:val="center"/>
+              <w:rPr>
+                <w:rFonts w:eastAsiaTheme="minorEastAsia"/>
+                <w:lang w:val="en-US"/>
+              </w:rPr>
+            </w:pPr>
+            <w:r>
+              <w:rPr>
+                <w:rFonts w:eastAsiaTheme="minorEastAsia"/>
+                <w:lang w:val="en-US"/>
+              </w:rPr>
+              <w:t>5.7</w:t>
+            </w:r>
+          </w:p>
+        </w:tc>
+      </w:tr>
+      <w:tr>
+        <w:tc>
+          <w:tcPr>
+            <w:tcW w:w="1436" w:type="dxa"/>
+          </w:tcPr>
+          <w:p>
+            <w:pPr>
+              <w:ind w:firstLine="0"/>
+              <w:jc w:val="center"/>
+              <w:rPr>
+                <w:rFonts w:eastAsiaTheme="minorEastAsia"/>
+                <w:lang w:val="en-US"/>
+              </w:rPr>
+            </w:pPr>
+            <w:r>
+              <w:rPr>
+                <w:rFonts w:eastAsiaTheme="minorEastAsia"/>
+                <w:lang w:val="en-US"/>
+              </w:rPr>
+              <w:t>2500</w:t>
+            </w:r>
+          </w:p>
+        </w:tc>
+        <w:tc>
+          <w:tcPr>
+            <w:tcW w:w="1436" w:type="dxa"/>
+          </w:tcPr>
+          <w:p>
+            <w:pPr>
+              <w:ind w:firstLine="0"/>
+              <w:jc w:val="center"/>
+              <w:rPr>
+                <w:rFonts w:eastAsiaTheme="minorEastAsia"/>
+                <w:lang w:val="en-US"/>
+              </w:rPr>
+            </w:pPr>
+            <w:r>
+              <w:rPr>
+                <w:rFonts w:eastAsiaTheme="minorEastAsia"/>
+                <w:lang w:val="en-US"/>
+              </w:rPr>
+              <w:t>69.5</w:t>
+            </w:r>
+            <w:r>
+              <w:rPr>
+                <w:rFonts w:eastAsiaTheme="minorEastAsia"/>
+                <w:lang w:val="en-US"/>
+              </w:rPr>
+              <w:t>0</w:t>
+            </w:r>
+          </w:p>
+        </w:tc>
+        <w:tc>
+          <w:tcPr>
+            <w:tcW w:w="1436" w:type="dxa"/>
+          </w:tcPr>
+          <w:p>
+            <w:pPr>
+              <w:ind w:firstLine="0"/>
+              <w:jc w:val="center"/>
+              <w:rPr>
+                <w:rFonts w:eastAsiaTheme="minorEastAsia"/>
+              </w:rPr>
+            </w:pPr>
+            <w:r>
+              <w:rPr>
+                <w:rFonts w:eastAsiaTheme="minorEastAsia"/>
+              </w:rPr>
+              <w:t>1.41</w:t>
+            </w:r>
+          </w:p>
+        </w:tc>
+        <w:tc>
+          <w:tcPr>
+            <w:tcW w:w="1436" w:type="dxa"/>
+          </w:tcPr>
+          <w:p>
+            <w:pPr>
+              <w:ind w:firstLine="0"/>
+              <w:jc w:val="center"/>
+              <w:rPr>
+                <w:rFonts w:eastAsiaTheme="minorEastAsia"/>
+                <w:lang w:val="en-US"/>
+              </w:rPr>
+            </w:pPr>
+            <w:r>
+              <w:rPr>
+                <w:rFonts w:eastAsiaTheme="minorEastAsia"/>
+                <w:lang w:val="en-US"/>
+              </w:rPr>
+              <w:t>139</w:t>
+            </w:r>
+            <w:r>
+              <w:rPr>
+                <w:rFonts w:eastAsiaTheme="minorEastAsia"/>
+                <w:lang w:val="en-US"/>
+              </w:rPr>
+              <w:t>.00</w:t>
+            </w:r>
+          </w:p>
+        </w:tc>
+        <w:tc>
+          <w:tcPr>
+            <w:tcW w:w="1436" w:type="dxa"/>
+          </w:tcPr>
+          <w:p>
+            <w:pPr>
+              <w:ind w:firstLine="0"/>
+              <w:jc w:val="center"/>
+              <w:rPr>
+                <w:rFonts w:eastAsiaTheme="minorEastAsia"/>
+                <w:lang w:val="en-US"/>
+              </w:rPr>
+            </w:pPr>
+            <w:r>
+              <w:rPr>
+                <w:rFonts w:eastAsiaTheme="minorEastAsia"/>
+              </w:rPr>
+              <w:t>2.8</w:t>
+            </w:r>
+            <w:r>
+              <w:rPr>
+                <w:rFonts w:eastAsiaTheme="minorEastAsia"/>
+                <w:lang w:val="en-US"/>
+              </w:rPr>
+              <w:t>3</w:t>
+            </w:r>
+          </w:p>
+        </w:tc>
+        <w:tc>
+          <w:tcPr>
+            <w:tcW w:w="1436" w:type="dxa"/>
+          </w:tcPr>
+          <w:p>
+            <w:pPr>
+              <w:ind w:firstLine="0"/>
+              <w:jc w:val="center"/>
+              <w:rPr>
+                <w:rFonts w:eastAsiaTheme="minorEastAsia"/>
+                <w:lang w:val="en-US"/>
+              </w:rPr>
+            </w:pPr>
+            <w:r>
+              <w:rPr>
+                <w:rFonts w:eastAsiaTheme="minorEastAsia"/>
+                <w:lang w:val="en-US"/>
+              </w:rPr>
+              <w:t>347.5</w:t>
+            </w:r>
+          </w:p>
+        </w:tc>
+        <w:tc>
+          <w:tcPr>
+            <w:tcW w:w="1437" w:type="dxa"/>
+          </w:tcPr>
+          <w:p>
+            <w:pPr>
+              <w:ind w:firstLine="0"/>
+              <w:jc w:val="center"/>
+              <w:rPr>
+                <w:rFonts w:eastAsiaTheme="minorEastAsia"/>
+                <w:lang w:val="en-US"/>
+              </w:rPr>
+            </w:pPr>
+            <w:r>
+              <w:rPr>
+                <w:rFonts w:eastAsiaTheme="minorEastAsia"/>
+                <w:lang w:val="en-US"/>
+              </w:rPr>
+              <w:t>7.1</w:t>
+            </w:r>
+          </w:p>
+        </w:tc>
+      </w:tr>
+      <w:tr>
+        <w:tc>
+          <w:tcPr>
+            <w:tcW w:w="1436" w:type="dxa"/>
+          </w:tcPr>
+          <w:p>
+            <w:pPr>
+              <w:ind w:firstLine="0"/>
+              <w:jc w:val="center"/>
+              <w:rPr>
+                <w:rFonts w:eastAsiaTheme="minorEastAsia"/>
+                <w:lang w:val="en-US"/>
+              </w:rPr>
+            </w:pPr>
+            <w:r>
+              <w:rPr>
+                <w:rFonts w:eastAsiaTheme="minorEastAsia"/>
+                <w:lang w:val="en-US"/>
+              </w:rPr>
+              <w:t>3000</w:t>
+            </w:r>
+          </w:p>
+        </w:tc>
+        <w:tc>
+          <w:tcPr>
+            <w:tcW w:w="1436" w:type="dxa"/>
+          </w:tcPr>
+          <w:p>
+            <w:pPr>
+              <w:ind w:firstLine="0"/>
+              <w:jc w:val="center"/>
+              <w:rPr>
+                <w:rFonts w:eastAsiaTheme="minorEastAsia"/>
+                <w:lang w:val="en-US"/>
+              </w:rPr>
+            </w:pPr>
+            <w:r>
+              <w:rPr>
+                <w:rFonts w:eastAsiaTheme="minorEastAsia"/>
+                <w:lang w:val="en-US"/>
+              </w:rPr>
+              <w:t>57</w:t>
+            </w:r>
+            <w:r>
+              <w:rPr>
+                <w:rFonts w:eastAsiaTheme="minorEastAsia"/>
+                <w:lang w:val="en-US"/>
+              </w:rPr>
+              <w:t>.00</w:t>
+            </w:r>
+          </w:p>
+        </w:tc>
+        <w:tc>
+          <w:tcPr>
+            <w:tcW w:w="1436" w:type="dxa"/>
+          </w:tcPr>
+          <w:p>
+            <w:pPr>
+              <w:ind w:firstLine="0"/>
+              <w:jc w:val="center"/>
+              <w:rPr>
+                <w:rFonts w:eastAsiaTheme="minorEastAsia"/>
+                <w:lang w:val="en-US"/>
+              </w:rPr>
+            </w:pPr>
+            <w:r>
+              <w:rPr>
+                <w:rFonts w:eastAsiaTheme="minorEastAsia"/>
+                <w:lang w:val="en-US"/>
+              </w:rPr>
+              <w:t>0.89</w:t>
+            </w:r>
+          </w:p>
+        </w:tc>
+        <w:tc>
+          <w:tcPr>
+            <w:tcW w:w="1436" w:type="dxa"/>
+          </w:tcPr>
+          <w:p>
+            <w:pPr>
+              <w:ind w:firstLine="0"/>
+              <w:jc w:val="center"/>
+              <w:rPr>
+                <w:rFonts w:eastAsiaTheme="minorEastAsia"/>
+                <w:lang w:val="en-US"/>
+              </w:rPr>
+            </w:pPr>
+            <w:r>
+              <w:rPr>
+                <w:rFonts w:eastAsiaTheme="minorEastAsia"/>
+                <w:lang w:val="en-US"/>
+              </w:rPr>
+              <w:t>114</w:t>
+            </w:r>
+            <w:r>
+              <w:rPr>
+                <w:rFonts w:eastAsiaTheme="minorEastAsia"/>
+                <w:lang w:val="en-US"/>
+              </w:rPr>
+              <w:t>.00</w:t>
+            </w:r>
+          </w:p>
+        </w:tc>
+        <w:tc>
+          <w:tcPr>
+            <w:tcW w:w="1436" w:type="dxa"/>
+          </w:tcPr>
+          <w:p>
+            <w:pPr>
+              <w:ind w:firstLine="0"/>
+              <w:jc w:val="center"/>
+              <w:rPr>
+                <w:rFonts w:eastAsiaTheme="minorEastAsia"/>
+                <w:lang w:val="en-US"/>
+              </w:rPr>
+            </w:pPr>
+            <w:r>
+              <w:rPr>
+                <w:rFonts w:eastAsiaTheme="minorEastAsia"/>
+                <w:lang w:val="en-US"/>
+              </w:rPr>
+              <w:t>1.7</w:t>
+            </w:r>
+            <w:r>
+              <w:rPr>
+                <w:rFonts w:eastAsiaTheme="minorEastAsia"/>
+                <w:lang w:val="en-US"/>
+              </w:rPr>
+              <w:t>9</w:t>
+            </w:r>
+          </w:p>
+        </w:tc>
+        <w:tc>
+          <w:tcPr>
+            <w:tcW w:w="1436" w:type="dxa"/>
+          </w:tcPr>
+          <w:p>
+            <w:pPr>
+              <w:ind w:firstLine="0"/>
+              <w:jc w:val="center"/>
+              <w:rPr>
+                <w:rFonts w:eastAsiaTheme="minorEastAsia"/>
+                <w:lang w:val="en-US"/>
+              </w:rPr>
+            </w:pPr>
+            <w:r>
+              <w:rPr>
+                <w:rFonts w:eastAsiaTheme="minorEastAsia"/>
+                <w:lang w:val="en-US"/>
+              </w:rPr>
+              <w:t>342</w:t>
+            </w:r>
+            <w:r>
+              <w:rPr>
+                <w:rFonts w:eastAsiaTheme="minorEastAsia"/>
+                <w:lang w:val="en-US"/>
+              </w:rPr>
+              <w:t>.0</w:t>
+            </w:r>
+          </w:p>
+        </w:tc>
+        <w:tc>
+          <w:tcPr>
+            <w:tcW w:w="1437" w:type="dxa"/>
+          </w:tcPr>
+          <w:p>
+            <w:pPr>
+              <w:ind w:firstLine="0"/>
+              <w:jc w:val="center"/>
+              <w:rPr>
+                <w:rFonts w:eastAsiaTheme="minorEastAsia"/>
+                <w:lang w:val="en-US"/>
+              </w:rPr>
+            </w:pPr>
+            <w:r>
+              <w:rPr>
+                <w:rFonts w:eastAsiaTheme="minorEastAsia"/>
+                <w:lang w:val="en-US"/>
+              </w:rPr>
+              <w:t>5.4</w:t>
+            </w:r>
+          </w:p>
+        </w:tc>
+      </w:tr>
+      <w:tr>
+        <w:tc>
+          <w:tcPr>
+            <w:tcW w:w="1436" w:type="dxa"/>
+          </w:tcPr>
+          <w:p>
+            <w:pPr>
+              <w:ind w:firstLine="0"/>
+              <w:jc w:val="center"/>
+              <w:rPr>
+                <w:rFonts w:eastAsiaTheme="minorEastAsia"/>
+                <w:lang w:val="en-US"/>
+              </w:rPr>
+            </w:pPr>
+            <w:r>
+              <w:rPr>
+                <w:rFonts w:eastAsiaTheme="minorEastAsia"/>
+                <w:lang w:val="en-US"/>
+              </w:rPr>
+              <w:t>3500</w:t>
+            </w:r>
+          </w:p>
+        </w:tc>
+        <w:tc>
+          <w:tcPr>
+            <w:tcW w:w="1436" w:type="dxa"/>
+          </w:tcPr>
+          <w:p>
+            <w:pPr>
+              <w:ind w:firstLine="0"/>
+              <w:jc w:val="center"/>
+              <w:rPr>
+                <w:rFonts w:eastAsiaTheme="minorEastAsia"/>
+                <w:lang w:val="en-US"/>
+              </w:rPr>
+            </w:pPr>
+            <w:r>
+              <w:rPr>
+                <w:rFonts w:eastAsiaTheme="minorEastAsia"/>
+                <w:lang w:val="en-US"/>
+              </w:rPr>
+              <w:t>48.5</w:t>
+            </w:r>
+            <w:r>
+              <w:rPr>
+                <w:rFonts w:eastAsiaTheme="minorEastAsia"/>
+                <w:lang w:val="en-US"/>
+              </w:rPr>
+              <w:t>0</w:t>
+            </w:r>
+          </w:p>
+        </w:tc>
+        <w:tc>
+          <w:tcPr>
+            <w:tcW w:w="1436" w:type="dxa"/>
+          </w:tcPr>
+          <w:p>
+            <w:pPr>
+              <w:ind w:firstLine="0"/>
+              <w:jc w:val="center"/>
+              <w:rPr>
+                <w:rFonts w:eastAsiaTheme="minorEastAsia"/>
+              </w:rPr>
+            </w:pPr>
+            <w:r>
+              <w:rPr>
+                <w:rFonts w:eastAsiaTheme="minorEastAsia"/>
+                <w:lang w:val="en-US"/>
+              </w:rPr>
+              <w:t>0.89</w:t>
+            </w:r>
+          </w:p>
+        </w:tc>
+        <w:tc>
+          <w:tcPr>
+            <w:tcW w:w="1436" w:type="dxa"/>
+          </w:tcPr>
+          <w:p>
+            <w:pPr>
+              <w:ind w:firstLine="0"/>
+              <w:jc w:val="center"/>
+              <w:rPr>
+                <w:rFonts w:eastAsiaTheme="minorEastAsia"/>
+                <w:lang w:val="en-US"/>
+              </w:rPr>
+            </w:pPr>
+            <w:r>
+              <w:rPr>
+                <w:rFonts w:eastAsiaTheme="minorEastAsia"/>
+                <w:lang w:val="en-US"/>
+              </w:rPr>
+              <w:t>97</w:t>
+            </w:r>
+            <w:r>
+              <w:rPr>
+                <w:rFonts w:eastAsiaTheme="minorEastAsia"/>
+                <w:lang w:val="en-US"/>
+              </w:rPr>
+              <w:t>.00</w:t>
+            </w:r>
+          </w:p>
+        </w:tc>
+        <w:tc>
+          <w:tcPr>
+            <w:tcW w:w="1436" w:type="dxa"/>
+          </w:tcPr>
+          <w:p>
+            <w:pPr>
+              <w:ind w:firstLine="0"/>
+              <w:jc w:val="center"/>
+              <w:rPr>
+                <w:rFonts w:eastAsiaTheme="minorEastAsia"/>
+              </w:rPr>
+            </w:pPr>
+            <w:r>
+              <w:rPr>
+                <w:rFonts w:eastAsiaTheme="minorEastAsia"/>
+                <w:lang w:val="en-US"/>
+              </w:rPr>
+              <w:t>1.7</w:t>
+            </w:r>
+            <w:r>
+              <w:rPr>
+                <w:rFonts w:eastAsiaTheme="minorEastAsia"/>
+                <w:lang w:val="en-US"/>
+              </w:rPr>
+              <w:t>9</w:t>
+            </w:r>
+          </w:p>
+        </w:tc>
+        <w:tc>
+          <w:tcPr>
+            <w:tcW w:w="1436" w:type="dxa"/>
+          </w:tcPr>
+          <w:p>
+            <w:pPr>
+              <w:ind w:firstLine="0"/>
+              <w:jc w:val="center"/>
+              <w:rPr>
+                <w:rFonts w:eastAsiaTheme="minorEastAsia"/>
+                <w:lang w:val="en-US"/>
+              </w:rPr>
+            </w:pPr>
+            <w:r>
+              <w:rPr>
+                <w:rFonts w:eastAsiaTheme="minorEastAsia"/>
+                <w:lang w:val="en-US"/>
+              </w:rPr>
+              <w:t>339.5</w:t>
+            </w:r>
+          </w:p>
+        </w:tc>
+        <w:tc>
+          <w:tcPr>
+            <w:tcW w:w="1437" w:type="dxa"/>
+          </w:tcPr>
+          <w:p>
+            <w:pPr>
+              <w:ind w:firstLine="0"/>
+              <w:jc w:val="center"/>
+              <w:rPr>
+                <w:rFonts w:eastAsiaTheme="minorEastAsia"/>
+                <w:lang w:val="en-US"/>
+              </w:rPr>
+            </w:pPr>
+            <w:r>
+              <w:rPr>
+                <w:rFonts w:eastAsiaTheme="minorEastAsia"/>
+                <w:lang w:val="en-US"/>
+              </w:rPr>
+              <w:t>6.3</w:t>
+            </w:r>
+          </w:p>
+        </w:tc>
+      </w:tr>
+    </w:tbl>
+    <w:p>
+      <w:pPr>
+        <w:rPr>
+          <w:rFonts w:eastAsiaTheme="minorEastAsia"/>
+        </w:rPr>
+      </w:pPr>
+      <w:r>
+        <w:rPr>
+          <w:rFonts w:eastAsiaTheme="minorEastAsia"/>
+        </w:rPr>
+        <w:t xml:space="preserve">Среднее значение скорости звука: </w:t>
+      </w:r>
+      <m:oMath>
+        <m:r>
+          <w:rPr>
+            <w:rFonts w:ascii="Cambria Math" w:eastAsiaTheme="minorEastAsia" w:hAnsi="Cambria Math"/>
+          </w:rPr>
+          <m:t>c = 343.3</m:t>
+        </m:r>
+        <m:r>
+          <m:rPr>
+            <m:sty m:val="p"/>
+          </m:rPr>
+          <w:rPr>
+            <w:rFonts w:ascii="Cambria Math" w:eastAsiaTheme="minorEastAsia" w:hAnsi="Cambria Math"/>
+          </w:rPr>
+          <m:t>±</m:t>
+        </m:r>
+        <m:r>
+          <w:rPr>
+            <w:rFonts w:ascii="Cambria Math" w:eastAsiaTheme="minorEastAsia" w:hAnsi="Cambria Math"/>
+          </w:rPr>
+          <m:t>3.4 м</m:t>
+        </m:r>
+        <m:r>
+          <m:rPr>
+            <m:lit/>
+          </m:rPr>
+          <w:rPr>
+            <w:rFonts w:ascii="Cambria Math" w:eastAsiaTheme="minorEastAsia" w:hAnsi="Cambria Math"/>
+          </w:rPr>
+          <m:t>/</m:t>
+        </m:r>
+        <m:r>
+          <w:rPr>
+            <w:rFonts w:ascii="Cambria Math" w:eastAsiaTheme="minorEastAsia" w:hAnsi="Cambria Math"/>
+          </w:rPr>
+          <m:t>с</m:t>
+        </m:r>
+      </m:oMath>
+      <w:r>
+        <w:rPr>
+          <w:rFonts w:eastAsiaTheme="minorEastAsia"/>
+        </w:rPr>
+        <w:t>,</w:t>
+      </w:r>
+    </w:p>
+    <w:p>
+      <w:pPr>
+        <w:rPr>
+          <w:rFonts w:eastAsiaTheme="minorEastAsia"/>
+        </w:rPr>
+      </w:pPr>
+      <w:r>
+        <w:rPr>
+          <w:rFonts w:eastAsiaTheme="minorEastAsia"/>
+        </w:rPr>
+        <w:t xml:space="preserve">Показатель адиабаты соответственно: </w:t>
+      </w:r>
+      <m:oMath>
+        <m:r>
+          <m:rPr>
+            <m:sty m:val="p"/>
+          </m:rPr>
+          <w:rPr>
+            <w:rFonts w:ascii="Cambria Math" w:eastAsiaTheme="minorEastAsia" w:hAnsi="Cambria Math"/>
+          </w:rPr>
+          <m:t>γ</m:t>
+        </m:r>
+        <m:r>
+          <w:rPr>
+            <w:rFonts w:ascii="Cambria Math" w:eastAsiaTheme="minorEastAsia" w:hAnsi="Cambria Math"/>
+          </w:rPr>
+          <m:t>=1.548</m:t>
+        </m:r>
+        <m:r>
+          <m:rPr>
+            <m:sty m:val="p"/>
+          </m:rPr>
+          <w:rPr>
+            <w:rFonts w:ascii="Cambria Math" w:eastAsiaTheme="minorEastAsia" w:hAnsi="Cambria Math"/>
+          </w:rPr>
+          <m:t>±</m:t>
+        </m:r>
+        <m:r>
+          <w:rPr>
+            <w:rFonts w:ascii="Cambria Math" w:eastAsiaTheme="minorEastAsia" w:hAnsi="Cambria Math"/>
+          </w:rPr>
+          <m:t>0.038</m:t>
+        </m:r>
+      </m:oMath>
+    </w:p>
+    <w:tbl>
+      <w:tblPr>
+        <w:tblStyle w:val="a8"/>
+        <w:tblW w:w="0" w:type="auto"/>
+        <w:tblLook w:val="04A0" w:firstRow="1" w:lastRow="0" w:firstColumn="1" w:lastColumn="0" w:noHBand="0" w:noVBand="1"/>
+      </w:tblPr>
+      <w:tblGrid>
+        <w:gridCol w:w="1436"/>
+        <w:gridCol w:w="1436"/>
+        <w:gridCol w:w="1436"/>
+        <w:gridCol w:w="1436"/>
+        <w:gridCol w:w="1436"/>
+        <w:gridCol w:w="1436"/>
+        <w:gridCol w:w="1437"/>
+      </w:tblGrid>
+      <w:tr>
+        <w:tc>
+          <w:tcPr>
+            <w:tcW w:w="1436" w:type="dxa"/>
+          </w:tcPr>
+          <w:p>
+            <w:pPr>
+              <w:ind w:firstLine="0"/>
+              <w:jc w:val="center"/>
+              <w:rPr>
+                <w:rFonts w:eastAsiaTheme="minorEastAsia"/>
+                <w:lang w:val="en-US"/>
+              </w:rPr>
+            </w:pPr>
+            <m:oMathPara>
+              <m:oMath>
+                <m:r>
+                  <w:rPr>
+                    <w:rFonts w:ascii="Cambria Math" w:eastAsiaTheme="minorEastAsia" w:hAnsi="Cambria Math"/>
+                    <w:lang w:val="en-US"/>
+                  </w:rPr>
+                  <m:t>f, Гц</m:t>
+                </m:r>
+              </m:oMath>
+            </m:oMathPara>
+          </w:p>
+        </w:tc>
+        <w:tc>
+          <w:tcPr>
+            <w:tcW w:w="1436" w:type="dxa"/>
+          </w:tcPr>
+          <w:p>
+            <w:pPr>
+              <w:ind w:firstLine="0"/>
+              <w:jc w:val="center"/>
+              <w:rPr>
+                <w:rFonts w:eastAsiaTheme="minorEastAsia"/>
+              </w:rPr>
+            </w:pPr>
+            <m:oMathPara>
+              <m:oMath>
+                <m:r>
+                  <w:rPr>
+                    <w:rFonts w:ascii="Cambria Math" w:eastAsiaTheme="minorEastAsia" w:hAnsi="Cambria Math"/>
+                  </w:rPr>
+                  <m:t>a, мм</m:t>
+                </m:r>
+              </m:oMath>
+            </m:oMathPara>
+          </w:p>
+        </w:tc>
+        <w:tc>
+          <w:tcPr>
+            <w:tcW w:w="1436" w:type="dxa"/>
+          </w:tcPr>
+          <w:p>
+            <w:pPr>
+              <w:ind w:firstLine="0"/>
+              <w:jc w:val="center"/>
+              <w:rPr>
+                <w:rFonts w:eastAsiaTheme="minorEastAsia"/>
+              </w:rPr>
+            </w:pPr>
+            <m:oMathPara>
+              <m:oMath>
+                <m:sSub>
+                  <m:sSubPr>
+                    <m:ctrlPr>
+                      <w:rPr>
+                        <w:rFonts w:ascii="Cambria Math" w:eastAsiaTheme="minorEastAsia" w:hAnsi="Cambria Math"/>
+                        <w:lang w:val="en-US"/>
+                      </w:rPr>
+                    </m:ctrlPr>
+                  </m:sSubPr>
+                  <m:e>
+                    <m:r>
+                      <m:rPr>
+                        <m:sty m:val="p"/>
+                      </m:rPr>
+                      <w:rPr>
+                        <w:rFonts w:ascii="Cambria Math" w:eastAsiaTheme="minorEastAsia" w:hAnsi="Cambria Math"/>
+                        <w:lang w:val="en-US"/>
+                      </w:rPr>
+                      <m:t>σ</m:t>
+                    </m:r>
+                  </m:e>
+                  <m:sub>
+                    <m:r>
+                      <w:rPr>
+                        <w:rFonts w:ascii="Cambria Math" w:eastAsiaTheme="minorEastAsia" w:hAnsi="Cambria Math"/>
+                        <w:lang w:val="en-US"/>
+                      </w:rPr>
+                      <m:t>a</m:t>
+                    </m:r>
+                  </m:sub>
+                </m:sSub>
+                <m:r>
+                  <w:rPr>
+                    <w:rFonts w:ascii="Cambria Math" w:eastAsiaTheme="minorEastAsia" w:hAnsi="Cambria Math"/>
+                    <w:lang w:val="en-US"/>
+                  </w:rPr>
+                  <m:t>,</m:t>
+                </m:r>
+                <m:r>
+                  <w:rPr>
+                    <w:rFonts w:ascii="Cambria Math" w:eastAsiaTheme="minorEastAsia" w:hAnsi="Cambria Math"/>
+                  </w:rPr>
+                  <m:t>мм</m:t>
+                </m:r>
+              </m:oMath>
+            </m:oMathPara>
+          </w:p>
+        </w:tc>
+        <w:tc>
+          <w:tcPr>
+            <w:tcW w:w="1436" w:type="dxa"/>
+          </w:tcPr>
+          <w:p>
+            <w:pPr>
+              <w:ind w:firstLine="0"/>
+              <w:jc w:val="center"/>
+              <w:rPr>
+                <w:rFonts w:eastAsiaTheme="minorEastAsia"/>
+              </w:rPr>
+            </w:pPr>
+            <m:oMathPara>
+              <m:oMath>
+                <m:r>
+                  <m:rPr>
+                    <m:sty m:val="p"/>
+                  </m:rPr>
+                  <w:rPr>
+                    <w:rFonts w:ascii="Cambria Math" w:eastAsiaTheme="minorEastAsia" w:hAnsi="Cambria Math"/>
+                  </w:rPr>
+                  <m:t>λ</m:t>
+                </m:r>
+                <m:r>
+                  <w:rPr>
+                    <w:rFonts w:ascii="Cambria Math" w:eastAsiaTheme="minorEastAsia" w:hAnsi="Cambria Math"/>
+                    <w:lang w:val="en-US"/>
+                  </w:rPr>
+                  <m:t xml:space="preserve">, </m:t>
+                </m:r>
+                <m:r>
+                  <w:rPr>
+                    <w:rFonts w:ascii="Cambria Math" w:eastAsiaTheme="minorEastAsia" w:hAnsi="Cambria Math"/>
+                  </w:rPr>
+                  <m:t>мм</m:t>
+                </m:r>
+              </m:oMath>
+            </m:oMathPara>
+          </w:p>
+        </w:tc>
+        <w:tc>
+          <w:tcPr>
+            <w:tcW w:w="1436" w:type="dxa"/>
+          </w:tcPr>
+          <w:p>
+            <w:pPr>
+              <w:ind w:firstLine="0"/>
+              <w:jc w:val="center"/>
+              <w:rPr>
+                <w:rFonts w:eastAsiaTheme="minorEastAsia"/>
+                <w:lang w:val="en-US"/>
+              </w:rPr>
+            </w:pPr>
+            <m:oMathPara>
+              <m:oMath>
+                <m:sSub>
+                  <m:sSubPr>
+                    <m:ctrlPr>
+                      <w:rPr>
+                        <w:rFonts w:ascii="Cambria Math" w:eastAsiaTheme="minorEastAsia" w:hAnsi="Cambria Math"/>
+                        <w:i/>
+                        <w:lang w:val="en-US"/>
+                      </w:rPr>
+                    </m:ctrlPr>
+                  </m:sSubPr>
+                  <m:e>
+                    <m:r>
+                      <m:rPr>
+                        <m:sty m:val="p"/>
+                      </m:rPr>
+                      <w:rPr>
+                        <w:rFonts w:ascii="Cambria Math" w:eastAsiaTheme="minorEastAsia" w:hAnsi="Cambria Math"/>
+                        <w:lang w:val="en-US"/>
+                      </w:rPr>
+                      <m:t>σ</m:t>
+                    </m:r>
+                    <m:ctrlPr>
+                      <w:rPr>
+                        <w:rFonts w:ascii="Cambria Math" w:eastAsiaTheme="minorEastAsia" w:hAnsi="Cambria Math"/>
+                        <w:lang w:val="en-US"/>
+                      </w:rPr>
+                    </m:ctrlPr>
+                  </m:e>
+                  <m:sub>
+                    <m:r>
+                      <m:rPr>
+                        <m:sty m:val="p"/>
+                      </m:rPr>
+                      <w:rPr>
+                        <w:rFonts w:ascii="Cambria Math" w:eastAsiaTheme="minorEastAsia" w:hAnsi="Cambria Math"/>
+                      </w:rPr>
+                      <m:t>λ</m:t>
+                    </m:r>
+                  </m:sub>
+                </m:sSub>
+                <m:r>
+                  <w:rPr>
+                    <w:rFonts w:ascii="Cambria Math" w:eastAsiaTheme="minorEastAsia" w:hAnsi="Cambria Math"/>
+                  </w:rPr>
+                  <m:t>,мм</m:t>
+                </m:r>
+              </m:oMath>
+            </m:oMathPara>
+          </w:p>
+        </w:tc>
+        <w:tc>
+          <w:tcPr>
+            <w:tcW w:w="1436" w:type="dxa"/>
+          </w:tcPr>
+          <w:p>
+            <w:pPr>
+              <w:ind w:firstLine="0"/>
+              <w:jc w:val="center"/>
+              <w:rPr>
+                <w:rFonts w:eastAsiaTheme="minorEastAsia"/>
+              </w:rPr>
+            </w:pPr>
+            <m:oMathPara>
+              <m:oMath>
+                <m:r>
+                  <w:rPr>
+                    <w:rFonts w:ascii="Cambria Math" w:eastAsiaTheme="minorEastAsia" w:hAnsi="Cambria Math"/>
+                    <w:lang w:val="en-US"/>
+                  </w:rPr>
+                  <m:t xml:space="preserve">c, </m:t>
+                </m:r>
+                <m:r>
+                  <w:rPr>
+                    <w:rFonts w:ascii="Cambria Math" w:eastAsiaTheme="minorEastAsia" w:hAnsi="Cambria Math"/>
+                  </w:rPr>
+                  <m:t>м</m:t>
+                </m:r>
+                <m:r>
+                  <m:rPr>
+                    <m:lit/>
+                  </m:rPr>
+                  <w:rPr>
+                    <w:rFonts w:ascii="Cambria Math" w:eastAsiaTheme="minorEastAsia" w:hAnsi="Cambria Math"/>
+                  </w:rPr>
+                  <m:t>/</m:t>
+                </m:r>
+                <m:r>
+                  <w:rPr>
+                    <w:rFonts w:ascii="Cambria Math" w:eastAsiaTheme="minorEastAsia" w:hAnsi="Cambria Math"/>
+                  </w:rPr>
+                  <m:t>с</m:t>
+                </m:r>
+              </m:oMath>
+            </m:oMathPara>
+          </w:p>
+        </w:tc>
+        <w:tc>
+          <w:tcPr>
+            <w:tcW w:w="1437" w:type="dxa"/>
+          </w:tcPr>
+          <w:p>
+            <w:pPr>
+              <w:ind w:firstLine="0"/>
+              <w:jc w:val="center"/>
+              <w:rPr>
+                <w:rFonts w:eastAsiaTheme="minorEastAsia"/>
+                <w:lang w:val="en-US"/>
+              </w:rPr>
+            </w:pPr>
+            <m:oMathPara>
+              <m:oMath>
+                <m:sSub>
+                  <m:sSubPr>
+                    <m:ctrlPr>
+                      <w:rPr>
+                        <w:rFonts w:ascii="Cambria Math" w:eastAsiaTheme="minorEastAsia" w:hAnsi="Cambria Math"/>
+                        <w:i/>
+                        <w:lang w:val="en-US"/>
+                      </w:rPr>
+                    </m:ctrlPr>
+                  </m:sSubPr>
+                  <m:e>
+                    <m:r>
+                      <m:rPr>
+                        <m:sty m:val="p"/>
+                      </m:rPr>
+                      <w:rPr>
+                        <w:rFonts w:ascii="Cambria Math" w:eastAsiaTheme="minorEastAsia" w:hAnsi="Cambria Math"/>
+                        <w:lang w:val="en-US"/>
+                      </w:rPr>
+                      <m:t>σ</m:t>
+                    </m:r>
+                    <m:ctrlPr>
+                      <w:rPr>
+                        <w:rFonts w:ascii="Cambria Math" w:eastAsiaTheme="minorEastAsia" w:hAnsi="Cambria Math"/>
+                        <w:lang w:val="en-US"/>
+                      </w:rPr>
+                    </m:ctrlPr>
+                  </m:e>
+                  <m:sub>
+                    <m:r>
+                      <w:rPr>
+                        <w:rFonts w:ascii="Cambria Math" w:eastAsiaTheme="minorEastAsia" w:hAnsi="Cambria Math"/>
+                        <w:lang w:val="en-US"/>
+                      </w:rPr>
+                      <m:t>c</m:t>
+                    </m:r>
+                  </m:sub>
+                </m:sSub>
+                <m:r>
+                  <w:rPr>
+                    <w:rFonts w:ascii="Cambria Math" w:eastAsiaTheme="minorEastAsia" w:hAnsi="Cambria Math"/>
+                    <w:lang w:val="en-US"/>
+                  </w:rPr>
+                  <m:t>,м</m:t>
+                </m:r>
+                <m:r>
+                  <m:rPr>
+                    <m:lit/>
+                  </m:rPr>
+                  <w:rPr>
+                    <w:rFonts w:ascii="Cambria Math" w:eastAsiaTheme="minorEastAsia" w:hAnsi="Cambria Math"/>
+                    <w:lang w:val="en-US"/>
+                  </w:rPr>
+                  <m:t>/</m:t>
+                </m:r>
+                <m:r>
+                  <w:rPr>
+                    <w:rFonts w:ascii="Cambria Math" w:eastAsiaTheme="minorEastAsia" w:hAnsi="Cambria Math"/>
+                    <w:lang w:val="en-US"/>
+                  </w:rPr>
+                  <m:t>с</m:t>
+                </m:r>
+              </m:oMath>
+            </m:oMathPara>
+          </w:p>
+        </w:tc>
+      </w:tr>
+      <w:tr>
+        <w:tc>
+          <w:tcPr>
+            <w:tcW w:w="1436" w:type="dxa"/>
+          </w:tcPr>
+          <w:p>
+            <w:pPr>
+              <w:ind w:firstLine="0"/>
+              <w:jc w:val="center"/>
+              <w:rPr>
+                <w:rFonts w:eastAsiaTheme="minorEastAsia"/>
+                <w:lang w:val="en-US"/>
+              </w:rPr>
+            </w:pPr>
+            <w:r>
+              <w:rPr>
+                <w:rFonts w:eastAsiaTheme="minorEastAsia"/>
+                <w:lang w:val="en-US"/>
+              </w:rPr>
+              <w:t>2000</w:t>
+            </w:r>
+          </w:p>
+        </w:tc>
+        <w:tc>
+          <w:tcPr>
+            <w:tcW w:w="1436" w:type="dxa"/>
+          </w:tcPr>
+          <w:p>
+            <w:pPr>
+              <w:ind w:firstLine="0"/>
+              <w:jc w:val="center"/>
+              <w:rPr>
+                <w:rFonts w:eastAsiaTheme="minorEastAsia"/>
+                <w:lang w:val="en-US"/>
+              </w:rPr>
+            </w:pPr>
+            <w:r>
+              <w:rPr>
+                <w:rFonts w:eastAsiaTheme="minorEastAsia"/>
+                <w:lang w:val="en-US"/>
+              </w:rPr>
+              <w:t>66.2</w:t>
+            </w:r>
+            <w:r>
+              <w:rPr>
+                <w:rFonts w:eastAsiaTheme="minorEastAsia"/>
+                <w:lang w:val="en-US"/>
+              </w:rPr>
+              <w:t>0</w:t>
+            </w:r>
+          </w:p>
+        </w:tc>
+        <w:tc>
+          <w:tcPr>
+            <w:tcW w:w="1436" w:type="dxa"/>
+          </w:tcPr>
+          <w:p>
+            <w:pPr>
+              <w:ind w:firstLine="0"/>
+              <w:jc w:val="center"/>
+              <w:rPr>
+                <w:rFonts w:eastAsiaTheme="minorEastAsia"/>
+                <w:lang w:val="en-US"/>
+              </w:rPr>
+            </w:pPr>
+            <w:r>
+              <w:rPr>
+                <w:rFonts w:eastAsiaTheme="minorEastAsia"/>
+                <w:lang w:val="en-US"/>
+              </w:rPr>
+              <w:t>0.89</w:t>
+            </w:r>
+          </w:p>
+        </w:tc>
+        <w:tc>
+          <w:tcPr>
+            <w:tcW w:w="1436" w:type="dxa"/>
+          </w:tcPr>
+          <w:p>
+            <w:pPr>
+              <w:ind w:firstLine="0"/>
+              <w:jc w:val="center"/>
+              <w:rPr>
+                <w:rFonts w:eastAsiaTheme="minorEastAsia"/>
+                <w:lang w:val="en-US"/>
+              </w:rPr>
+            </w:pPr>
+            <w:r>
+              <w:rPr>
+                <w:rFonts w:eastAsiaTheme="minorEastAsia"/>
+                <w:lang w:val="en-US"/>
+              </w:rPr>
+              <w:t>132.4</w:t>
+            </w:r>
+            <w:r>
+              <w:rPr>
+                <w:rFonts w:eastAsiaTheme="minorEastAsia"/>
+                <w:lang w:val="en-US"/>
+              </w:rPr>
+              <w:t>0</w:t>
+            </w:r>
+          </w:p>
+        </w:tc>
+        <w:tc>
+          <w:tcPr>
+            <w:tcW w:w="1436" w:type="dxa"/>
+          </w:tcPr>
+          <w:p>
+            <w:pPr>
+              <w:ind w:firstLine="0"/>
+              <w:jc w:val="center"/>
+              <w:rPr>
+                <w:rFonts w:eastAsiaTheme="minorEastAsia"/>
+                <w:lang w:val="en-US"/>
+              </w:rPr>
+            </w:pPr>
+            <w:r>
+              <w:rPr>
+                <w:rFonts w:eastAsiaTheme="minorEastAsia"/>
+                <w:lang w:val="en-US"/>
+              </w:rPr>
+              <w:t>1.7</w:t>
+            </w:r>
+            <w:r>
+              <w:rPr>
+                <w:rFonts w:eastAsiaTheme="minorEastAsia"/>
+                <w:lang w:val="en-US"/>
+              </w:rPr>
+              <w:t>9</w:t>
+            </w:r>
+          </w:p>
+        </w:tc>
+        <w:tc>
+          <w:tcPr>
+            <w:tcW w:w="1436" w:type="dxa"/>
+          </w:tcPr>
+          <w:p>
+            <w:pPr>
+              <w:ind w:firstLine="0"/>
+              <w:jc w:val="center"/>
+              <w:rPr>
+                <w:rFonts w:eastAsiaTheme="minorEastAsia"/>
+                <w:lang w:val="en-US"/>
+              </w:rPr>
+            </w:pPr>
+            <w:r>
+              <w:rPr>
+                <w:rFonts w:eastAsiaTheme="minorEastAsia"/>
+                <w:lang w:val="en-US"/>
+              </w:rPr>
+              <w:t>264.8</w:t>
+            </w:r>
+          </w:p>
+        </w:tc>
+        <w:tc>
+          <w:tcPr>
+            <w:tcW w:w="1437" w:type="dxa"/>
+          </w:tcPr>
+          <w:p>
+            <w:pPr>
+              <w:ind w:firstLine="0"/>
+              <w:jc w:val="center"/>
+              <w:rPr>
+                <w:rFonts w:eastAsiaTheme="minorEastAsia"/>
+                <w:lang w:val="en-US"/>
+              </w:rPr>
+            </w:pPr>
+            <w:r>
+              <w:rPr>
+                <w:rFonts w:eastAsiaTheme="minorEastAsia"/>
+                <w:lang w:val="en-US"/>
+              </w:rPr>
+              <w:t>3.6</w:t>
+            </w:r>
+          </w:p>
+        </w:tc>
+      </w:tr>
+      <w:tr>
+        <w:tc>
+          <w:tcPr>
+            <w:tcW w:w="1436" w:type="dxa"/>
+          </w:tcPr>
+          <w:p>
+            <w:pPr>
+              <w:ind w:firstLine="0"/>
+              <w:jc w:val="center"/>
+              <w:rPr>
+                <w:rFonts w:eastAsiaTheme="minorEastAsia"/>
+                <w:lang w:val="en-US"/>
+              </w:rPr>
+            </w:pPr>
+            <w:r>
+              <w:rPr>
+                <w:rFonts w:eastAsiaTheme="minorEastAsia"/>
+                <w:lang w:val="en-US"/>
+              </w:rPr>
+              <w:t>2500</w:t>
+            </w:r>
+          </w:p>
+        </w:tc>
+        <w:tc>
+          <w:tcPr>
+            <w:tcW w:w="1436" w:type="dxa"/>
+          </w:tcPr>
+          <w:p>
+            <w:pPr>
+              <w:ind w:firstLine="0"/>
+              <w:jc w:val="center"/>
+              <w:rPr>
+                <w:rFonts w:eastAsiaTheme="minorEastAsia"/>
+                <w:lang w:val="en-US"/>
+              </w:rPr>
+            </w:pPr>
+            <w:r>
+              <w:rPr>
+                <w:rFonts w:eastAsiaTheme="minorEastAsia"/>
+                <w:lang w:val="en-US"/>
+              </w:rPr>
+              <w:t>53.2</w:t>
+            </w:r>
+            <w:r>
+              <w:rPr>
+                <w:rFonts w:eastAsiaTheme="minorEastAsia"/>
+                <w:lang w:val="en-US"/>
+              </w:rPr>
+              <w:t>0</w:t>
+            </w:r>
+          </w:p>
+        </w:tc>
+        <w:tc>
+          <w:tcPr>
+            <w:tcW w:w="1436" w:type="dxa"/>
+          </w:tcPr>
+          <w:p>
+            <w:pPr>
+              <w:ind w:firstLine="0"/>
+              <w:jc w:val="center"/>
+              <w:rPr>
+                <w:rFonts w:eastAsiaTheme="minorEastAsia"/>
+                <w:lang w:val="en-US"/>
+              </w:rPr>
+            </w:pPr>
+            <w:r>
+              <w:rPr>
+                <w:rFonts w:eastAsiaTheme="minorEastAsia"/>
+                <w:lang w:val="en-US"/>
+              </w:rPr>
+              <w:t>0.89</w:t>
+            </w:r>
+          </w:p>
+        </w:tc>
+        <w:tc>
+          <w:tcPr>
+            <w:tcW w:w="1436" w:type="dxa"/>
+          </w:tcPr>
+          <w:p>
+            <w:pPr>
+              <w:ind w:firstLine="0"/>
+              <w:jc w:val="center"/>
+              <w:rPr>
+                <w:rFonts w:eastAsiaTheme="minorEastAsia"/>
+                <w:lang w:val="en-US"/>
+              </w:rPr>
+            </w:pPr>
+            <w:r>
+              <w:rPr>
+                <w:rFonts w:eastAsiaTheme="minorEastAsia"/>
+                <w:lang w:val="en-US"/>
+              </w:rPr>
+              <w:t>106.4</w:t>
+            </w:r>
+            <w:r>
+              <w:rPr>
+                <w:rFonts w:eastAsiaTheme="minorEastAsia"/>
+                <w:lang w:val="en-US"/>
+              </w:rPr>
+              <w:t>0</w:t>
+            </w:r>
+          </w:p>
+        </w:tc>
+        <w:tc>
+          <w:tcPr>
+            <w:tcW w:w="1436" w:type="dxa"/>
+          </w:tcPr>
+          <w:p>
+            <w:pPr>
+              <w:ind w:firstLine="0"/>
+              <w:jc w:val="center"/>
+              <w:rPr>
+                <w:rFonts w:eastAsiaTheme="minorEastAsia"/>
+                <w:lang w:val="en-US"/>
+              </w:rPr>
+            </w:pPr>
+            <w:r>
+              <w:rPr>
+                <w:rFonts w:eastAsiaTheme="minorEastAsia"/>
+                <w:lang w:val="en-US"/>
+              </w:rPr>
+              <w:t>1.79</w:t>
+            </w:r>
+          </w:p>
+        </w:tc>
+        <w:tc>
+          <w:tcPr>
+            <w:tcW w:w="1436" w:type="dxa"/>
+          </w:tcPr>
+          <w:p>
+            <w:pPr>
+              <w:ind w:firstLine="0"/>
+              <w:jc w:val="center"/>
+              <w:rPr>
+                <w:rFonts w:eastAsiaTheme="minorEastAsia"/>
+                <w:lang w:val="en-US"/>
+              </w:rPr>
+            </w:pPr>
+            <w:r>
+              <w:rPr>
+                <w:rFonts w:eastAsiaTheme="minorEastAsia"/>
+                <w:lang w:val="en-US"/>
+              </w:rPr>
+              <w:t>266</w:t>
+            </w:r>
+            <w:r>
+              <w:rPr>
+                <w:rFonts w:eastAsiaTheme="minorEastAsia"/>
+                <w:lang w:val="en-US"/>
+              </w:rPr>
+              <w:t>.0</w:t>
+            </w:r>
+          </w:p>
+        </w:tc>
+        <w:tc>
+          <w:tcPr>
+            <w:tcW w:w="1437" w:type="dxa"/>
+          </w:tcPr>
+          <w:p>
+            <w:pPr>
+              <w:ind w:firstLine="0"/>
+              <w:jc w:val="center"/>
+              <w:rPr>
+                <w:rFonts w:eastAsiaTheme="minorEastAsia"/>
+                <w:lang w:val="en-US"/>
+              </w:rPr>
+            </w:pPr>
+            <w:r>
+              <w:rPr>
+                <w:rFonts w:eastAsiaTheme="minorEastAsia"/>
+                <w:lang w:val="en-US"/>
+              </w:rPr>
+              <w:t>4.5</w:t>
+            </w:r>
+          </w:p>
+        </w:tc>
+      </w:tr>
+      <w:tr>
+        <w:tc>
+          <w:tcPr>
+            <w:tcW w:w="1436" w:type="dxa"/>
+          </w:tcPr>
+          <w:p>
+            <w:pPr>
+              <w:ind w:firstLine="0"/>
+              <w:jc w:val="center"/>
+              <w:rPr>
+                <w:rFonts w:eastAsiaTheme="minorEastAsia"/>
+                <w:lang w:val="en-US"/>
+              </w:rPr>
+            </w:pPr>
+            <w:r>
+              <w:rPr>
+                <w:rFonts w:eastAsiaTheme="minorEastAsia"/>
+                <w:lang w:val="en-US"/>
+              </w:rPr>
+              <w:t>2750</w:t>
+            </w:r>
+          </w:p>
+        </w:tc>
+        <w:tc>
+          <w:tcPr>
+            <w:tcW w:w="1436" w:type="dxa"/>
+          </w:tcPr>
+          <w:p>
+            <w:pPr>
+              <w:ind w:firstLine="0"/>
+              <w:jc w:val="center"/>
+              <w:rPr>
+                <w:rFonts w:eastAsiaTheme="minorEastAsia"/>
+                <w:lang w:val="en-US"/>
+              </w:rPr>
+            </w:pPr>
+            <w:r>
+              <w:rPr>
+                <w:rFonts w:eastAsiaTheme="minorEastAsia"/>
+                <w:lang w:val="en-US"/>
+              </w:rPr>
+              <w:t>48.3</w:t>
+            </w:r>
+            <w:r>
+              <w:rPr>
+                <w:rFonts w:eastAsiaTheme="minorEastAsia"/>
+                <w:lang w:val="en-US"/>
+              </w:rPr>
+              <w:t>0</w:t>
+            </w:r>
+          </w:p>
+        </w:tc>
+        <w:tc>
+          <w:tcPr>
+            <w:tcW w:w="1436" w:type="dxa"/>
+          </w:tcPr>
+          <w:p>
+            <w:pPr>
+              <w:ind w:firstLine="0"/>
+              <w:jc w:val="center"/>
+              <w:rPr>
+                <w:rFonts w:eastAsiaTheme="minorEastAsia"/>
+                <w:lang w:val="en-US"/>
+              </w:rPr>
+            </w:pPr>
+            <w:r>
+              <w:rPr>
+                <w:rFonts w:eastAsiaTheme="minorEastAsia"/>
+                <w:lang w:val="en-US"/>
+              </w:rPr>
+              <w:t>0.63</w:t>
+            </w:r>
+          </w:p>
+        </w:tc>
+        <w:tc>
+          <w:tcPr>
+            <w:tcW w:w="1436" w:type="dxa"/>
+          </w:tcPr>
+          <w:p>
+            <w:pPr>
+              <w:ind w:firstLine="0"/>
+              <w:jc w:val="center"/>
+              <w:rPr>
+                <w:rFonts w:eastAsiaTheme="minorEastAsia"/>
+                <w:lang w:val="en-US"/>
+              </w:rPr>
+            </w:pPr>
+            <w:r>
+              <w:rPr>
+                <w:rFonts w:eastAsiaTheme="minorEastAsia"/>
+                <w:lang w:val="en-US"/>
+              </w:rPr>
+              <w:t>96.6</w:t>
+            </w:r>
+            <w:r>
+              <w:rPr>
+                <w:rFonts w:eastAsiaTheme="minorEastAsia"/>
+                <w:lang w:val="en-US"/>
+              </w:rPr>
+              <w:t>0</w:t>
+            </w:r>
+          </w:p>
+        </w:tc>
+        <w:tc>
+          <w:tcPr>
+            <w:tcW w:w="1436" w:type="dxa"/>
+          </w:tcPr>
+          <w:p>
+            <w:pPr>
+              <w:ind w:firstLine="0"/>
+              <w:jc w:val="center"/>
+              <w:rPr>
+                <w:rFonts w:eastAsiaTheme="minorEastAsia"/>
+                <w:lang w:val="en-US"/>
+              </w:rPr>
+            </w:pPr>
+            <w:r>
+              <w:rPr>
+                <w:rFonts w:eastAsiaTheme="minorEastAsia"/>
+                <w:lang w:val="en-US"/>
+              </w:rPr>
+              <w:t>1.2</w:t>
+            </w:r>
+            <w:r>
+              <w:rPr>
+                <w:rFonts w:eastAsiaTheme="minorEastAsia"/>
+                <w:lang w:val="en-US"/>
+              </w:rPr>
+              <w:t>7</w:t>
+            </w:r>
+          </w:p>
+        </w:tc>
+        <w:tc>
+          <w:tcPr>
+            <w:tcW w:w="1436" w:type="dxa"/>
+          </w:tcPr>
+          <w:p>
+            <w:pPr>
+              <w:ind w:firstLine="0"/>
+              <w:jc w:val="center"/>
+              <w:rPr>
+                <w:rFonts w:eastAsiaTheme="minorEastAsia"/>
+                <w:lang w:val="en-US"/>
+              </w:rPr>
+            </w:pPr>
+            <w:r>
+              <w:rPr>
+                <w:rFonts w:eastAsiaTheme="minorEastAsia"/>
+                <w:lang w:val="en-US"/>
+              </w:rPr>
+              <w:t>265.7</w:t>
+            </w:r>
+          </w:p>
+        </w:tc>
+        <w:tc>
+          <w:tcPr>
+            <w:tcW w:w="1437" w:type="dxa"/>
+          </w:tcPr>
+          <w:p>
+            <w:pPr>
+              <w:ind w:firstLine="0"/>
+              <w:jc w:val="center"/>
+              <w:rPr>
+                <w:rFonts w:eastAsiaTheme="minorEastAsia"/>
+                <w:lang w:val="en-US"/>
+              </w:rPr>
+            </w:pPr>
+            <w:r>
+              <w:rPr>
+                <w:rFonts w:eastAsiaTheme="minorEastAsia"/>
+                <w:lang w:val="en-US"/>
+              </w:rPr>
+              <w:t>3.5</w:t>
+            </w:r>
+          </w:p>
+        </w:tc>
+      </w:tr>
+      <w:tr>
+        <w:tc>
+          <w:tcPr>
+            <w:tcW w:w="1436" w:type="dxa"/>
+          </w:tcPr>
+          <w:p>
+            <w:pPr>
+              <w:ind w:firstLine="0"/>
+              <w:jc w:val="center"/>
+              <w:rPr>
+                <w:rFonts w:eastAsiaTheme="minorEastAsia"/>
+                <w:lang w:val="en-US"/>
+              </w:rPr>
+            </w:pPr>
+            <w:r>
+              <w:rPr>
+                <w:rFonts w:eastAsiaTheme="minorEastAsia"/>
+                <w:lang w:val="en-US"/>
+              </w:rPr>
+              <w:t>3000</w:t>
+            </w:r>
+          </w:p>
+        </w:tc>
+        <w:tc>
+          <w:tcPr>
+            <w:tcW w:w="1436" w:type="dxa"/>
+          </w:tcPr>
+          <w:p>
+            <w:pPr>
+              <w:ind w:firstLine="0"/>
+              <w:jc w:val="center"/>
+              <w:rPr>
+                <w:rFonts w:eastAsiaTheme="minorEastAsia"/>
+                <w:lang w:val="en-US"/>
+              </w:rPr>
+            </w:pPr>
+            <w:r>
+              <w:rPr>
+                <w:rFonts w:eastAsiaTheme="minorEastAsia"/>
+                <w:lang w:val="en-US"/>
+              </w:rPr>
+              <w:t>41.5</w:t>
+            </w:r>
+            <w:r>
+              <w:rPr>
+                <w:rFonts w:eastAsiaTheme="minorEastAsia"/>
+                <w:lang w:val="en-US"/>
+              </w:rPr>
+              <w:t>0</w:t>
+            </w:r>
+          </w:p>
+        </w:tc>
+        <w:tc>
+          <w:tcPr>
+            <w:tcW w:w="1436" w:type="dxa"/>
+          </w:tcPr>
+          <w:p>
+            <w:pPr>
+              <w:ind w:firstLine="0"/>
+              <w:jc w:val="center"/>
+              <w:rPr>
+                <w:rFonts w:eastAsiaTheme="minorEastAsia"/>
+                <w:lang w:val="en-US"/>
+              </w:rPr>
+            </w:pPr>
+            <w:r>
+              <w:rPr>
+                <w:rFonts w:eastAsiaTheme="minorEastAsia"/>
+                <w:lang w:val="en-US"/>
+              </w:rPr>
+              <w:t>0.63</w:t>
+            </w:r>
+          </w:p>
+        </w:tc>
+        <w:tc>
+          <w:tcPr>
+            <w:tcW w:w="1436" w:type="dxa"/>
+          </w:tcPr>
+          <w:p>
+            <w:pPr>
+              <w:ind w:firstLine="0"/>
+              <w:jc w:val="center"/>
+              <w:rPr>
+                <w:rFonts w:eastAsiaTheme="minorEastAsia"/>
+                <w:lang w:val="en-US"/>
+              </w:rPr>
+            </w:pPr>
+            <w:r>
+              <w:rPr>
+                <w:rFonts w:eastAsiaTheme="minorEastAsia"/>
+                <w:lang w:val="en-US"/>
+              </w:rPr>
+              <w:t>83</w:t>
+            </w:r>
+            <w:r>
+              <w:rPr>
+                <w:rFonts w:eastAsiaTheme="minorEastAsia"/>
+                <w:lang w:val="en-US"/>
+              </w:rPr>
+              <w:t>.00</w:t>
+            </w:r>
+          </w:p>
+        </w:tc>
+        <w:tc>
+          <w:tcPr>
+            <w:tcW w:w="1436" w:type="dxa"/>
+          </w:tcPr>
+          <w:p>
+            <w:pPr>
+              <w:ind w:firstLine="0"/>
+              <w:jc w:val="center"/>
+              <w:rPr>
+                <w:rFonts w:eastAsiaTheme="minorEastAsia"/>
+                <w:lang w:val="en-US"/>
+              </w:rPr>
+            </w:pPr>
+            <w:r>
+              <w:rPr>
+                <w:rFonts w:eastAsiaTheme="minorEastAsia"/>
+                <w:lang w:val="en-US"/>
+              </w:rPr>
+              <w:t>1.2</w:t>
+            </w:r>
+            <w:r>
+              <w:rPr>
+                <w:rFonts w:eastAsiaTheme="minorEastAsia"/>
+                <w:lang w:val="en-US"/>
+              </w:rPr>
+              <w:t>7</w:t>
+            </w:r>
+          </w:p>
+        </w:tc>
+        <w:tc>
+          <w:tcPr>
+            <w:tcW w:w="1436" w:type="dxa"/>
+          </w:tcPr>
+          <w:p>
+            <w:pPr>
+              <w:ind w:firstLine="0"/>
+              <w:jc w:val="center"/>
+              <w:rPr>
+                <w:rFonts w:eastAsiaTheme="minorEastAsia"/>
+                <w:lang w:val="en-US"/>
+              </w:rPr>
+            </w:pPr>
+            <w:r>
+              <w:rPr>
+                <w:rFonts w:eastAsiaTheme="minorEastAsia"/>
+                <w:lang w:val="en-US"/>
+              </w:rPr>
+              <w:t>249.0</w:t>
+            </w:r>
+          </w:p>
+        </w:tc>
+        <w:tc>
+          <w:tcPr>
+            <w:tcW w:w="1437" w:type="dxa"/>
+          </w:tcPr>
+          <w:p>
+            <w:pPr>
+              <w:ind w:firstLine="0"/>
+              <w:jc w:val="center"/>
+              <w:rPr>
+                <w:rFonts w:eastAsiaTheme="minorEastAsia"/>
+                <w:lang w:val="en-US"/>
+              </w:rPr>
+            </w:pPr>
+            <w:r>
+              <w:rPr>
+                <w:rFonts w:eastAsiaTheme="minorEastAsia"/>
+                <w:lang w:val="en-US"/>
+              </w:rPr>
+              <w:t>3.8</w:t>
+            </w:r>
+          </w:p>
+        </w:tc>
+      </w:tr>
+    </w:tbl>
+    <w:p>
+      <w:pPr>
+        <w:rPr>
+          <w:rFonts w:eastAsiaTheme="minorEastAsia"/>
+        </w:rPr>
+      </w:pPr>
+      <w:r>
+        <w:rPr>
+          <w:rFonts w:eastAsiaTheme="minorEastAsia"/>
+        </w:rPr>
+        <w:t xml:space="preserve">Среднее значение скорости звука: </w:t>
+      </w:r>
+      <m:oMath>
+        <m:r>
+          <w:rPr>
+            <w:rFonts w:ascii="Cambria Math" w:eastAsiaTheme="minorEastAsia" w:hAnsi="Cambria Math"/>
+          </w:rPr>
+          <m:t>c = 261.4</m:t>
+        </m:r>
+        <m:r>
+          <m:rPr>
+            <m:sty m:val="p"/>
+          </m:rPr>
+          <w:rPr>
+            <w:rFonts w:ascii="Cambria Math" w:eastAsiaTheme="minorEastAsia" w:hAnsi="Cambria Math"/>
+          </w:rPr>
+          <m:t>±</m:t>
+        </m:r>
+        <m:r>
+          <w:rPr>
+            <w:rFonts w:ascii="Cambria Math" w:eastAsiaTheme="minorEastAsia" w:hAnsi="Cambria Math"/>
+          </w:rPr>
+          <m:t>8.3 м</m:t>
+        </m:r>
+        <m:r>
+          <m:rPr>
+            <m:lit/>
+          </m:rPr>
+          <w:rPr>
+            <w:rFonts w:ascii="Cambria Math" w:eastAsiaTheme="minorEastAsia" w:hAnsi="Cambria Math"/>
+          </w:rPr>
+          <m:t>/</m:t>
+        </m:r>
+        <m:r>
+          <w:rPr>
+            <w:rFonts w:ascii="Cambria Math" w:eastAsiaTheme="minorEastAsia" w:hAnsi="Cambria Math"/>
+          </w:rPr>
+          <m:t>с</m:t>
+        </m:r>
+      </m:oMath>
+      <w:r>
+        <w:rPr>
+          <w:rFonts w:eastAsiaTheme="minorEastAsia"/>
+        </w:rPr>
+        <w:t>,</w:t>
+      </w:r>
+    </w:p>
+    <w:p>
+      <w:pPr>
+        <w:rPr>
+          <w:rFonts w:eastAsiaTheme="minorEastAsia"/>
+        </w:rPr>
+      </w:pPr>
+      <w:r>
+        <w:rPr>
+          <w:rFonts w:eastAsiaTheme="minorEastAsia"/>
+        </w:rPr>
+        <w:t xml:space="preserve">Показатель адиабаты соответственно: </w:t>
+      </w:r>
+      <m:oMath>
+        <m:r>
+          <w:rPr>
+            <w:rFonts w:ascii="Cambria Math" w:eastAsiaTheme="minorEastAsia" w:hAnsi="Cambria Math"/>
+          </w:rPr>
+          <m:t>γ=1.235</m:t>
+        </m:r>
+        <m:r>
+          <m:rPr>
+            <m:sty m:val="p"/>
+          </m:rPr>
+          <w:rPr>
+            <w:rFonts w:ascii="Cambria Math" w:eastAsiaTheme="minorEastAsia" w:hAnsi="Cambria Math"/>
+          </w:rPr>
+          <m:t>±</m:t>
+        </m:r>
+        <m:r>
+          <w:rPr>
+            <w:rFonts w:ascii="Cambria Math" w:eastAsiaTheme="minorEastAsia" w:hAnsi="Cambria Math"/>
+          </w:rPr>
+          <m:t>0.028</m:t>
+        </m:r>
+      </m:oMath>
+    </w:p>
+    <w:p>
+      <w:pPr>
+        <w:rPr>
+          <w:rFonts w:eastAsiaTheme="minorEastAsia"/>
+        </w:rPr>
+      </w:pPr>
+      <w:r>
+        <w:rPr>
+          <w:rFonts w:eastAsiaTheme="minorEastAsia"/>
+        </w:rPr>
+        <w:t>Формула для расчета погрешности скорости звука:</w:t>
+      </w:r>
+    </w:p>
+    <w:p>
+      <w:pPr>
+        <w:rPr>
+          <w:rFonts w:eastAsiaTheme="minorEastAsia"/>
+        </w:rPr>
+      </w:pPr>
+      <m:oMathPara>
+        <m:oMath>
+          <m:sSub>
+            <m:sSubPr>
+              <m:ctrlPr>
+                <w:rPr>
+                  <w:rFonts w:ascii="Cambria Math" w:eastAsiaTheme="minorEastAsia" w:hAnsi="Cambria Math"/>
+                  <w:i/>
+                  <w:lang w:val="en-US"/>
+                </w:rPr>
+              </m:ctrlPr>
+            </m:sSubPr>
+            <m:e>
+              <m:r>
+                <m:rPr>
+                  <m:sty m:val="p"/>
+                </m:rPr>
+                <w:rPr>
+                  <w:rFonts w:ascii="Cambria Math" w:eastAsiaTheme="minorEastAsia" w:hAnsi="Cambria Math"/>
+                  <w:lang w:val="en-US"/>
+                </w:rPr>
+                <m:t>σ</m:t>
+              </m:r>
+              <m:ctrlPr>
+                <w:rPr>
+                  <w:rFonts w:ascii="Cambria Math" w:eastAsiaTheme="minorEastAsia" w:hAnsi="Cambria Math"/>
+                  <w:lang w:val="en-US"/>
+                </w:rPr>
+              </m:ctrlPr>
+            </m:e>
+            <m:sub>
+              <m:r>
+                <w:rPr>
+                  <w:rFonts w:ascii="Cambria Math" w:eastAsiaTheme="minorEastAsia" w:hAnsi="Cambria Math"/>
+                  <w:lang w:val="en-US"/>
+                </w:rPr>
+                <m:t>c</m:t>
+              </m:r>
+            </m:sub>
+          </m:sSub>
+          <m:r>
+            <w:rPr>
+              <w:rFonts w:ascii="Cambria Math" w:eastAsiaTheme="minorEastAsia" w:hAnsi="Cambria Math"/>
+            </w:rPr>
+            <m:t>=c</m:t>
+          </m:r>
+          <m:r>
+            <m:rPr>
+              <m:sty m:val="p"/>
+            </m:rPr>
+            <w:rPr>
+              <w:rFonts w:ascii="Cambria Math" w:eastAsiaTheme="minorEastAsia" w:hAnsi="Cambria Math"/>
+            </w:rPr>
+            <m:t>⋅</m:t>
+          </m:r>
+          <m:rad>
+            <m:radPr>
+              <m:degHide m:val="1"/>
+              <m:ctrlPr>
+                <w:rPr>
+                  <w:rFonts w:ascii="Cambria Math" w:eastAsiaTheme="minorEastAsia" w:hAnsi="Cambria Math"/>
+                </w:rPr>
+              </m:ctrlPr>
+            </m:radPr>
+            <m:deg>
+              <m:ctrlPr>
+                <w:rPr>
+                  <w:rFonts w:ascii="Cambria Math" w:eastAsiaTheme="minorEastAsia" w:hAnsi="Cambria Math"/>
+                  <w:i/>
+                </w:rPr>
+              </m:ctrlPr>
+            </m:deg>
+            <m:e>
+              <m:sSup>
+                <m:sSupPr>
+                  <m:ctrlPr>
+                    <w:rPr>
+                      <w:rFonts w:ascii="Cambria Math" w:eastAsiaTheme="minorEastAsia" w:hAnsi="Cambria Math"/>
+                      <w:i/>
+                    </w:rPr>
+                  </m:ctrlPr>
+                </m:sSupPr>
+                <m:e>
+                  <m:d>
+                    <m:dPr>
+                      <m:ctrlPr>
+                        <w:rPr>
+                          <w:rFonts w:ascii="Cambria Math" w:eastAsiaTheme="minorEastAsia" w:hAnsi="Cambria Math"/>
+                        </w:rPr>
+                      </m:ctrlPr>
+                    </m:dPr>
+                    <m:e>
+                      <m:f>
+                        <m:fPr>
+                          <m:ctrlPr>
+                            <w:rPr>
+                              <w:rFonts w:ascii="Cambria Math" w:eastAsiaTheme="minorEastAsia" w:hAnsi="Cambria Math"/>
+                            </w:rPr>
+                          </m:ctrlPr>
+                        </m:fPr>
+                        <m:num>
+                          <m:r>
+                            <m:rPr>
+                              <m:sty m:val="p"/>
+                            </m:rPr>
+                            <w:rPr>
+                              <w:rFonts w:ascii="Cambria Math" w:eastAsiaTheme="minorEastAsia" w:hAnsi="Cambria Math"/>
+                            </w:rPr>
+                            <m:t>Δλ</m:t>
+                          </m:r>
+                          <m:ctrlPr>
+                            <w:rPr>
+                              <w:rFonts w:ascii="Cambria Math" w:eastAsiaTheme="minorEastAsia" w:hAnsi="Cambria Math"/>
+                              <w:i/>
+                            </w:rPr>
+                          </m:ctrlPr>
+                        </m:num>
+                        <m:den>
+                          <m:r>
+                            <m:rPr>
+                              <m:sty m:val="p"/>
+                            </m:rPr>
+                            <w:rPr>
+                              <w:rFonts w:ascii="Cambria Math" w:eastAsiaTheme="minorEastAsia" w:hAnsi="Cambria Math"/>
+                            </w:rPr>
+                            <m:t>λ</m:t>
+                          </m:r>
+                          <m:ctrlPr>
+                            <w:rPr>
+                              <w:rFonts w:ascii="Cambria Math" w:eastAsiaTheme="minorEastAsia" w:hAnsi="Cambria Math"/>
+                              <w:i/>
+                            </w:rPr>
+                          </m:ctrlPr>
+                        </m:den>
+                      </m:f>
+                      <m:ctrlPr>
+                        <w:rPr>
+                          <w:rFonts w:ascii="Cambria Math" w:eastAsiaTheme="minorEastAsia" w:hAnsi="Cambria Math"/>
+                          <w:i/>
+                        </w:rPr>
+                      </m:ctrlPr>
+                    </m:e>
+                  </m:d>
+                </m:e>
+                <m:sup>
+                  <m:r>
+                    <w:rPr>
+                      <w:rFonts w:ascii="Cambria Math" w:eastAsiaTheme="minorEastAsia" w:hAnsi="Cambria Math"/>
+                    </w:rPr>
+                    <m:t>2</m:t>
+                  </m:r>
+                </m:sup>
+              </m:sSup>
+              <m:r>
+                <w:rPr>
+                  <w:rFonts w:ascii="Cambria Math" w:eastAsiaTheme="minorEastAsia" w:hAnsi="Cambria Math"/>
+                </w:rPr>
+                <m:t>+</m:t>
+              </m:r>
+              <m:sSup>
+                <m:sSupPr>
+                  <m:ctrlPr>
+                    <w:rPr>
+                      <w:rFonts w:ascii="Cambria Math" w:eastAsiaTheme="minorEastAsia" w:hAnsi="Cambria Math"/>
+                      <w:i/>
+                    </w:rPr>
+                  </m:ctrlPr>
+                </m:sSupPr>
+                <m:e>
+                  <m:d>
+                    <m:dPr>
+                      <m:ctrlPr>
+                        <w:rPr>
+                          <w:rFonts w:ascii="Cambria Math" w:eastAsiaTheme="minorEastAsia" w:hAnsi="Cambria Math"/>
+                        </w:rPr>
+                      </m:ctrlPr>
+                    </m:dPr>
+                    <m:e>
+                      <m:f>
+                        <m:fPr>
+                          <m:ctrlPr>
+                            <w:rPr>
+                              <w:rFonts w:ascii="Cambria Math" w:eastAsiaTheme="minorEastAsia" w:hAnsi="Cambria Math"/>
+                            </w:rPr>
+                          </m:ctrlPr>
+                        </m:fPr>
+                        <m:num>
+                          <m:r>
+                            <m:rPr>
+                              <m:sty m:val="p"/>
+                            </m:rPr>
+                            <w:rPr>
+                              <w:rFonts w:ascii="Cambria Math" w:eastAsiaTheme="minorEastAsia" w:hAnsi="Cambria Math"/>
+                            </w:rPr>
+                            <m:t>Δ</m:t>
+                          </m:r>
+                          <m:r>
+                            <w:rPr>
+                              <w:rFonts w:ascii="Cambria Math" w:eastAsiaTheme="minorEastAsia" w:hAnsi="Cambria Math"/>
+                            </w:rPr>
+                            <m:t>f</m:t>
+                          </m:r>
+                          <m:ctrlPr>
+                            <w:rPr>
+                              <w:rFonts w:ascii="Cambria Math" w:eastAsiaTheme="minorEastAsia" w:hAnsi="Cambria Math"/>
+                              <w:i/>
+                            </w:rPr>
+                          </m:ctrlPr>
+                        </m:num>
+                        <m:den>
+                          <m:r>
+                            <w:rPr>
+                              <w:rFonts w:ascii="Cambria Math" w:eastAsiaTheme="minorEastAsia" w:hAnsi="Cambria Math"/>
+                            </w:rPr>
+                            <m:t>f</m:t>
+                          </m:r>
+                          <m:ctrlPr>
+                            <w:rPr>
+                              <w:rFonts w:ascii="Cambria Math" w:eastAsiaTheme="minorEastAsia" w:hAnsi="Cambria Math"/>
+                              <w:i/>
+                            </w:rPr>
+                          </m:ctrlPr>
+                        </m:den>
+                      </m:f>
+                      <m:ctrlPr>
+                        <w:rPr>
+                          <w:rFonts w:ascii="Cambria Math" w:eastAsiaTheme="minorEastAsia" w:hAnsi="Cambria Math"/>
+                          <w:i/>
+                        </w:rPr>
+                      </m:ctrlPr>
+                    </m:e>
+                  </m:d>
+                </m:e>
+                <m:sup>
+                  <m:r>
+                    <w:rPr>
+                      <w:rFonts w:ascii="Cambria Math" w:eastAsiaTheme="minorEastAsia" w:hAnsi="Cambria Math"/>
+                    </w:rPr>
+                    <m:t>2</m:t>
+                  </m:r>
+                </m:sup>
+              </m:sSup>
+            </m:e>
+          </m:rad>
+        </m:oMath>
+      </m:oMathPara>
+    </w:p>
+    <w:p>
+      <w:pPr>
+        <w:rPr>
+          <w:rFonts w:eastAsiaTheme="minorEastAsia"/>
+        </w:rPr>
+      </w:pPr>
+      <w:r>
+        <w:rPr>
+          <w:rFonts w:eastAsiaTheme="minorEastAsia"/>
+        </w:rPr>
+        <w:t>Формула для расчета погрешности показателя адиабаты:</w:t>
+      </w:r>
+    </w:p>
+    <w:p>
+      <w:pPr>
+        <w:rPr>
+          <w:rFonts w:eastAsiaTheme="minorEastAsia"/>
+        </w:rPr>
+      </w:pPr>
+      <m:oMathPara>
+        <m:oMath>
+          <m:sSub>
+            <m:sSubPr>
+              <m:ctrlPr>
+                <w:rPr>
+                  <w:rFonts w:ascii="Cambria Math" w:eastAsiaTheme="minorEastAsia" w:hAnsi="Cambria Math"/>
+                </w:rPr>
+              </m:ctrlPr>
+            </m:sSubPr>
+            <m:e>
+              <m:r>
+                <m:rPr>
+                  <m:sty m:val="p"/>
+                </m:rPr>
+                <w:rPr>
+                  <w:rFonts w:ascii="Cambria Math" w:eastAsiaTheme="minorEastAsia" w:hAnsi="Cambria Math"/>
+                </w:rPr>
+                <m:t>σ</m:t>
+              </m:r>
+            </m:e>
+            <m:sub>
+              <m:r>
+                <w:rPr>
+                  <w:rFonts w:ascii="Cambria Math" w:eastAsiaTheme="minorEastAsia" w:hAnsi="Cambria Math"/>
+                </w:rPr>
+                <m:t>γ</m:t>
+              </m:r>
+            </m:sub>
+          </m:sSub>
+          <m:r>
+            <w:rPr>
+              <w:rFonts w:ascii="Cambria Math" w:eastAsiaTheme="minorEastAsia" w:hAnsi="Cambria Math"/>
+            </w:rPr>
+            <m:t>=</m:t>
+          </m:r>
+          <m:r>
+            <m:rPr>
+              <m:sty m:val="p"/>
+            </m:rPr>
+            <w:rPr>
+              <w:rFonts w:ascii="Cambria Math" w:eastAsiaTheme="minorEastAsia" w:hAnsi="Cambria Math"/>
+            </w:rPr>
+            <m:t>γ⋅</m:t>
+          </m:r>
+          <m:rad>
+            <m:radPr>
+              <m:degHide m:val="1"/>
+              <m:ctrlPr>
+                <w:rPr>
+                  <w:rFonts w:ascii="Cambria Math" w:eastAsiaTheme="minorEastAsia" w:hAnsi="Cambria Math"/>
+                </w:rPr>
+              </m:ctrlPr>
+            </m:radPr>
+            <m:deg>
+              <m:ctrlPr>
+                <w:rPr>
+                  <w:rFonts w:ascii="Cambria Math" w:eastAsiaTheme="minorEastAsia" w:hAnsi="Cambria Math"/>
+                  <w:i/>
+                </w:rPr>
+              </m:ctrlPr>
+            </m:deg>
+            <m:e>
+              <m:sSup>
+                <m:sSupPr>
+                  <m:ctrlPr>
+                    <w:rPr>
+                      <w:rFonts w:ascii="Cambria Math" w:eastAsiaTheme="minorEastAsia" w:hAnsi="Cambria Math"/>
+                      <w:i/>
+                    </w:rPr>
+                  </m:ctrlPr>
+                </m:sSupPr>
+                <m:e>
+                  <m:d>
+                    <m:dPr>
+                      <m:ctrlPr>
+                        <w:rPr>
+                          <w:rFonts w:ascii="Cambria Math" w:eastAsiaTheme="minorEastAsia" w:hAnsi="Cambria Math"/>
+                        </w:rPr>
+                      </m:ctrlPr>
+                    </m:dPr>
+                    <m:e>
+                      <m:r>
+                        <w:rPr>
+                          <w:rFonts w:ascii="Cambria Math" w:eastAsiaTheme="minorEastAsia" w:hAnsi="Cambria Math"/>
+                        </w:rPr>
+                        <m:t>2</m:t>
+                      </m:r>
+                      <m:f>
+                        <m:fPr>
+                          <m:ctrlPr>
+                            <w:rPr>
+                              <w:rFonts w:ascii="Cambria Math" w:eastAsiaTheme="minorEastAsia" w:hAnsi="Cambria Math"/>
+                            </w:rPr>
+                          </m:ctrlPr>
+                        </m:fPr>
+                        <m:num>
+                          <m:r>
+                            <m:rPr>
+                              <m:sty m:val="p"/>
+                            </m:rPr>
+                            <w:rPr>
+                              <w:rFonts w:ascii="Cambria Math" w:eastAsiaTheme="minorEastAsia" w:hAnsi="Cambria Math"/>
+                            </w:rPr>
+                            <m:t>Δ</m:t>
+                          </m:r>
+                          <m:r>
+                            <w:rPr>
+                              <w:rFonts w:ascii="Cambria Math" w:eastAsiaTheme="minorEastAsia" w:hAnsi="Cambria Math"/>
+                            </w:rPr>
+                            <m:t>c</m:t>
+                          </m:r>
+                          <m:ctrlPr>
+                            <w:rPr>
+                              <w:rFonts w:ascii="Cambria Math" w:eastAsiaTheme="minorEastAsia" w:hAnsi="Cambria Math"/>
+                              <w:i/>
+                            </w:rPr>
+                          </m:ctrlPr>
+                        </m:num>
+                        <m:den>
+                          <m:r>
+                            <w:rPr>
+                              <w:rFonts w:ascii="Cambria Math" w:eastAsiaTheme="minorEastAsia" w:hAnsi="Cambria Math"/>
+                            </w:rPr>
+                            <m:t>c</m:t>
+                          </m:r>
+                          <m:ctrlPr>
+                            <w:rPr>
+                              <w:rFonts w:ascii="Cambria Math" w:eastAsiaTheme="minorEastAsia" w:hAnsi="Cambria Math"/>
+                              <w:i/>
+                            </w:rPr>
+                          </m:ctrlPr>
+                        </m:den>
+                      </m:f>
+                      <m:ctrlPr>
+                        <w:rPr>
+                          <w:rFonts w:ascii="Cambria Math" w:eastAsiaTheme="minorEastAsia" w:hAnsi="Cambria Math"/>
+                          <w:i/>
+                        </w:rPr>
+                      </m:ctrlPr>
+                    </m:e>
+                  </m:d>
+                </m:e>
+                <m:sup>
+                  <m:r>
+                    <w:rPr>
+                      <w:rFonts w:ascii="Cambria Math" w:eastAsiaTheme="minorEastAsia" w:hAnsi="Cambria Math"/>
+                    </w:rPr>
+                    <m:t>2</m:t>
+                  </m:r>
+                </m:sup>
+              </m:sSup>
+              <m:r>
+                <w:rPr>
+                  <w:rFonts w:ascii="Cambria Math" w:eastAsiaTheme="minorEastAsia" w:hAnsi="Cambria Math"/>
+                </w:rPr>
+                <m:t>+</m:t>
+              </m:r>
+              <m:sSup>
+                <m:sSupPr>
+                  <m:ctrlPr>
+                    <w:rPr>
+                      <w:rFonts w:ascii="Cambria Math" w:eastAsiaTheme="minorEastAsia" w:hAnsi="Cambria Math"/>
+                      <w:i/>
+                    </w:rPr>
+                  </m:ctrlPr>
+                </m:sSupPr>
+                <m:e>
+                  <m:d>
+                    <m:dPr>
+                      <m:ctrlPr>
+                        <w:rPr>
+                          <w:rFonts w:ascii="Cambria Math" w:eastAsiaTheme="minorEastAsia" w:hAnsi="Cambria Math"/>
+                        </w:rPr>
+                      </m:ctrlPr>
+                    </m:dPr>
+                    <m:e>
+                      <m:f>
+                        <m:fPr>
+                          <m:ctrlPr>
+                            <w:rPr>
+                              <w:rFonts w:ascii="Cambria Math" w:eastAsiaTheme="minorEastAsia" w:hAnsi="Cambria Math"/>
+                            </w:rPr>
+                          </m:ctrlPr>
+                        </m:fPr>
+                        <m:num>
+                          <m:r>
+                            <m:rPr>
+                              <m:sty m:val="p"/>
+                            </m:rPr>
+                            <w:rPr>
+                              <w:rFonts w:ascii="Cambria Math" w:eastAsiaTheme="minorEastAsia" w:hAnsi="Cambria Math"/>
+                            </w:rPr>
+                            <m:t>Δ</m:t>
+                          </m:r>
+                          <m:r>
+                            <w:rPr>
+                              <w:rFonts w:ascii="Cambria Math" w:eastAsiaTheme="minorEastAsia" w:hAnsi="Cambria Math"/>
+                            </w:rPr>
+                            <m:t>T</m:t>
+                          </m:r>
+                          <m:ctrlPr>
+                            <w:rPr>
+                              <w:rFonts w:ascii="Cambria Math" w:eastAsiaTheme="minorEastAsia" w:hAnsi="Cambria Math"/>
+                              <w:i/>
+                            </w:rPr>
+                          </m:ctrlPr>
+                        </m:num>
+                        <m:den>
+                          <m:r>
+                            <w:rPr>
+                              <w:rFonts w:ascii="Cambria Math" w:eastAsiaTheme="minorEastAsia" w:hAnsi="Cambria Math"/>
+                            </w:rPr>
+                            <m:t>T</m:t>
+                          </m:r>
+                          <m:ctrlPr>
+                            <w:rPr>
+                              <w:rFonts w:ascii="Cambria Math" w:eastAsiaTheme="minorEastAsia" w:hAnsi="Cambria Math"/>
+                              <w:i/>
+                            </w:rPr>
+                          </m:ctrlPr>
+                        </m:den>
+                      </m:f>
+                      <m:ctrlPr>
+                        <w:rPr>
+                          <w:rFonts w:ascii="Cambria Math" w:eastAsiaTheme="minorEastAsia" w:hAnsi="Cambria Math"/>
+                          <w:i/>
+                        </w:rPr>
+                      </m:ctrlPr>
+                    </m:e>
+                  </m:d>
+                </m:e>
+                <m:sup>
+                  <m:r>
+                    <w:rPr>
+                      <w:rFonts w:ascii="Cambria Math" w:eastAsiaTheme="minorEastAsia" w:hAnsi="Cambria Math"/>
+                    </w:rPr>
+                    <m:t>2</m:t>
+                  </m:r>
+                </m:sup>
+              </m:sSup>
+            </m:e>
+          </m:rad>
+        </m:oMath>
+      </m:oMathPara>
+    </w:p>
+    <w:p>
+      <w:pPr>
+        <w:rPr>
+          <w:rFonts w:eastAsiaTheme="minorEastAsia"/>
+        </w:rPr>
+      </w:pPr>
+      <w:r>
+        <w:rPr>
+          <w:rFonts w:eastAsiaTheme="minorEastAsia"/>
+        </w:rPr>
+        <w:t xml:space="preserve">Показатель адиабаты для воздуха получился выше табличного значения </w:t>
+      </w:r>
+      <w:r>
+        <w:rPr>
+          <w:rFonts w:eastAsiaTheme="minorEastAsia"/>
+        </w:rPr>
+        <w:t xml:space="preserve">  </w:t>
+      </w:r>
+      <w:proofErr w:type="gramStart"/>
+      <w:r>
+        <w:rPr>
+          <w:rFonts w:eastAsiaTheme="minorEastAsia"/>
+        </w:rPr>
+        <w:t xml:space="preserve">   </w:t>
+      </w:r>
+      <w:r>
+        <w:rPr>
+          <w:rFonts w:eastAsiaTheme="minorEastAsia"/>
+        </w:rPr>
+        <w:t>(</w:t>
+      </w:r>
+      <w:proofErr w:type="gramEnd"/>
+      <m:oMath>
+        <m:r>
+          <m:rPr>
+            <m:sty m:val="p"/>
+          </m:rPr>
+          <w:rPr>
+            <w:rFonts w:ascii="Cambria Math" w:eastAsiaTheme="minorEastAsia" w:hAnsi="Cambria Math"/>
+          </w:rPr>
+          <m:t>γ</m:t>
+        </m:r>
+        <m:r>
+          <w:rPr>
+            <w:rFonts w:ascii="Cambria Math" w:eastAsiaTheme="minorEastAsia" w:hAnsi="Cambria Math"/>
+          </w:rPr>
+          <m:t>=1.4</m:t>
+        </m:r>
+      </m:oMath>
+      <w:r>
+        <w:rPr>
+          <w:rFonts w:eastAsiaTheme="minorEastAsia"/>
+        </w:rPr>
+        <w:t>)</w:t>
+      </w:r>
+      <w:r>
+        <w:rPr>
+          <w:rFonts w:eastAsiaTheme="minorEastAsia"/>
+        </w:rPr>
+        <w:t xml:space="preserve">. Это может быть связано с </w:t>
+      </w:r>
+      <w:proofErr w:type="spellStart"/>
+      <w:r>
+        <w:rPr>
+          <w:rFonts w:eastAsiaTheme="minorEastAsia"/>
+        </w:rPr>
+        <w:t>неидеальностью</w:t>
+      </w:r>
+      <w:proofErr w:type="spellEnd"/>
+      <w:r>
+        <w:rPr>
+          <w:rFonts w:eastAsiaTheme="minorEastAsia"/>
+        </w:rPr>
+        <w:t xml:space="preserve"> установки или с составом воздуха в лаборатории.</w:t>
+      </w:r>
+    </w:p>
+    <w:p>
+      <w:pPr>
+        <w:rPr>
+          <w:rFonts w:eastAsiaTheme="minorEastAsia"/>
+        </w:rPr>
+      </w:pPr>
+      <w:r>
+        <w:rPr>
+          <w:rFonts w:eastAsiaTheme="minorEastAsia"/>
+        </w:rPr>
+        <w:t>Показатель адиабаты для углекислого газа совпадает с табличным значением с хорошей точностью</w:t>
+      </w:r>
+      <w:r>
+        <w:rPr>
+          <w:rFonts w:eastAsiaTheme="minorEastAsia"/>
+        </w:rPr>
+        <w:t xml:space="preserve"> (</w:t>
+      </w:r>
+      <m:oMath>
+        <m:r>
+          <m:rPr>
+            <m:sty m:val="p"/>
+          </m:rPr>
+          <w:rPr>
+            <w:rFonts w:ascii="Cambria Math" w:eastAsiaTheme="minorEastAsia" w:hAnsi="Cambria Math"/>
+            <w:lang w:val="en-US"/>
+          </w:rPr>
+          <m:t>γ</m:t>
+        </m:r>
+        <m:r>
+          <w:rPr>
+            <w:rFonts w:ascii="Cambria Math" w:eastAsiaTheme="minorEastAsia" w:hAnsi="Cambria Math"/>
+          </w:rPr>
+          <m:t>=1.3</m:t>
+        </m:r>
+      </m:oMath>
+      <w:r>
+        <w:rPr>
+          <w:rFonts w:eastAsiaTheme="minorEastAsia"/>
+        </w:rPr>
+        <w:t>)</w:t>
+      </w:r>
+      <w:r>
+        <w:rPr>
+          <w:rFonts w:eastAsiaTheme="minorEastAsia"/>
+        </w:rPr>
+        <w:t>, однако при частоте 3 кГц наблюдается заметное отклонение значения скорости звука от общего тренда, это может быть связано с неправильно проведенным опытом.</w:t>
+      </w:r>
+    </w:p>
+    <w:p>
+      <w:pPr>
+        <w:pStyle w:val="1"/>
+        <w:numPr>
+          <w:ilvl w:val="1"/>
+          <w:numId w:val="2"/>
+        </w:numPr>
+        <w:rPr>
+          <w:rFonts w:eastAsiaTheme="minorEastAsia"/>
+        </w:rPr>
+      </w:pPr>
+      <w:r>
+        <w:rPr>
+          <w:rFonts w:eastAsiaTheme="minorEastAsia"/>
+        </w:rPr>
+        <w:lastRenderedPageBreak/>
+        <w:t>Измерения при постоянной длине трубы</w:t>
+      </w:r>
+    </w:p>
+    <w:p>
+      <w:pPr>
+        <w:ind w:left="709" w:firstLine="0"/>
+        <w:rPr>
+          <w:rFonts w:eastAsiaTheme="minorEastAsia"/>
+        </w:rPr>
+      </w:pPr>
+      <w:r>
+        <w:rPr>
+          <w:rFonts w:eastAsiaTheme="minorEastAsia"/>
+          <w:noProof/>
+        </w:rPr>
+        <w:drawing>
+          <wp:anchor distT="0" distB="0" distL="114300" distR="114300" simplePos="0" relativeHeight="251670528" behindDoc="0" locked="0" layoutInCell="1" allowOverlap="1" wp14:anchorId="69A593F3" wp14:editId="1C424F43">
+            <wp:simplePos x="0" y="0"/>
+            <wp:positionH relativeFrom="page">
+              <wp:align>center</wp:align>
+            </wp:positionH>
+            <wp:positionV relativeFrom="paragraph">
+              <wp:posOffset>366563</wp:posOffset>
+            </wp:positionV>
+            <wp:extent cx="5460365" cy="4368165"/>
+            <wp:effectExtent l="0" t="0" r="6985" b="0"/>
+            <wp:wrapTopAndBottom/>
+            <wp:docPr id="5" name="Рисунок 5"/>
+            <wp:cNvGraphicFramePr>
+              <a:graphicFrameLocks xmlns:a="http://schemas.openxmlformats.org/drawingml/2006/main" noChangeAspect="1"/>
+            </wp:cNvGraphicFramePr>
+            <a:graphic xmlns:a="http://schemas.openxmlformats.org/drawingml/2006/main">
+              <a:graphicData uri="http://schemas.openxmlformats.org/drawingml/2006/picture">
+                <pic:pic xmlns:pic="http://schemas.openxmlformats.org/drawingml/2006/picture">
+                  <pic:nvPicPr>
+                    <pic:cNvPr id="5" name="temp.png"/>
+                    <pic:cNvPicPr/>
+                  </pic:nvPicPr>
+                  <pic:blipFill>
+                    <a:blip r:embed="rId9">
+                      <a:extLst>
+                        <a:ext uri="{28A0092B-C50C-407E-A947-70E740481C1C}">
+                          <a14:useLocalDpi xmlns:a14="http://schemas.microsoft.com/office/drawing/2010/main" val="0"/>
+                        </a:ext>
+                      </a:extLst>
+                    </a:blip>
+                    <a:stretch>
+                      <a:fillRect/>
+                    </a:stretch>
+                  </pic:blipFill>
+                  <pic:spPr>
+                    <a:xfrm>
+                      <a:off x="0" y="0"/>
+                      <a:ext cx="5460365" cy="4368165"/>
+                    </a:xfrm>
+                    <a:prstGeom prst="rect">
+                      <a:avLst/>
+                    </a:prstGeom>
+                  </pic:spPr>
+                </pic:pic>
+              </a:graphicData>
+            </a:graphic>
+            <wp14:sizeRelH relativeFrom="margin">
+              <wp14:pctWidth>0</wp14:pctWidth>
+            </wp14:sizeRelH>
+            <wp14:sizeRelV relativeFrom="margin">
+              <wp14:pctHeight>0</wp14:pctHeight>
+            </wp14:sizeRelV>
+          </wp:anchor>
+        </w:drawing>
+      </w:r>
+      <w:r>
+        <w:rPr>
+          <w:noProof/>
+        </w:rPr>
+        <mc:AlternateContent>
+          <mc:Choice Requires="wps">
+            <w:drawing>
+              <wp:anchor distT="0" distB="0" distL="114300" distR="114300" simplePos="0" relativeHeight="251672576" behindDoc="0" locked="0" layoutInCell="1" allowOverlap="1" wp14:anchorId="4FE87818" wp14:editId="7F3FA6EE">
+                <wp:simplePos x="0" y="0"/>
+                <wp:positionH relativeFrom="page">
+                  <wp:align>center</wp:align>
+                </wp:positionH>
+                <wp:positionV relativeFrom="paragraph">
+                  <wp:posOffset>4763315</wp:posOffset>
+                </wp:positionV>
+                <wp:extent cx="5581015" cy="635"/>
+                <wp:effectExtent l="0" t="0" r="635" b="8890"/>
+                <wp:wrapTopAndBottom/>
+                <wp:docPr id="11" name="Надпись 11"/>
+                <wp:cNvGraphicFramePr/>
+                <a:graphic xmlns:a="http://schemas.openxmlformats.org/drawingml/2006/main">
+                  <a:graphicData uri="http://schemas.microsoft.com/office/word/2010/wordprocessingShape">
+                    <wps:wsp>
+                      <wps:cNvSpPr txBox="1"/>
+                      <wps:spPr>
+                        <a:xfrm>
+                          <a:off x="0" y="0"/>
+                          <a:ext cx="5581015" cy="635"/>
+                        </a:xfrm>
+                        <a:prstGeom prst="rect">
+                          <a:avLst/>
+                        </a:prstGeom>
+                        <a:solidFill>
+                          <a:prstClr val="white"/>
+                        </a:solidFill>
+                        <a:ln>
+                          <a:noFill/>
+                        </a:ln>
+                      </wps:spPr>
+                      <wps:txbx>
+                        <w:txbxContent>
+                          <w:p>
+                            <w:pPr>
+                              <w:pStyle w:val="a9"/>
+                              <w:jc w:val="center"/>
+                              <w:rPr>
+                                <w:b/>
+                                <w:i w:val="0"/>
+                                <w:color w:val="auto"/>
+                                <w:sz w:val="22"/>
+                              </w:rPr>
+                            </w:pPr>
+                            <w:r>
+                              <w:rPr>
+                                <w:b/>
+                                <w:i w:val="0"/>
+                                <w:color w:val="auto"/>
+                                <w:sz w:val="22"/>
+                              </w:rPr>
+                              <w:t xml:space="preserve">Рисунок </w:t>
+                            </w:r>
+                            <w:r>
+                              <w:rPr>
+                                <w:b/>
+                                <w:i w:val="0"/>
+                                <w:color w:val="auto"/>
+                                <w:sz w:val="22"/>
+                              </w:rPr>
+                              <w:fldChar w:fldCharType="begin"/>
+                            </w:r>
+                            <w:r>
+                              <w:rPr>
+                                <w:b/>
+                                <w:i w:val="0"/>
+                                <w:color w:val="auto"/>
+                                <w:sz w:val="22"/>
+                              </w:rPr>
+                              <w:instrText xml:space="preserve"> SEQ Рисунок \* ARABIC </w:instrText>
+                            </w:r>
+                            <w:r>
+                              <w:rPr>
+                                <w:b/>
+                                <w:i w:val="0"/>
+                                <w:color w:val="auto"/>
+                                <w:sz w:val="22"/>
+                              </w:rPr>
+                              <w:fldChar w:fldCharType="separate"/>
+                            </w:r>
+                            <w:r>
+                              <w:rPr>
+                                <w:b/>
+                                <w:i w:val="0"/>
+                                <w:noProof/>
+                                <w:color w:val="auto"/>
+                                <w:sz w:val="22"/>
+                              </w:rPr>
+                              <w:t>5</w:t>
+                            </w:r>
+                            <w:r>
+                              <w:rPr>
+                                <w:b/>
+                                <w:i w:val="0"/>
+                                <w:color w:val="auto"/>
+                                <w:sz w:val="22"/>
+                              </w:rPr>
+                              <w:fldChar w:fldCharType="end"/>
+                            </w:r>
+                            <w:r>
+                              <w:rPr>
+                                <w:b/>
+                                <w:i w:val="0"/>
+                                <w:color w:val="auto"/>
+                                <w:sz w:val="22"/>
+                              </w:rPr>
+                              <w:t>: график зависимости резонансной частоты от номера резонанса (изменение температуры)</w:t>
+                            </w:r>
+                          </w:p>
+                        </w:txbxContent>
+                      </wps:txbx>
+                      <wps:bodyPr rot="0" spcFirstLastPara="0" vertOverflow="overflow" horzOverflow="overflow" vert="horz" wrap="square" lIns="0" tIns="0" rIns="0" bIns="0" numCol="1" spcCol="0" rtlCol="0" fromWordArt="0" anchor="t" anchorCtr="0" forceAA="0" compatLnSpc="1">
+                        <a:prstTxWarp prst="textNoShape">
+                          <a:avLst/>
+                        </a:prstTxWarp>
+                        <a:spAutoFit/>
+                      </wps:bodyPr>
+                    </wps:wsp>
+                  </a:graphicData>
+                </a:graphic>
+                <wp14:sizeRelH relativeFrom="margin">
+                  <wp14:pctWidth>0</wp14:pctWidth>
+                </wp14:sizeRelH>
+              </wp:anchor>
+            </w:drawing>
+          </mc:Choice>
+          <mc:Fallback>
+            <w:pict>
+              <v:shape w14:anchorId="4FE87818" id="Надпись 11" o:spid="_x0000_s1030" type="#_x0000_t202" style="position:absolute;left:0;text-align:left;margin-left:0;margin-top:375.05pt;width:439.45pt;height:.05pt;z-index:251672576;visibility:visible;mso-wrap-style:square;mso-width-percent:0;mso-wrap-distance-left:9pt;mso-wrap-distance-top:0;mso-wrap-distance-right:9pt;mso-wrap-distance-bottom:0;mso-position-horizontal:center;mso-position-horizontal-relative:page;mso-position-vertical:absolute;mso-position-vertical-relative:text;mso-width-percent:0;mso-width-relative:margin;v-text-anchor:top" o:gfxdata="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" stroked="f">
+                <v:textbox style="mso-fit-shape-to-text:t" inset="0,0,0,0">
+                  <w:txbxContent>
+                    <w:p>
+                      <w:pPr>
+                        <w:pStyle w:val="a9"/>
+                        <w:jc w:val="center"/>
+                        <w:rPr>
+                          <w:b/>
+                          <w:i w:val="0"/>
+                          <w:color w:val="auto"/>
+                          <w:sz w:val="22"/>
+                        </w:rPr>
+                      </w:pPr>
+                      <w:r>
+                        <w:rPr>
+                          <w:b/>
+                          <w:i w:val="0"/>
+                          <w:color w:val="auto"/>
+                          <w:sz w:val="22"/>
+                        </w:rPr>
+                        <w:t xml:space="preserve">Рисунок </w:t>
+                      </w:r>
+                      <w:r>
+                        <w:rPr>
+                          <w:b/>
+                          <w:i w:val="0"/>
+                          <w:color w:val="auto"/>
+                          <w:sz w:val="22"/>
+                        </w:rPr>
+                        <w:fldChar w:fldCharType="begin"/>
+                      </w:r>
+                      <w:r>
+                        <w:rPr>
+                          <w:b/>
+                          <w:i w:val="0"/>
+                          <w:color w:val="auto"/>
+                          <w:sz w:val="22"/>
+                        </w:rPr>
+                        <w:instrText xml:space="preserve"> SEQ Рисунок \* ARABIC </w:instrText>
+                      </w:r>
+                      <w:r>
+                        <w:rPr>
+                          <w:b/>
+                          <w:i w:val="0"/>
+                          <w:color w:val="auto"/>
+                          <w:sz w:val="22"/>
+                        </w:rPr>
+                        <w:fldChar w:fldCharType="separate"/>
+                      </w:r>
+                      <w:r>
+                        <w:rPr>
+                          <w:b/>
+                          <w:i w:val="0"/>
+                          <w:noProof/>
+                          <w:color w:val="auto"/>
+                          <w:sz w:val="22"/>
+                        </w:rPr>
+                        <w:t>5</w:t>
+                      </w:r>
+                      <w:r>
+                        <w:rPr>
+                          <w:b/>
+                          <w:i w:val="0"/>
+                          <w:color w:val="auto"/>
+                          <w:sz w:val="22"/>
+                        </w:rPr>
+                        <w:fldChar w:fldCharType="end"/>
+                      </w:r>
+                      <w:r>
+                        <w:rPr>
+                          <w:b/>
+                          <w:i w:val="0"/>
+                          <w:color w:val="auto"/>
+                          <w:sz w:val="22"/>
+                        </w:rPr>
+                        <w:t>: график зависимости резонансной частоты от номера резонанса (изменение температуры)</w:t>
+                      </w:r>
+                    </w:p>
+                  </w:txbxContent>
+                </v:textbox>
+                <w10:wrap type="topAndBottom" anchorx="page"/>
+              </v:shape>
+            </w:pict>
+          </mc:Fallback>
+        </mc:AlternateContent>
+      </w:r>
+      <w:r>
+        <w:t xml:space="preserve">Длина трубы </w:t>
+      </w:r>
+      <m:oMath>
+        <m:r>
+          <w:rPr>
+            <w:rFonts w:ascii="Cambria Math" w:hAnsi="Cambria Math"/>
+          </w:rPr>
+          <m:t>L=800</m:t>
+        </m:r>
+        <m:r>
+          <m:rPr>
+            <m:sty m:val="p"/>
+          </m:rPr>
+          <w:rPr>
+            <w:rFonts w:ascii="Cambria Math" w:hAnsi="Cambria Math"/>
+          </w:rPr>
+          <m:t>±</m:t>
+        </m:r>
+        <m:r>
+          <w:rPr>
+            <w:rFonts w:ascii="Cambria Math" w:hAnsi="Cambria Math"/>
+          </w:rPr>
+          <m:t>1 мм</m:t>
+        </m:r>
+      </m:oMath>
+      <w:r>
+        <w:rPr>
+          <w:rFonts w:eastAsiaTheme="minorEastAsia"/>
+        </w:rPr>
+        <w:t>. Данные измерений представлены на графике 5</w:t>
+      </w:r>
+    </w:p>
+    <w:p>
+      <w:pPr>
+        <w:ind w:left="709" w:firstLine="0"/>
+        <w:jc w:val="center"/>
+        <w:rPr>
+          <w:rFonts w:eastAsiaTheme="minorEastAsia"/>
+        </w:rPr>
+      </w:pPr>
+    </w:p>
+    <w:p>
+      <w:pPr>
+        <w:ind w:firstLine="708"/>
+        <w:rPr>
+          <w:rFonts w:eastAsiaTheme="minorEastAsia"/>
+        </w:rPr>
+      </w:pPr>
+      <w:r>
+        <w:rPr>
+          <w:rFonts w:eastAsiaTheme="minorEastAsia"/>
+        </w:rPr>
+        <w:t>По данным графика рассчитаем:</w:t>
+      </w:r>
+    </w:p>
+    <w:tbl>
+      <w:tblPr>
+        <w:tblStyle w:val="a8"/>
+        <w:tblW w:w="0" w:type="auto"/>
+        <w:jc w:val="center"/>
+        <w:tblLook w:val="04A0" w:firstRow="1" w:lastRow="0" w:firstColumn="1" w:lastColumn="0" w:noHBand="0" w:noVBand="1"/>
+      </w:tblPr>
+      <w:tblGrid>
+        <w:gridCol w:w="1339"/>
+        <w:gridCol w:w="1368"/>
+        <w:gridCol w:w="1384"/>
+        <w:gridCol w:w="1336"/>
+        <w:gridCol w:w="1352"/>
+      </w:tblGrid>
+      <w:tr>
+        <w:trPr>
+          <w:jc w:val="center"/>
+        </w:trPr>
+        <w:tc>
+          <w:tcPr>
+            <w:tcW w:w="1339" w:type="dxa"/>
+          </w:tcPr>
+          <w:p>
+            <w:pPr>
+              <w:ind w:firstLine="0"/>
+              <w:jc w:val="center"/>
+              <w:rPr>
+                <w:rFonts w:eastAsiaTheme="minorEastAsia"/>
+              </w:rPr>
+            </w:pPr>
+            <m:oMathPara>
+              <m:oMath>
+                <m:r>
+                  <w:rPr>
+                    <w:rFonts w:ascii="Cambria Math" w:eastAsiaTheme="minorEastAsia" w:hAnsi="Cambria Math"/>
+                  </w:rPr>
+                  <m:t>T, К</m:t>
+                </m:r>
+              </m:oMath>
+            </m:oMathPara>
+          </w:p>
+        </w:tc>
+        <w:tc>
+          <w:tcPr>
+            <w:tcW w:w="1368" w:type="dxa"/>
+          </w:tcPr>
+          <w:p>
+            <w:pPr>
+              <w:ind w:firstLine="0"/>
+              <w:jc w:val="center"/>
+              <w:rPr>
+                <w:rFonts w:eastAsiaTheme="minorEastAsia"/>
+              </w:rPr>
+            </w:pPr>
+            <m:oMathPara>
+              <m:oMath>
+                <m:r>
+                  <w:rPr>
+                    <w:rFonts w:ascii="Cambria Math" w:eastAsiaTheme="minorEastAsia" w:hAnsi="Cambria Math"/>
+                  </w:rPr>
+                  <m:t>a,</m:t>
+                </m:r>
+                <m:sSup>
+                  <m:sSupPr>
+                    <m:ctrlPr>
+                      <w:rPr>
+                        <w:rFonts w:ascii="Cambria Math" w:eastAsiaTheme="minorEastAsia" w:hAnsi="Cambria Math"/>
+                        <w:i/>
+                      </w:rPr>
+                    </m:ctrlPr>
+                  </m:sSupPr>
+                  <m:e>
+                    <m:r>
+                      <w:rPr>
+                        <w:rFonts w:ascii="Cambria Math" w:eastAsiaTheme="minorEastAsia" w:hAnsi="Cambria Math"/>
+                      </w:rPr>
+                      <m:t>c</m:t>
+                    </m:r>
+                  </m:e>
+                  <m:sup>
+                    <m:r>
+                      <w:rPr>
+                        <w:rFonts w:ascii="Cambria Math" w:eastAsiaTheme="minorEastAsia" w:hAnsi="Cambria Math"/>
+                      </w:rPr>
+                      <m:t>-1</m:t>
+                    </m:r>
+                  </m:sup>
+                </m:sSup>
+              </m:oMath>
+            </m:oMathPara>
+          </w:p>
+        </w:tc>
+        <w:tc>
+          <w:tcPr>
+            <w:tcW w:w="1384" w:type="dxa"/>
+          </w:tcPr>
+          <w:p>
+            <w:pPr>
+              <w:ind w:firstLine="0"/>
+              <w:jc w:val="center"/>
+              <w:rPr>
+                <w:rFonts w:eastAsiaTheme="minorEastAsia"/>
+                <w:lang w:val="en-US"/>
+              </w:rPr>
+            </w:pPr>
+            <m:oMathPara>
+              <m:oMath>
+                <m:sSub>
+                  <m:sSubPr>
+                    <m:ctrlPr>
+                      <w:rPr>
+                        <w:rFonts w:ascii="Cambria Math" w:eastAsiaTheme="minorEastAsia" w:hAnsi="Cambria Math"/>
+                        <w:i/>
+                        <w:lang w:val="en-US"/>
+                      </w:rPr>
+                    </m:ctrlPr>
+                  </m:sSubPr>
+                  <m:e>
+                    <m:r>
+                      <m:rPr>
+                        <m:sty m:val="p"/>
+                      </m:rPr>
+                      <w:rPr>
+                        <w:rFonts w:ascii="Cambria Math" w:eastAsiaTheme="minorEastAsia" w:hAnsi="Cambria Math"/>
+                        <w:lang w:val="en-US"/>
+                      </w:rPr>
+                      <m:t>σ</m:t>
+                    </m:r>
+                    <m:ctrlPr>
+                      <w:rPr>
+                        <w:rFonts w:ascii="Cambria Math" w:eastAsiaTheme="minorEastAsia" w:hAnsi="Cambria Math"/>
+                        <w:lang w:val="en-US"/>
+                      </w:rPr>
+                    </m:ctrlPr>
+                  </m:e>
+                  <m:sub>
+                    <m:r>
+                      <w:rPr>
+                        <w:rFonts w:ascii="Cambria Math" w:eastAsiaTheme="minorEastAsia" w:hAnsi="Cambria Math"/>
+                        <w:lang w:val="en-US"/>
+                      </w:rPr>
+                      <m:t>a</m:t>
+                    </m:r>
+                  </m:sub>
+                </m:sSub>
+                <m:r>
+                  <w:rPr>
+                    <w:rFonts w:ascii="Cambria Math" w:eastAsiaTheme="minorEastAsia" w:hAnsi="Cambria Math"/>
+                    <w:lang w:val="en-US"/>
+                  </w:rPr>
+                  <m:t>,</m:t>
+                </m:r>
+                <m:sSup>
+                  <m:sSupPr>
+                    <m:ctrlPr>
+                      <w:rPr>
+                        <w:rFonts w:ascii="Cambria Math" w:eastAsiaTheme="minorEastAsia" w:hAnsi="Cambria Math"/>
+                        <w:i/>
+                        <w:lang w:val="en-US"/>
+                      </w:rPr>
+                    </m:ctrlPr>
+                  </m:sSupPr>
+                  <m:e>
+                    <m:r>
+                      <w:rPr>
+                        <w:rFonts w:ascii="Cambria Math" w:eastAsiaTheme="minorEastAsia" w:hAnsi="Cambria Math"/>
+                        <w:lang w:val="en-US"/>
+                      </w:rPr>
+                      <m:t>c</m:t>
+                    </m:r>
+                  </m:e>
+                  <m:sup>
+                    <m:r>
+                      <w:rPr>
+                        <w:rFonts w:ascii="Cambria Math" w:eastAsiaTheme="minorEastAsia" w:hAnsi="Cambria Math"/>
+                        <w:lang w:val="en-US"/>
+                      </w:rPr>
+                      <m:t>-1</m:t>
+                    </m:r>
+                  </m:sup>
+                </m:sSup>
+              </m:oMath>
+            </m:oMathPara>
+          </w:p>
+        </w:tc>
+        <w:tc>
+          <w:tcPr>
+            <w:tcW w:w="1336" w:type="dxa"/>
+          </w:tcPr>
+          <w:p>
+            <w:pPr>
+              <w:ind w:firstLine="0"/>
+              <w:jc w:val="center"/>
+              <w:rPr>
+                <w:rFonts w:eastAsiaTheme="minorEastAsia"/>
+              </w:rPr>
+            </w:pPr>
+            <m:oMathPara>
+              <m:oMath>
+                <m:r>
+                  <w:rPr>
+                    <w:rFonts w:ascii="Cambria Math" w:eastAsiaTheme="minorEastAsia" w:hAnsi="Cambria Math"/>
+                  </w:rPr>
+                  <m:t>c, м</m:t>
+                </m:r>
+                <m:r>
+                  <m:rPr>
+                    <m:lit/>
+                  </m:rPr>
+                  <w:rPr>
+                    <w:rFonts w:ascii="Cambria Math" w:eastAsiaTheme="minorEastAsia" w:hAnsi="Cambria Math"/>
+                  </w:rPr>
+                  <m:t>/</m:t>
+                </m:r>
+                <m:r>
+                  <w:rPr>
+                    <w:rFonts w:ascii="Cambria Math" w:eastAsiaTheme="minorEastAsia" w:hAnsi="Cambria Math"/>
+                  </w:rPr>
+                  <m:t>с</m:t>
+                </m:r>
+              </m:oMath>
+            </m:oMathPara>
+          </w:p>
+        </w:tc>
+        <w:tc>
+          <w:tcPr>
+            <w:tcW w:w="1352" w:type="dxa"/>
+          </w:tcPr>
+          <w:p>
+            <w:pPr>
+              <w:ind w:firstLine="0"/>
+              <w:jc w:val="center"/>
+              <w:rPr>
+                <w:rFonts w:eastAsiaTheme="minorEastAsia"/>
+              </w:rPr>
+            </w:pPr>
+            <m:oMathPara>
+              <m:oMath>
+                <m:sSub>
+                  <m:sSubPr>
+                    <m:ctrlPr>
+                      <w:rPr>
+                        <w:rFonts w:ascii="Cambria Math" w:eastAsiaTheme="minorEastAsia" w:hAnsi="Cambria Math"/>
+                        <w:i/>
+                      </w:rPr>
+                    </m:ctrlPr>
+                  </m:sSubPr>
+                  <m:e>
+                    <m:r>
+                      <m:rPr>
+                        <m:sty m:val="p"/>
+                      </m:rPr>
+                      <w:rPr>
+                        <w:rFonts w:ascii="Cambria Math" w:eastAsiaTheme="minorEastAsia" w:hAnsi="Cambria Math"/>
+                      </w:rPr>
+                      <m:t>σ</m:t>
+                    </m:r>
+                    <m:ctrlPr>
+                      <w:rPr>
+                        <w:rFonts w:ascii="Cambria Math" w:eastAsiaTheme="minorEastAsia" w:hAnsi="Cambria Math"/>
+                      </w:rPr>
+                    </m:ctrlPr>
+                  </m:e>
+                  <m:sub>
+                    <m:r>
+                      <w:rPr>
+                        <w:rFonts w:ascii="Cambria Math" w:eastAsiaTheme="minorEastAsia" w:hAnsi="Cambria Math"/>
+                      </w:rPr>
+                      <m:t>c</m:t>
+                    </m:r>
+                  </m:sub>
+                </m:sSub>
+                <m:r>
+                  <w:rPr>
+                    <w:rFonts w:ascii="Cambria Math" w:eastAsiaTheme="minorEastAsia" w:hAnsi="Cambria Math"/>
+                  </w:rPr>
+                  <m:t>,м</m:t>
+                </m:r>
+                <m:r>
+                  <m:rPr>
+                    <m:lit/>
+                  </m:rPr>
+                  <w:rPr>
+                    <w:rFonts w:ascii="Cambria Math" w:eastAsiaTheme="minorEastAsia" w:hAnsi="Cambria Math"/>
+                  </w:rPr>
+                  <m:t>/</m:t>
+                </m:r>
+                <m:r>
+                  <w:rPr>
+                    <w:rFonts w:ascii="Cambria Math" w:eastAsiaTheme="minorEastAsia" w:hAnsi="Cambria Math"/>
+                  </w:rPr>
+                  <m:t>с</m:t>
+                </m:r>
+              </m:oMath>
+            </m:oMathPara>
+          </w:p>
+        </w:tc>
+      </w:tr>
+      <w:tr>
+        <w:trPr>
+          <w:jc w:val="center"/>
+        </w:trPr>
+        <w:tc>
+          <w:tcPr>
+            <w:tcW w:w="1339" w:type="dxa"/>
+          </w:tcPr>
+          <w:p>
+            <w:pPr>
+              <w:ind w:firstLine="0"/>
+              <w:jc w:val="center"/>
+              <w:rPr>
+                <w:rFonts w:eastAsiaTheme="minorEastAsia"/>
+              </w:rPr>
+            </w:pPr>
+            <w:r>
+              <w:rPr>
+                <w:rFonts w:eastAsiaTheme="minorEastAsia"/>
+              </w:rPr>
+              <w:t>298</w:t>
+            </w:r>
+            <w:r>
+              <w:rPr>
+                <w:rFonts w:eastAsiaTheme="minorEastAsia"/>
+                <w:lang w:val="en-US"/>
+              </w:rPr>
+              <w:t>.</w:t>
+            </w:r>
+            <w:r>
+              <w:rPr>
+                <w:rFonts w:eastAsiaTheme="minorEastAsia"/>
+              </w:rPr>
+              <w:t>15</w:t>
+            </w:r>
+          </w:p>
+        </w:tc>
+        <w:tc>
+          <w:tcPr>
+            <w:tcW w:w="1368" w:type="dxa"/>
+          </w:tcPr>
+          <w:p>
+            <w:pPr>
+              <w:ind w:firstLine="0"/>
+              <w:jc w:val="center"/>
+              <w:rPr>
+                <w:rFonts w:eastAsiaTheme="minorEastAsia"/>
+                <w:lang w:val="en-US"/>
+              </w:rPr>
+            </w:pPr>
+            <w:r>
+              <w:rPr>
+                <w:rFonts w:eastAsiaTheme="minorEastAsia"/>
+                <w:lang w:val="en-US"/>
+              </w:rPr>
+              <w:t>215.9</w:t>
+            </w:r>
+          </w:p>
+        </w:tc>
+        <w:tc>
+          <w:tcPr>
+            <w:tcW w:w="1384" w:type="dxa"/>
+          </w:tcPr>
+          <w:p>
+            <w:pPr>
+              <w:ind w:firstLine="0"/>
+              <w:jc w:val="center"/>
+              <w:rPr>
+                <w:rFonts w:eastAsiaTheme="minorEastAsia"/>
+                <w:lang w:val="en-US"/>
+              </w:rPr>
+            </w:pPr>
+            <w:r>
+              <w:rPr>
+                <w:rFonts w:eastAsiaTheme="minorEastAsia"/>
+                <w:lang w:val="en-US"/>
+              </w:rPr>
+              <w:t>0.16</w:t>
+            </w:r>
+          </w:p>
+        </w:tc>
+        <w:tc>
+          <w:tcPr>
+            <w:tcW w:w="1336" w:type="dxa"/>
+          </w:tcPr>
+          <w:p>
+            <w:pPr>
+              <w:ind w:firstLine="0"/>
+              <w:jc w:val="center"/>
+              <w:rPr>
+                <w:rFonts w:eastAsiaTheme="minorEastAsia"/>
+                <w:lang w:val="en-US"/>
+              </w:rPr>
+            </w:pPr>
+            <w:r>
+              <w:rPr>
+                <w:rFonts w:eastAsiaTheme="minorEastAsia"/>
+                <w:lang w:val="en-US"/>
+              </w:rPr>
+              <w:t>345.4</w:t>
+            </w:r>
+          </w:p>
+        </w:tc>
+        <w:tc>
+          <w:tcPr>
+            <w:tcW w:w="1352" w:type="dxa"/>
+          </w:tcPr>
+          <w:p>
+            <w:pPr>
+              <w:ind w:firstLine="0"/>
+              <w:jc w:val="center"/>
+              <w:rPr>
+                <w:rFonts w:eastAsiaTheme="minorEastAsia"/>
+                <w:lang w:val="en-US"/>
+              </w:rPr>
+            </w:pPr>
+            <w:r>
+              <w:rPr>
+                <w:rFonts w:eastAsiaTheme="minorEastAsia"/>
+                <w:lang w:val="en-US"/>
+              </w:rPr>
+              <w:t>0.5</w:t>
+            </w:r>
+          </w:p>
+        </w:tc>
+      </w:tr>
+      <w:tr>
+        <w:trPr>
+          <w:jc w:val="center"/>
+        </w:trPr>
+        <w:tc>
+          <w:tcPr>
+            <w:tcW w:w="1339" w:type="dxa"/>
+          </w:tcPr>
+          <w:p>
+            <w:pPr>
+              <w:ind w:firstLine="0"/>
+              <w:jc w:val="center"/>
+              <w:rPr>
+                <w:rFonts w:eastAsiaTheme="minorEastAsia"/>
+                <w:lang w:val="en-US"/>
+              </w:rPr>
+            </w:pPr>
+            <w:r>
+              <w:rPr>
+                <w:rFonts w:eastAsiaTheme="minorEastAsia"/>
+                <w:lang w:val="en-US"/>
+              </w:rPr>
+              <w:t>303.15</w:t>
+            </w:r>
+          </w:p>
+        </w:tc>
+        <w:tc>
+          <w:tcPr>
+            <w:tcW w:w="1368" w:type="dxa"/>
+          </w:tcPr>
+          <w:p>
+            <w:pPr>
+              <w:ind w:firstLine="0"/>
+              <w:jc w:val="center"/>
+              <w:rPr>
+                <w:rFonts w:eastAsiaTheme="minorEastAsia"/>
+                <w:lang w:val="en-US"/>
+              </w:rPr>
+            </w:pPr>
+            <w:r>
+              <w:rPr>
+                <w:rFonts w:eastAsiaTheme="minorEastAsia"/>
+                <w:lang w:val="en-US"/>
+              </w:rPr>
+              <w:t>217</w:t>
+            </w:r>
+          </w:p>
+        </w:tc>
+        <w:tc>
+          <w:tcPr>
+            <w:tcW w:w="1384" w:type="dxa"/>
+          </w:tcPr>
+          <w:p>
+            <w:pPr>
+              <w:ind w:firstLine="0"/>
+              <w:jc w:val="center"/>
+              <w:rPr>
+                <w:rFonts w:eastAsiaTheme="minorEastAsia"/>
+                <w:lang w:val="en-US"/>
+              </w:rPr>
+            </w:pPr>
+            <w:r>
+              <w:rPr>
+                <w:rFonts w:eastAsiaTheme="minorEastAsia"/>
+                <w:lang w:val="en-US"/>
+              </w:rPr>
+              <w:t>0.23</w:t>
+            </w:r>
+          </w:p>
+        </w:tc>
+        <w:tc>
+          <w:tcPr>
+            <w:tcW w:w="1336" w:type="dxa"/>
+          </w:tcPr>
+          <w:p>
+            <w:pPr>
+              <w:ind w:firstLine="0"/>
+              <w:jc w:val="center"/>
+              <w:rPr>
+                <w:rFonts w:eastAsiaTheme="minorEastAsia"/>
+                <w:lang w:val="en-US"/>
+              </w:rPr>
+            </w:pPr>
+            <w:r>
+              <w:rPr>
+                <w:rFonts w:eastAsiaTheme="minorEastAsia"/>
+                <w:lang w:val="en-US"/>
+              </w:rPr>
+              <w:t>347.2</w:t>
+            </w:r>
+          </w:p>
+        </w:tc>
+        <w:tc>
+          <w:tcPr>
+            <w:tcW w:w="1352" w:type="dxa"/>
+          </w:tcPr>
+          <w:p>
+            <w:pPr>
+              <w:ind w:firstLine="0"/>
+              <w:jc w:val="center"/>
+              <w:rPr>
+                <w:rFonts w:eastAsiaTheme="minorEastAsia"/>
+                <w:lang w:val="en-US"/>
+              </w:rPr>
+            </w:pPr>
+            <w:r>
+              <w:rPr>
+                <w:rFonts w:eastAsiaTheme="minorEastAsia"/>
+                <w:lang w:val="en-US"/>
+              </w:rPr>
+              <w:t>0.7</w:t>
+            </w:r>
+          </w:p>
+        </w:tc>
+      </w:tr>
+      <w:tr>
+        <w:trPr>
+          <w:jc w:val="center"/>
+        </w:trPr>
+        <w:tc>
+          <w:tcPr>
+            <w:tcW w:w="1339" w:type="dxa"/>
+          </w:tcPr>
+          <w:p>
+            <w:pPr>
+              <w:ind w:firstLine="0"/>
+              <w:jc w:val="center"/>
+              <w:rPr>
+                <w:rFonts w:eastAsiaTheme="minorEastAsia"/>
+                <w:lang w:val="en-US"/>
+              </w:rPr>
+            </w:pPr>
+            <w:r>
+              <w:rPr>
+                <w:rFonts w:eastAsiaTheme="minorEastAsia"/>
+                <w:lang w:val="en-US"/>
+              </w:rPr>
+              <w:t>308.15</w:t>
+            </w:r>
+          </w:p>
+        </w:tc>
+        <w:tc>
+          <w:tcPr>
+            <w:tcW w:w="1368" w:type="dxa"/>
+          </w:tcPr>
+          <w:p>
+            <w:pPr>
+              <w:ind w:firstLine="0"/>
+              <w:jc w:val="center"/>
+              <w:rPr>
+                <w:rFonts w:eastAsiaTheme="minorEastAsia"/>
+                <w:lang w:val="en-US"/>
+              </w:rPr>
+            </w:pPr>
+            <w:r>
+              <w:rPr>
+                <w:rFonts w:eastAsiaTheme="minorEastAsia"/>
+                <w:lang w:val="en-US"/>
+              </w:rPr>
+              <w:t>219.3</w:t>
+            </w:r>
+          </w:p>
+        </w:tc>
+        <w:tc>
+          <w:tcPr>
+            <w:tcW w:w="1384" w:type="dxa"/>
+          </w:tcPr>
+          <w:p>
+            <w:pPr>
+              <w:ind w:firstLine="0"/>
+              <w:jc w:val="center"/>
+              <w:rPr>
+                <w:rFonts w:eastAsiaTheme="minorEastAsia"/>
+                <w:lang w:val="en-US"/>
+              </w:rPr>
+            </w:pPr>
+            <w:r>
+              <w:rPr>
+                <w:rFonts w:eastAsiaTheme="minorEastAsia"/>
+                <w:lang w:val="en-US"/>
+              </w:rPr>
+              <w:t>0.25</w:t>
+            </w:r>
+          </w:p>
+        </w:tc>
+        <w:tc>
+          <w:tcPr>
+            <w:tcW w:w="1336" w:type="dxa"/>
+          </w:tcPr>
+          <w:p>
+            <w:pPr>
+              <w:ind w:firstLine="0"/>
+              <w:jc w:val="center"/>
+              <w:rPr>
+                <w:rFonts w:eastAsiaTheme="minorEastAsia"/>
+                <w:lang w:val="en-US"/>
+              </w:rPr>
+            </w:pPr>
+            <w:r>
+              <w:rPr>
+                <w:rFonts w:eastAsiaTheme="minorEastAsia"/>
+                <w:lang w:val="en-US"/>
+              </w:rPr>
+              <w:t>350.9</w:t>
+            </w:r>
+          </w:p>
+        </w:tc>
+        <w:tc>
+          <w:tcPr>
+            <w:tcW w:w="1352" w:type="dxa"/>
+          </w:tcPr>
+          <w:p>
+            <w:pPr>
+              <w:ind w:firstLine="0"/>
+              <w:jc w:val="center"/>
+              <w:rPr>
+                <w:rFonts w:eastAsiaTheme="minorEastAsia"/>
+                <w:lang w:val="en-US"/>
+              </w:rPr>
+            </w:pPr>
+            <w:r>
+              <w:rPr>
+                <w:rFonts w:eastAsiaTheme="minorEastAsia"/>
+                <w:lang w:val="en-US"/>
+              </w:rPr>
+              <w:t>0.6</w:t>
+            </w:r>
+          </w:p>
+        </w:tc>
+      </w:tr>
+      <w:tr>
+        <w:trPr>
+          <w:jc w:val="center"/>
+        </w:trPr>
+        <w:tc>
+          <w:tcPr>
+            <w:tcW w:w="1339" w:type="dxa"/>
+          </w:tcPr>
+          <w:p>
+            <w:pPr>
+              <w:ind w:firstLine="0"/>
+              <w:jc w:val="center"/>
+              <w:rPr>
+                <w:rFonts w:eastAsiaTheme="minorEastAsia"/>
+                <w:lang w:val="en-US"/>
+              </w:rPr>
+            </w:pPr>
+            <w:r>
+              <w:rPr>
+                <w:rFonts w:eastAsiaTheme="minorEastAsia"/>
+                <w:lang w:val="en-US"/>
+              </w:rPr>
+              <w:t>318.15</w:t>
+            </w:r>
+          </w:p>
+        </w:tc>
+        <w:tc>
+          <w:tcPr>
+            <w:tcW w:w="1368" w:type="dxa"/>
+          </w:tcPr>
+          <w:p>
+            <w:pPr>
+              <w:ind w:firstLine="0"/>
+              <w:jc w:val="center"/>
+              <w:rPr>
+                <w:rFonts w:eastAsiaTheme="minorEastAsia"/>
+                <w:lang w:val="en-US"/>
+              </w:rPr>
+            </w:pPr>
+            <w:r>
+              <w:rPr>
+                <w:rFonts w:eastAsiaTheme="minorEastAsia"/>
+                <w:lang w:val="en-US"/>
+              </w:rPr>
+              <w:t>221.5</w:t>
+            </w:r>
+          </w:p>
+        </w:tc>
+        <w:tc>
+          <w:tcPr>
+            <w:tcW w:w="1384" w:type="dxa"/>
+          </w:tcPr>
+          <w:p>
+            <w:pPr>
+              <w:ind w:firstLine="0"/>
+              <w:jc w:val="center"/>
+              <w:rPr>
+                <w:rFonts w:eastAsiaTheme="minorEastAsia"/>
+                <w:lang w:val="en-US"/>
+              </w:rPr>
+            </w:pPr>
+            <w:r>
+              <w:rPr>
+                <w:rFonts w:eastAsiaTheme="minorEastAsia"/>
+                <w:lang w:val="en-US"/>
+              </w:rPr>
+              <w:t>0.09</w:t>
+            </w:r>
+          </w:p>
+        </w:tc>
+        <w:tc>
+          <w:tcPr>
+            <w:tcW w:w="1336" w:type="dxa"/>
+          </w:tcPr>
+          <w:p>
+            <w:pPr>
+              <w:ind w:firstLine="0"/>
+              <w:jc w:val="center"/>
+              <w:rPr>
+                <w:rFonts w:eastAsiaTheme="minorEastAsia"/>
+                <w:lang w:val="en-US"/>
+              </w:rPr>
+            </w:pPr>
+            <w:r>
+              <w:rPr>
+                <w:rFonts w:eastAsiaTheme="minorEastAsia"/>
+                <w:lang w:val="en-US"/>
+              </w:rPr>
+              <w:t>354.4</w:t>
+            </w:r>
+          </w:p>
+        </w:tc>
+        <w:tc>
+          <w:tcPr>
+            <w:tcW w:w="1352" w:type="dxa"/>
+          </w:tcPr>
+          <w:p>
+            <w:pPr>
+              <w:ind w:firstLine="0"/>
+              <w:jc w:val="center"/>
+              <w:rPr>
+                <w:rFonts w:eastAsiaTheme="minorEastAsia"/>
+                <w:lang w:val="en-US"/>
+              </w:rPr>
+            </w:pPr>
+            <w:r>
+              <w:rPr>
+                <w:rFonts w:eastAsiaTheme="minorEastAsia"/>
+                <w:lang w:val="en-US"/>
+              </w:rPr>
+              <w:t>0.5</w:t>
+            </w:r>
+          </w:p>
+        </w:tc>
+      </w:tr>
+      <w:tr>
+        <w:trPr>
+          <w:trHeight w:val="64"/>
+          <w:jc w:val="center"/>
+        </w:trPr>
+        <w:tc>
+          <w:tcPr>
+            <w:tcW w:w="1339" w:type="dxa"/>
+          </w:tcPr>
+          <w:p>
+            <w:pPr>
+              <w:ind w:firstLine="0"/>
+              <w:jc w:val="center"/>
+              <w:rPr>
+                <w:rFonts w:eastAsiaTheme="minorEastAsia"/>
+                <w:lang w:val="en-US"/>
+              </w:rPr>
+            </w:pPr>
+            <w:r>
+              <w:rPr>
+                <w:rFonts w:eastAsiaTheme="minorEastAsia"/>
+                <w:lang w:val="en-US"/>
+              </w:rPr>
+              <w:t>328.15</w:t>
+            </w:r>
+          </w:p>
+        </w:tc>
+        <w:tc>
+          <w:tcPr>
+            <w:tcW w:w="1368" w:type="dxa"/>
+          </w:tcPr>
+          <w:p>
+            <w:pPr>
+              <w:ind w:firstLine="0"/>
+              <w:jc w:val="center"/>
+              <w:rPr>
+                <w:rFonts w:eastAsiaTheme="minorEastAsia"/>
+                <w:lang w:val="en-US"/>
+              </w:rPr>
+            </w:pPr>
+            <w:r>
+              <w:rPr>
+                <w:rFonts w:eastAsiaTheme="minorEastAsia"/>
+                <w:lang w:val="en-US"/>
+              </w:rPr>
+              <w:t>225.7</w:t>
+            </w:r>
+          </w:p>
+        </w:tc>
+        <w:tc>
+          <w:tcPr>
+            <w:tcW w:w="1384" w:type="dxa"/>
+          </w:tcPr>
+          <w:p>
+            <w:pPr>
+              <w:ind w:firstLine="0"/>
+              <w:jc w:val="center"/>
+              <w:rPr>
+                <w:rFonts w:eastAsiaTheme="minorEastAsia"/>
+                <w:lang w:val="en-US"/>
+              </w:rPr>
+            </w:pPr>
+            <w:r>
+              <w:rPr>
+                <w:rFonts w:eastAsiaTheme="minorEastAsia"/>
+                <w:lang w:val="en-US"/>
+              </w:rPr>
+              <w:t>0.19</w:t>
+            </w:r>
+          </w:p>
+        </w:tc>
+        <w:tc>
+          <w:tcPr>
+            <w:tcW w:w="1336" w:type="dxa"/>
+          </w:tcPr>
+          <w:p>
+            <w:pPr>
+              <w:ind w:firstLine="0"/>
+              <w:jc w:val="center"/>
+              <w:rPr>
+                <w:rFonts w:eastAsiaTheme="minorEastAsia"/>
+                <w:lang w:val="en-US"/>
+              </w:rPr>
+            </w:pPr>
+            <w:r>
+              <w:rPr>
+                <w:rFonts w:eastAsiaTheme="minorEastAsia"/>
+                <w:lang w:val="en-US"/>
+              </w:rPr>
+              <w:t>361.1</w:t>
+            </w:r>
+          </w:p>
+        </w:tc>
+        <w:tc>
+          <w:tcPr>
+            <w:tcW w:w="1352" w:type="dxa"/>
+          </w:tcPr>
+          <w:p>
+            <w:pPr>
+              <w:ind w:firstLine="0"/>
+              <w:jc w:val="center"/>
+              <w:rPr>
+                <w:rFonts w:eastAsiaTheme="minorEastAsia"/>
+                <w:lang w:val="en-US"/>
+              </w:rPr>
+            </w:pPr>
+            <w:r>
+              <w:rPr>
+                <w:rFonts w:eastAsiaTheme="minorEastAsia"/>
+                <w:lang w:val="en-US"/>
+              </w:rPr>
+              <w:t>0.5</w:t>
+            </w:r>
+          </w:p>
+        </w:tc>
+      </w:tr>
+    </w:tbl>
+    <w:p>
+      <w:pPr>
+        <w:rPr>
+          <w:rFonts w:eastAsiaTheme="minorEastAsia"/>
+        </w:rPr>
+      </w:pPr>
+      <w:r>
+        <w:rPr>
+          <w:rFonts w:eastAsiaTheme="minorEastAsia"/>
+        </w:rPr>
+        <w:t xml:space="preserve">Среднее значение скорости звука: </w:t>
+      </w:r>
+      <m:oMath>
+        <m:r>
+          <w:rPr>
+            <w:rFonts w:ascii="Cambria Math" w:eastAsiaTheme="minorEastAsia" w:hAnsi="Cambria Math"/>
+          </w:rPr>
+          <m:t>c =351.8</m:t>
+        </m:r>
+        <m:r>
+          <m:rPr>
+            <m:sty m:val="p"/>
+          </m:rPr>
+          <w:rPr>
+            <w:rFonts w:ascii="Cambria Math" w:eastAsiaTheme="minorEastAsia" w:hAnsi="Cambria Math"/>
+          </w:rPr>
+          <m:t>±</m:t>
+        </m:r>
+        <m:r>
+          <w:rPr>
+            <w:rFonts w:ascii="Cambria Math" w:eastAsiaTheme="minorEastAsia" w:hAnsi="Cambria Math"/>
+          </w:rPr>
+          <m:t>6.2 м</m:t>
+        </m:r>
+        <m:r>
+          <m:rPr>
+            <m:lit/>
+          </m:rPr>
+          <w:rPr>
+            <w:rFonts w:ascii="Cambria Math" w:eastAsiaTheme="minorEastAsia" w:hAnsi="Cambria Math"/>
+          </w:rPr>
+          <m:t>/</m:t>
+        </m:r>
+        <m:r>
+          <w:rPr>
+            <w:rFonts w:ascii="Cambria Math" w:eastAsiaTheme="minorEastAsia" w:hAnsi="Cambria Math"/>
+          </w:rPr>
+          <m:t>с</m:t>
+        </m:r>
+      </m:oMath>
+      <w:r>
+        <w:rPr>
+          <w:rFonts w:eastAsiaTheme="minorEastAsia"/>
+        </w:rPr>
+        <w:t>,</w:t>
+      </w:r>
+    </w:p>
+    <w:p>
+      <w:pPr>
+        <w:rPr>
+          <w:rFonts w:eastAsiaTheme="minorEastAsia"/>
+        </w:rPr>
+      </w:pPr>
+      <w:r>
+        <w:rPr>
+          <w:rFonts w:eastAsiaTheme="minorEastAsia"/>
+        </w:rPr>
+        <w:t xml:space="preserve">Показатель адиабаты соответственно: </w:t>
+      </w:r>
+      <m:oMath>
+        <m:r>
+          <w:rPr>
+            <w:rFonts w:ascii="Cambria Math" w:eastAsiaTheme="minorEastAsia" w:hAnsi="Cambria Math"/>
+          </w:rPr>
+          <m:t>γ=1.388</m:t>
+        </m:r>
+        <m:r>
+          <m:rPr>
+            <m:sty m:val="p"/>
+          </m:rPr>
+          <w:rPr>
+            <w:rFonts w:ascii="Cambria Math" w:eastAsiaTheme="minorEastAsia" w:hAnsi="Cambria Math"/>
+          </w:rPr>
+          <m:t>±</m:t>
+        </m:r>
+        <m:r>
+          <w:rPr>
+            <w:rFonts w:ascii="Cambria Math" w:eastAsiaTheme="minorEastAsia" w:hAnsi="Cambria Math"/>
+          </w:rPr>
+          <m:t>0.034</m:t>
+        </m:r>
+      </m:oMath>
+    </w:p>
+    <w:p>
+      <w:pPr>
+        <w:rPr>
+          <w:rFonts w:eastAsiaTheme="minorEastAsia"/>
+        </w:rPr>
+      </w:pPr>
+      <w:r>
+        <w:rPr>
+          <w:rFonts w:eastAsiaTheme="minorEastAsia"/>
+        </w:rPr>
+        <w:t>Формула для расчета погрешности скорости звука:</w:t>
+      </w:r>
+    </w:p>
+    <w:p>
+      <w:pPr>
+        <w:rPr>
+          <w:rFonts w:eastAsiaTheme="minorEastAsia"/>
+        </w:rPr>
+      </w:pPr>
+      <m:oMathPara>
+        <m:oMath>
+          <m:sSub>
+            <m:sSubPr>
+              <m:ctrlPr>
+                <w:rPr>
+                  <w:rFonts w:ascii="Cambria Math" w:eastAsiaTheme="minorEastAsia" w:hAnsi="Cambria Math"/>
+                  <w:i/>
+                  <w:lang w:val="en-US"/>
+                </w:rPr>
+              </m:ctrlPr>
+            </m:sSubPr>
+            <m:e>
+              <m:r>
+                <m:rPr>
+                  <m:sty m:val="p"/>
+                </m:rPr>
+                <w:rPr>
+                  <w:rFonts w:ascii="Cambria Math" w:eastAsiaTheme="minorEastAsia" w:hAnsi="Cambria Math"/>
+                  <w:lang w:val="en-US"/>
+                </w:rPr>
+                <m:t>σ</m:t>
+              </m:r>
+              <m:ctrlPr>
+                <w:rPr>
+                  <w:rFonts w:ascii="Cambria Math" w:eastAsiaTheme="minorEastAsia" w:hAnsi="Cambria Math"/>
+                  <w:lang w:val="en-US"/>
+                </w:rPr>
+              </m:ctrlPr>
+            </m:e>
+            <m:sub>
+              <m:r>
+                <w:rPr>
+                  <w:rFonts w:ascii="Cambria Math" w:eastAsiaTheme="minorEastAsia" w:hAnsi="Cambria Math"/>
+                  <w:lang w:val="en-US"/>
+                </w:rPr>
+                <m:t>c</m:t>
+              </m:r>
+            </m:sub>
+          </m:sSub>
+          <m:r>
+            <w:rPr>
+              <w:rFonts w:ascii="Cambria Math" w:eastAsiaTheme="minorEastAsia" w:hAnsi="Cambria Math"/>
+            </w:rPr>
+            <m:t>=c</m:t>
+          </m:r>
+          <m:r>
+            <m:rPr>
+              <m:sty m:val="p"/>
+            </m:rPr>
+            <w:rPr>
+              <w:rFonts w:ascii="Cambria Math" w:eastAsiaTheme="minorEastAsia" w:hAnsi="Cambria Math"/>
+            </w:rPr>
+            <m:t>⋅</m:t>
+          </m:r>
+          <m:rad>
+            <m:radPr>
+              <m:degHide m:val="1"/>
+              <m:ctrlPr>
+                <w:rPr>
+                  <w:rFonts w:ascii="Cambria Math" w:eastAsiaTheme="minorEastAsia" w:hAnsi="Cambria Math"/>
+                </w:rPr>
+              </m:ctrlPr>
+            </m:radPr>
+            <m:deg>
+              <m:ctrlPr>
+                <w:rPr>
+                  <w:rFonts w:ascii="Cambria Math" w:eastAsiaTheme="minorEastAsia" w:hAnsi="Cambria Math"/>
+                  <w:i/>
+                </w:rPr>
+              </m:ctrlPr>
+            </m:deg>
+            <m:e>
+              <m:sSup>
+                <m:sSupPr>
+                  <m:ctrlPr>
+                    <w:rPr>
+                      <w:rFonts w:ascii="Cambria Math" w:eastAsiaTheme="minorEastAsia" w:hAnsi="Cambria Math"/>
+                      <w:i/>
+                    </w:rPr>
+                  </m:ctrlPr>
+                </m:sSupPr>
+                <m:e>
+                  <m:d>
+                    <m:dPr>
+                      <m:ctrlPr>
+                        <w:rPr>
+                          <w:rFonts w:ascii="Cambria Math" w:eastAsiaTheme="minorEastAsia" w:hAnsi="Cambria Math"/>
+                        </w:rPr>
+                      </m:ctrlPr>
+                    </m:dPr>
+                    <m:e>
+                      <m:f>
+                        <m:fPr>
+                          <m:ctrlPr>
+                            <w:rPr>
+                              <w:rFonts w:ascii="Cambria Math" w:eastAsiaTheme="minorEastAsia" w:hAnsi="Cambria Math"/>
+                            </w:rPr>
+                          </m:ctrlPr>
+                        </m:fPr>
+                        <m:num>
+                          <m:r>
+                            <m:rPr>
+                              <m:sty m:val="p"/>
+                            </m:rPr>
+                            <w:rPr>
+                              <w:rFonts w:ascii="Cambria Math" w:eastAsiaTheme="minorEastAsia" w:hAnsi="Cambria Math"/>
+                            </w:rPr>
+                            <m:t>Δλ</m:t>
+                          </m:r>
+                          <m:ctrlPr>
+                            <w:rPr>
+                              <w:rFonts w:ascii="Cambria Math" w:eastAsiaTheme="minorEastAsia" w:hAnsi="Cambria Math"/>
+                              <w:i/>
+                            </w:rPr>
+                          </m:ctrlPr>
+                        </m:num>
+                        <m:den>
+                          <m:r>
+                            <m:rPr>
+                              <m:sty m:val="p"/>
+                            </m:rPr>
+                            <w:rPr>
+                              <w:rFonts w:ascii="Cambria Math" w:eastAsiaTheme="minorEastAsia" w:hAnsi="Cambria Math"/>
+                            </w:rPr>
+                            <m:t>λ</m:t>
+                          </m:r>
+                          <m:ctrlPr>
+                            <w:rPr>
+                              <w:rFonts w:ascii="Cambria Math" w:eastAsiaTheme="minorEastAsia" w:hAnsi="Cambria Math"/>
+                              <w:i/>
+                            </w:rPr>
+                          </m:ctrlPr>
+                        </m:den>
+                      </m:f>
+                      <m:ctrlPr>
+                        <w:rPr>
+                          <w:rFonts w:ascii="Cambria Math" w:eastAsiaTheme="minorEastAsia" w:hAnsi="Cambria Math"/>
+                          <w:i/>
+                        </w:rPr>
+                      </m:ctrlPr>
+                    </m:e>
+                  </m:d>
+                </m:e>
+                <m:sup>
+                  <m:r>
+                    <w:rPr>
+                      <w:rFonts w:ascii="Cambria Math" w:eastAsiaTheme="minorEastAsia" w:hAnsi="Cambria Math"/>
+                    </w:rPr>
+                    <m:t>2</m:t>
+                  </m:r>
+                </m:sup>
+              </m:sSup>
+              <m:r>
+                <w:rPr>
+                  <w:rFonts w:ascii="Cambria Math" w:eastAsiaTheme="minorEastAsia" w:hAnsi="Cambria Math"/>
+                </w:rPr>
+                <m:t>+</m:t>
+              </m:r>
+              <m:sSup>
+                <m:sSupPr>
+                  <m:ctrlPr>
+                    <w:rPr>
+                      <w:rFonts w:ascii="Cambria Math" w:eastAsiaTheme="minorEastAsia" w:hAnsi="Cambria Math"/>
+                      <w:i/>
+                    </w:rPr>
+                  </m:ctrlPr>
+                </m:sSupPr>
+                <m:e>
+                  <m:d>
+                    <m:dPr>
+                      <m:ctrlPr>
+                        <w:rPr>
+                          <w:rFonts w:ascii="Cambria Math" w:eastAsiaTheme="minorEastAsia" w:hAnsi="Cambria Math"/>
+                        </w:rPr>
+                      </m:ctrlPr>
+                    </m:dPr>
+                    <m:e>
+                      <m:f>
+                        <m:fPr>
+                          <m:ctrlPr>
+                            <w:rPr>
+                              <w:rFonts w:ascii="Cambria Math" w:eastAsiaTheme="minorEastAsia" w:hAnsi="Cambria Math"/>
+                            </w:rPr>
+                          </m:ctrlPr>
+                        </m:fPr>
+                        <m:num>
+                          <m:r>
+                            <m:rPr>
+                              <m:sty m:val="p"/>
+                            </m:rPr>
+                            <w:rPr>
+                              <w:rFonts w:ascii="Cambria Math" w:eastAsiaTheme="minorEastAsia" w:hAnsi="Cambria Math"/>
+                            </w:rPr>
+                            <m:t>Δ</m:t>
+                          </m:r>
+                          <m:r>
+                            <w:rPr>
+                              <w:rFonts w:ascii="Cambria Math" w:eastAsiaTheme="minorEastAsia" w:hAnsi="Cambria Math"/>
+                            </w:rPr>
+                            <m:t>f</m:t>
+                          </m:r>
+                          <m:ctrlPr>
+                            <w:rPr>
+                              <w:rFonts w:ascii="Cambria Math" w:eastAsiaTheme="minorEastAsia" w:hAnsi="Cambria Math"/>
+                              <w:i/>
+                            </w:rPr>
+                          </m:ctrlPr>
+                        </m:num>
+                        <m:den>
+                          <m:r>
+                            <w:rPr>
+                              <w:rFonts w:ascii="Cambria Math" w:eastAsiaTheme="minorEastAsia" w:hAnsi="Cambria Math"/>
+                            </w:rPr>
+                            <m:t>f</m:t>
+                          </m:r>
+                          <m:ctrlPr>
+                            <w:rPr>
+                              <w:rFonts w:ascii="Cambria Math" w:eastAsiaTheme="minorEastAsia" w:hAnsi="Cambria Math"/>
+                              <w:i/>
+                            </w:rPr>
+                          </m:ctrlPr>
+                        </m:den>
+                      </m:f>
+                      <m:ctrlPr>
+                        <w:rPr>
+                          <w:rFonts w:ascii="Cambria Math" w:eastAsiaTheme="minorEastAsia" w:hAnsi="Cambria Math"/>
+                          <w:i/>
+                        </w:rPr>
+                      </m:ctrlPr>
+                    </m:e>
+                  </m:d>
+                </m:e>
+                <m:sup>
+                  <m:r>
+                    <w:rPr>
+                      <w:rFonts w:ascii="Cambria Math" w:eastAsiaTheme="minorEastAsia" w:hAnsi="Cambria Math"/>
+                    </w:rPr>
+                    <m:t>2</m:t>
+                  </m:r>
+                </m:sup>
+              </m:sSup>
+              <m:r>
+                <w:rPr>
+                  <w:rFonts w:ascii="Cambria Math" w:eastAsiaTheme="minorEastAsia" w:hAnsi="Cambria Math"/>
+                </w:rPr>
+                <m:t>+</m:t>
+              </m:r>
+              <m:sSup>
+                <m:sSupPr>
+                  <m:ctrlPr>
+                    <w:rPr>
+                      <w:rFonts w:ascii="Cambria Math" w:eastAsiaTheme="minorEastAsia" w:hAnsi="Cambria Math"/>
+                      <w:i/>
+                    </w:rPr>
+                  </m:ctrlPr>
+                </m:sSupPr>
+                <m:e>
+                  <m:d>
+                    <m:dPr>
+                      <m:ctrlPr>
+                        <w:rPr>
+                          <w:rFonts w:ascii="Cambria Math" w:eastAsiaTheme="minorEastAsia" w:hAnsi="Cambria Math"/>
+                        </w:rPr>
+                      </m:ctrlPr>
+                    </m:dPr>
+                    <m:e>
+                      <m:f>
+                        <m:fPr>
+                          <m:ctrlPr>
+                            <w:rPr>
+                              <w:rFonts w:ascii="Cambria Math" w:eastAsiaTheme="minorEastAsia" w:hAnsi="Cambria Math"/>
+                            </w:rPr>
+                          </m:ctrlPr>
+                        </m:fPr>
+                        <m:num>
+                          <m:r>
+                            <m:rPr>
+                              <m:sty m:val="p"/>
+                            </m:rPr>
+                            <w:rPr>
+                              <w:rFonts w:ascii="Cambria Math" w:eastAsiaTheme="minorEastAsia" w:hAnsi="Cambria Math"/>
+                            </w:rPr>
+                            <m:t>Δ</m:t>
+                          </m:r>
+                          <m:r>
+                            <w:rPr>
+                              <w:rFonts w:ascii="Cambria Math" w:eastAsiaTheme="minorEastAsia" w:hAnsi="Cambria Math"/>
+                            </w:rPr>
+                            <m:t>L</m:t>
+                          </m:r>
+                          <m:ctrlPr>
+                            <w:rPr>
+                              <w:rFonts w:ascii="Cambria Math" w:eastAsiaTheme="minorEastAsia" w:hAnsi="Cambria Math"/>
+                              <w:i/>
+                            </w:rPr>
+                          </m:ctrlPr>
+                        </m:num>
+                        <m:den>
+                          <m:r>
+                            <w:rPr>
+                              <w:rFonts w:ascii="Cambria Math" w:eastAsiaTheme="minorEastAsia" w:hAnsi="Cambria Math"/>
+                            </w:rPr>
+                            <m:t>L</m:t>
+                          </m:r>
+                          <m:ctrlPr>
+                            <w:rPr>
+                              <w:rFonts w:ascii="Cambria Math" w:eastAsiaTheme="minorEastAsia" w:hAnsi="Cambria Math"/>
+                              <w:i/>
+                            </w:rPr>
+                          </m:ctrlPr>
+                        </m:den>
+                      </m:f>
+                      <m:ctrlPr>
+                        <w:rPr>
+                          <w:rFonts w:ascii="Cambria Math" w:eastAsiaTheme="minorEastAsia" w:hAnsi="Cambria Math"/>
+                          <w:i/>
+                        </w:rPr>
+                      </m:ctrlPr>
+                    </m:e>
+                  </m:d>
+                </m:e>
+                <m:sup>
+                  <m:r>
+                    <w:rPr>
+                      <w:rFonts w:ascii="Cambria Math" w:eastAsiaTheme="minorEastAsia" w:hAnsi="Cambria Math"/>
+                    </w:rPr>
+                    <m:t>2</m:t>
+                  </m:r>
+                </m:sup>
+              </m:sSup>
+            </m:e>
+          </m:rad>
+        </m:oMath>
+      </m:oMathPara>
+    </w:p>
+    <w:p>
+      <w:pPr>
+        <w:rPr>
+          <w:rFonts w:eastAsiaTheme="minorEastAsia"/>
+        </w:rPr>
+      </w:pPr>
+      <w:r>
+        <w:rPr>
+          <w:rFonts w:eastAsiaTheme="minorEastAsia"/>
+        </w:rPr>
+        <w:lastRenderedPageBreak/>
+        <w:t>Формула для расчета погрешности показателя адиабаты:</w:t>
+      </w:r>
+    </w:p>
+    <w:p>
+      <w:pPr>
+        <w:rPr>
+          <w:rFonts w:eastAsiaTheme="minorEastAsia"/>
+        </w:rPr>
+      </w:pPr>
+      <m:oMathPara>
+        <m:oMath>
+          <m:sSub>
+            <m:sSubPr>
+              <m:ctrlPr>
+                <w:rPr>
+                  <w:rFonts w:ascii="Cambria Math" w:eastAsiaTheme="minorEastAsia" w:hAnsi="Cambria Math"/>
+                </w:rPr>
+              </m:ctrlPr>
+            </m:sSubPr>
+            <m:e>
+              <m:r>
+                <m:rPr>
+                  <m:sty m:val="p"/>
+                </m:rPr>
+                <w:rPr>
+                  <w:rFonts w:ascii="Cambria Math" w:eastAsiaTheme="minorEastAsia" w:hAnsi="Cambria Math"/>
+                </w:rPr>
+                <m:t>σ</m:t>
+              </m:r>
+            </m:e>
+            <m:sub>
+              <m:r>
+                <w:rPr>
+                  <w:rFonts w:ascii="Cambria Math" w:eastAsiaTheme="minorEastAsia" w:hAnsi="Cambria Math"/>
+                </w:rPr>
+                <m:t>γ</m:t>
+              </m:r>
+            </m:sub>
+          </m:sSub>
+          <m:r>
+            <w:rPr>
+              <w:rFonts w:ascii="Cambria Math" w:eastAsiaTheme="minorEastAsia" w:hAnsi="Cambria Math"/>
+            </w:rPr>
+            <m:t>=</m:t>
+          </m:r>
+          <m:r>
+            <m:rPr>
+              <m:sty m:val="p"/>
+            </m:rPr>
+            <w:rPr>
+              <w:rFonts w:ascii="Cambria Math" w:eastAsiaTheme="minorEastAsia" w:hAnsi="Cambria Math"/>
+            </w:rPr>
+            <m:t>γ⋅</m:t>
+          </m:r>
+          <m:rad>
+            <m:radPr>
+              <m:degHide m:val="1"/>
+              <m:ctrlPr>
+                <w:rPr>
+                  <w:rFonts w:ascii="Cambria Math" w:eastAsiaTheme="minorEastAsia" w:hAnsi="Cambria Math"/>
+                </w:rPr>
+              </m:ctrlPr>
+            </m:radPr>
+            <m:deg>
+              <m:ctrlPr>
+                <w:rPr>
+                  <w:rFonts w:ascii="Cambria Math" w:eastAsiaTheme="minorEastAsia" w:hAnsi="Cambria Math"/>
+                  <w:i/>
+                </w:rPr>
+              </m:ctrlPr>
+            </m:deg>
+            <m:e>
+              <m:sSup>
+                <m:sSupPr>
+                  <m:ctrlPr>
+                    <w:rPr>
+                      <w:rFonts w:ascii="Cambria Math" w:eastAsiaTheme="minorEastAsia" w:hAnsi="Cambria Math"/>
+                      <w:i/>
+                    </w:rPr>
+                  </m:ctrlPr>
+                </m:sSupPr>
+                <m:e>
+                  <m:d>
+                    <m:dPr>
+                      <m:ctrlPr>
+                        <w:rPr>
+                          <w:rFonts w:ascii="Cambria Math" w:eastAsiaTheme="minorEastAsia" w:hAnsi="Cambria Math"/>
+                        </w:rPr>
+                      </m:ctrlPr>
+                    </m:dPr>
+                    <m:e>
+                      <m:r>
+                        <w:rPr>
+                          <w:rFonts w:ascii="Cambria Math" w:eastAsiaTheme="minorEastAsia" w:hAnsi="Cambria Math"/>
+                        </w:rPr>
+                        <m:t>2</m:t>
+                      </m:r>
+                      <m:f>
+                        <m:fPr>
+                          <m:ctrlPr>
+                            <w:rPr>
+                              <w:rFonts w:ascii="Cambria Math" w:eastAsiaTheme="minorEastAsia" w:hAnsi="Cambria Math"/>
+                            </w:rPr>
+                          </m:ctrlPr>
+                        </m:fPr>
+                        <m:num>
+                          <m:r>
+                            <m:rPr>
+                              <m:sty m:val="p"/>
+                            </m:rPr>
+                            <w:rPr>
+                              <w:rFonts w:ascii="Cambria Math" w:eastAsiaTheme="minorEastAsia" w:hAnsi="Cambria Math"/>
+                            </w:rPr>
+                            <m:t>Δ</m:t>
+                          </m:r>
+                          <m:r>
+                            <w:rPr>
+                              <w:rFonts w:ascii="Cambria Math" w:eastAsiaTheme="minorEastAsia" w:hAnsi="Cambria Math"/>
+                            </w:rPr>
+                            <m:t>c</m:t>
+                          </m:r>
+                          <m:ctrlPr>
+                            <w:rPr>
+                              <w:rFonts w:ascii="Cambria Math" w:eastAsiaTheme="minorEastAsia" w:hAnsi="Cambria Math"/>
+                              <w:i/>
+                            </w:rPr>
+                          </m:ctrlPr>
+                        </m:num>
+                        <m:den>
+                          <m:r>
+                            <w:rPr>
+                              <w:rFonts w:ascii="Cambria Math" w:eastAsiaTheme="minorEastAsia" w:hAnsi="Cambria Math"/>
+                            </w:rPr>
+                            <m:t>c</m:t>
+                          </m:r>
+                          <m:ctrlPr>
+                            <w:rPr>
+                              <w:rFonts w:ascii="Cambria Math" w:eastAsiaTheme="minorEastAsia" w:hAnsi="Cambria Math"/>
+                              <w:i/>
+                            </w:rPr>
+                          </m:ctrlPr>
+                        </m:den>
+                      </m:f>
+                      <m:ctrlPr>
+                        <w:rPr>
+                          <w:rFonts w:ascii="Cambria Math" w:eastAsiaTheme="minorEastAsia" w:hAnsi="Cambria Math"/>
+                          <w:i/>
+                        </w:rPr>
+                      </m:ctrlPr>
+                    </m:e>
+                  </m:d>
+                </m:e>
+                <m:sup>
+                  <m:r>
+                    <w:rPr>
+                      <w:rFonts w:ascii="Cambria Math" w:eastAsiaTheme="minorEastAsia" w:hAnsi="Cambria Math"/>
+                    </w:rPr>
+                    <m:t>2</m:t>
+                  </m:r>
+                </m:sup>
+              </m:sSup>
+              <m:r>
+                <w:rPr>
+                  <w:rFonts w:ascii="Cambria Math" w:eastAsiaTheme="minorEastAsia" w:hAnsi="Cambria Math"/>
+                </w:rPr>
+                <m:t>+</m:t>
+              </m:r>
+              <m:sSup>
+                <m:sSupPr>
+                  <m:ctrlPr>
+                    <w:rPr>
+                      <w:rFonts w:ascii="Cambria Math" w:eastAsiaTheme="minorEastAsia" w:hAnsi="Cambria Math"/>
+                      <w:i/>
+                    </w:rPr>
+                  </m:ctrlPr>
+                </m:sSupPr>
+                <m:e>
+                  <m:d>
+                    <m:dPr>
+                      <m:ctrlPr>
+                        <w:rPr>
+                          <w:rFonts w:ascii="Cambria Math" w:eastAsiaTheme="minorEastAsia" w:hAnsi="Cambria Math"/>
+                        </w:rPr>
+                      </m:ctrlPr>
+                    </m:dPr>
+                    <m:e>
+                      <m:f>
+                        <m:fPr>
+                          <m:ctrlPr>
+                            <w:rPr>
+                              <w:rFonts w:ascii="Cambria Math" w:eastAsiaTheme="minorEastAsia" w:hAnsi="Cambria Math"/>
+                            </w:rPr>
+                          </m:ctrlPr>
+                        </m:fPr>
+                        <m:num>
+                          <m:r>
+                            <m:rPr>
+                              <m:sty m:val="p"/>
+                            </m:rPr>
+                            <w:rPr>
+                              <w:rFonts w:ascii="Cambria Math" w:eastAsiaTheme="minorEastAsia" w:hAnsi="Cambria Math"/>
+                            </w:rPr>
+                            <m:t>Δ</m:t>
+                          </m:r>
+                          <m:r>
+                            <w:rPr>
+                              <w:rFonts w:ascii="Cambria Math" w:eastAsiaTheme="minorEastAsia" w:hAnsi="Cambria Math"/>
+                            </w:rPr>
+                            <m:t>T</m:t>
+                          </m:r>
+                          <m:ctrlPr>
+                            <w:rPr>
+                              <w:rFonts w:ascii="Cambria Math" w:eastAsiaTheme="minorEastAsia" w:hAnsi="Cambria Math"/>
+                              <w:i/>
+                            </w:rPr>
+                          </m:ctrlPr>
+                        </m:num>
+                        <m:den>
+                          <m:r>
+                            <w:rPr>
+                              <w:rFonts w:ascii="Cambria Math" w:eastAsiaTheme="minorEastAsia" w:hAnsi="Cambria Math"/>
+                            </w:rPr>
+                            <m:t>T</m:t>
+                          </m:r>
+                          <m:ctrlPr>
+                            <w:rPr>
+                              <w:rFonts w:ascii="Cambria Math" w:eastAsiaTheme="minorEastAsia" w:hAnsi="Cambria Math"/>
+                              <w:i/>
+                            </w:rPr>
+                          </m:ctrlPr>
+                        </m:den>
+                      </m:f>
+                      <m:ctrlPr>
+                        <w:rPr>
+                          <w:rFonts w:ascii="Cambria Math" w:eastAsiaTheme="minorEastAsia" w:hAnsi="Cambria Math"/>
+                          <w:i/>
+                        </w:rPr>
+                      </m:ctrlPr>
+                    </m:e>
+                  </m:d>
+                </m:e>
+                <m:sup>
+                  <m:r>
+                    <w:rPr>
+                      <w:rFonts w:ascii="Cambria Math" w:eastAsiaTheme="minorEastAsia" w:hAnsi="Cambria Math"/>
+                    </w:rPr>
+                    <m:t>2</m:t>
+                  </m:r>
+                </m:sup>
+              </m:sSup>
+              <m:r>
+                <w:rPr>
+                  <w:rFonts w:ascii="Cambria Math" w:eastAsiaTheme="minorEastAsia" w:hAnsi="Cambria Math"/>
+                </w:rPr>
+                <m:t>+</m:t>
+              </m:r>
+              <m:sSup>
+                <m:sSupPr>
+                  <m:ctrlPr>
+                    <w:rPr>
+                      <w:rFonts w:ascii="Cambria Math" w:eastAsiaTheme="minorEastAsia" w:hAnsi="Cambria Math"/>
+                      <w:i/>
+                    </w:rPr>
+                  </m:ctrlPr>
+                </m:sSupPr>
+                <m:e>
+                  <m:d>
+                    <m:dPr>
+                      <m:ctrlPr>
+                        <w:rPr>
+                          <w:rFonts w:ascii="Cambria Math" w:eastAsiaTheme="minorEastAsia" w:hAnsi="Cambria Math"/>
+                        </w:rPr>
+                      </m:ctrlPr>
+                    </m:dPr>
+                    <m:e>
+                      <m:f>
+                        <m:fPr>
+                          <m:ctrlPr>
+                            <w:rPr>
+                              <w:rFonts w:ascii="Cambria Math" w:eastAsiaTheme="minorEastAsia" w:hAnsi="Cambria Math"/>
+                            </w:rPr>
+                          </m:ctrlPr>
+                        </m:fPr>
+                        <m:num>
+                          <m:r>
+                            <m:rPr>
+                              <m:sty m:val="p"/>
+                            </m:rPr>
+                            <w:rPr>
+                              <w:rFonts w:ascii="Cambria Math" w:eastAsiaTheme="minorEastAsia" w:hAnsi="Cambria Math"/>
+                            </w:rPr>
+                            <m:t>Δμ</m:t>
+                          </m:r>
+                          <m:ctrlPr>
+                            <w:rPr>
+                              <w:rFonts w:ascii="Cambria Math" w:eastAsiaTheme="minorEastAsia" w:hAnsi="Cambria Math"/>
+                              <w:i/>
+                            </w:rPr>
+                          </m:ctrlPr>
+                        </m:num>
+                        <m:den>
+                          <m:r>
+                            <m:rPr>
+                              <m:sty m:val="p"/>
+                            </m:rPr>
+                            <w:rPr>
+                              <w:rFonts w:ascii="Cambria Math" w:eastAsiaTheme="minorEastAsia" w:hAnsi="Cambria Math"/>
+                            </w:rPr>
+                            <m:t>μ</m:t>
+                          </m:r>
+                          <m:ctrlPr>
+                            <w:rPr>
+                              <w:rFonts w:ascii="Cambria Math" w:eastAsiaTheme="minorEastAsia" w:hAnsi="Cambria Math"/>
+                              <w:i/>
+                            </w:rPr>
+                          </m:ctrlPr>
+                        </m:den>
+                      </m:f>
+                      <m:ctrlPr>
+                        <w:rPr>
+                          <w:rFonts w:ascii="Cambria Math" w:eastAsiaTheme="minorEastAsia" w:hAnsi="Cambria Math"/>
+                          <w:i/>
+                        </w:rPr>
+                      </m:ctrlPr>
+                    </m:e>
+                  </m:d>
+                </m:e>
+                <m:sup>
+                  <m:r>
+                    <w:rPr>
+                      <w:rFonts w:ascii="Cambria Math" w:eastAsiaTheme="minorEastAsia" w:hAnsi="Cambria Math"/>
+                    </w:rPr>
+                    <m:t>2</m:t>
+                  </m:r>
+                </m:sup>
+              </m:sSup>
+            </m:e>
+          </m:rad>
+        </m:oMath>
+      </m:oMathPara>
+    </w:p>
+    <w:p>
+      <w:pPr>
+        <w:rPr>
+          <w:rFonts w:eastAsiaTheme="minorEastAsia"/>
+        </w:rPr>
+      </w:pPr>
+      <w:r>
+        <w:rPr>
+          <w:rFonts w:eastAsiaTheme="minorEastAsia"/>
+        </w:rPr>
+        <w:t>Показатель адиабаты сопоставим с табличным значением (</w:t>
+      </w:r>
+      <m:oMath>
+        <m:r>
+          <w:rPr>
+            <w:rFonts w:ascii="Cambria Math" w:eastAsiaTheme="minorEastAsia" w:hAnsi="Cambria Math"/>
+          </w:rPr>
+          <m:t>γ=1.4</m:t>
+        </m:r>
+      </m:oMath>
+      <w:r>
+        <w:rPr>
+          <w:rFonts w:eastAsiaTheme="minorEastAsia"/>
+        </w:rPr>
+        <w:t>)</w:t>
+      </w:r>
+      <w:r>
+        <w:rPr>
+          <w:rFonts w:eastAsiaTheme="minorEastAsia"/>
+        </w:rPr>
+        <w:t xml:space="preserve"> с хорошей точностью</w:t>
+      </w:r>
+    </w:p>
+    <w:p>
+      <w:pPr>
+        <w:pStyle w:val="1"/>
+        <w:numPr>
+          <w:ilvl w:val="0"/>
+          <w:numId w:val="2"/>
+        </w:numPr>
+      </w:pPr>
+      <w:r>
         <w:t>Вывод</w:t>
       </w:r>
     </w:p>
+    <w:p>
+      <w:pPr>
+        <w:rPr>
+          <w:rFonts w:eastAsiaTheme="minorEastAsia"/>
+        </w:rPr>
+      </w:pPr>
+      <w:r>
+        <w:t xml:space="preserve">В работе </w:t>
+      </w:r>
+      <w:r>
+        <w:t xml:space="preserve">был </w:t>
+      </w:r>
+      <w:r>
+        <w:t>экспериментально определ</w:t>
+      </w:r>
+      <w:r>
+        <w:t>ен</w:t>
+      </w:r>
+      <w:r>
+        <w:t xml:space="preserve"> показатель адиабаты</w:t>
+      </w:r>
+      <w:r>
+        <w:t xml:space="preserve"> </w:t>
+      </w:r>
+      <m:oMath>
+        <m:r>
+          <w:rPr>
+            <w:rFonts w:ascii="Cambria Math" w:hAnsi="Cambria Math"/>
+          </w:rPr>
+          <m:t>γ=</m:t>
+        </m:r>
+        <m:f>
+          <m:fPr>
+            <m:ctrlPr>
+              <w:rPr>
+                <w:rFonts w:ascii="Cambria Math" w:hAnsi="Cambria Math"/>
+              </w:rPr>
+            </m:ctrlPr>
+          </m:fPr>
+          <m:num>
+            <m:sSub>
+              <m:sSubPr>
+                <m:ctrlPr>
+                  <w:rPr>
+                    <w:rFonts w:ascii="Cambria Math" w:hAnsi="Cambria Math"/>
+                    <w:i/>
+                  </w:rPr>
+                </m:ctrlPr>
+              </m:sSubPr>
+              <m:e>
+                <m:r>
+                  <w:rPr>
+                    <w:rFonts w:ascii="Cambria Math" w:hAnsi="Cambria Math"/>
+                  </w:rPr>
+                  <m:t>C</m:t>
+                </m:r>
+              </m:e>
+              <m:sub>
+                <m:r>
+                  <w:rPr>
+                    <w:rFonts w:ascii="Cambria Math" w:hAnsi="Cambria Math"/>
+                  </w:rPr>
+                  <m:t>p</m:t>
+                </m:r>
+              </m:sub>
+            </m:sSub>
+            <m:ctrlPr>
+              <w:rPr>
+                <w:rFonts w:ascii="Cambria Math" w:hAnsi="Cambria Math"/>
+                <w:i/>
+              </w:rPr>
+            </m:ctrlPr>
+          </m:num>
+          <m:den>
+            <m:sSub>
+              <m:sSubPr>
+                <m:ctrlPr>
+                  <w:rPr>
+                    <w:rFonts w:ascii="Cambria Math" w:hAnsi="Cambria Math"/>
+                    <w:i/>
+                  </w:rPr>
+                </m:ctrlPr>
+              </m:sSubPr>
+              <m:e>
+                <m:r>
+                  <w:rPr>
+                    <w:rFonts w:ascii="Cambria Math" w:hAnsi="Cambria Math"/>
+                  </w:rPr>
+                  <m:t>C</m:t>
+                </m:r>
+              </m:e>
+              <m:sub>
+                <m:r>
+                  <w:rPr>
+                    <w:rFonts w:ascii="Cambria Math" w:hAnsi="Cambria Math"/>
+                  </w:rPr>
+                  <m:t>v</m:t>
+                </m:r>
+              </m:sub>
+            </m:sSub>
+            <m:ctrlPr>
+              <w:rPr>
+                <w:rFonts w:ascii="Cambria Math" w:hAnsi="Cambria Math"/>
+                <w:i/>
+              </w:rPr>
+            </m:ctrlPr>
+          </m:den>
+        </m:f>
+      </m:oMath>
+      <w:r>
+        <w:t xml:space="preserve"> для воздуха и углекислого газа методом измерения скорости звука. Измерения проводились на двух установках: с изменяемой длиной трубы (при фиксированных частотах) и с термостатированной трубой фиксированной длины (при изменении температуры). Для каждого газа получены значения скорости звука и показателя адиабаты, выполнена оценка погрешностей. Для воздуха</w:t>
+      </w:r>
+      <m:oMath>
+        <m:r>
+          <m:rPr>
+            <m:sty m:val="p"/>
+          </m:rPr>
+          <w:rPr>
+            <w:rFonts w:ascii="Cambria Math" w:eastAsiaTheme="minorEastAsia" w:hAnsi="Cambria Math"/>
+          </w:rPr>
+          <m:t xml:space="preserve"> </m:t>
+        </m:r>
+        <m:r>
+          <w:rPr>
+            <w:rFonts w:ascii="Cambria Math" w:eastAsiaTheme="minorEastAsia" w:hAnsi="Cambria Math"/>
+          </w:rPr>
+          <m:t>γ=1.548</m:t>
+        </m:r>
+        <m:r>
+          <m:rPr>
+            <m:sty m:val="p"/>
+          </m:rPr>
+          <w:rPr>
+            <w:rFonts w:ascii="Cambria Math" w:eastAsiaTheme="minorEastAsia" w:hAnsi="Cambria Math"/>
+          </w:rPr>
+          <m:t>±</m:t>
+        </m:r>
+        <m:r>
+          <w:rPr>
+            <w:rFonts w:ascii="Cambria Math" w:eastAsiaTheme="minorEastAsia" w:hAnsi="Cambria Math"/>
+          </w:rPr>
+          <m:t>0.038</m:t>
+        </m:r>
+      </m:oMath>
+      <w:r>
+        <w:rPr>
+          <w:rFonts w:eastAsiaTheme="minorEastAsia"/>
+        </w:rPr>
+        <w:t xml:space="preserve">, для углекислого газа </w:t>
+      </w:r>
+      <m:oMath>
+        <m:r>
+          <w:rPr>
+            <w:rFonts w:ascii="Cambria Math" w:eastAsiaTheme="minorEastAsia" w:hAnsi="Cambria Math"/>
+          </w:rPr>
+          <m:t>γ=1.235</m:t>
+        </m:r>
+        <m:r>
+          <m:rPr>
+            <m:sty m:val="p"/>
+          </m:rPr>
+          <w:rPr>
+            <w:rFonts w:ascii="Cambria Math" w:eastAsiaTheme="minorEastAsia" w:hAnsi="Cambria Math"/>
+          </w:rPr>
+          <m:t>±</m:t>
+        </m:r>
+        <m:r>
+          <w:rPr>
+            <w:rFonts w:ascii="Cambria Math" w:eastAsiaTheme="minorEastAsia" w:hAnsi="Cambria Math"/>
+          </w:rPr>
+          <m:t>0.028</m:t>
+        </m:r>
+      </m:oMath>
+      <w:r>
+        <w:rPr>
+          <w:rFonts w:eastAsiaTheme="minorEastAsia"/>
+        </w:rPr>
+        <w:t xml:space="preserve">. Исследована зависимость скорости звука от температуры </w:t>
+      </w:r>
+      <m:oMath>
+        <m:r>
+          <w:rPr>
+            <w:rFonts w:ascii="Cambria Math" w:eastAsiaTheme="minorEastAsia" w:hAnsi="Cambria Math"/>
+          </w:rPr>
+          <m:t>γ=1.388</m:t>
+        </m:r>
+        <m:r>
+          <m:rPr>
+            <m:sty m:val="p"/>
+          </m:rPr>
+          <w:rPr>
+            <w:rFonts w:ascii="Cambria Math" w:eastAsiaTheme="minorEastAsia" w:hAnsi="Cambria Math"/>
+          </w:rPr>
+          <m:t>±</m:t>
+        </m:r>
+        <m:r>
+          <w:rPr>
+            <w:rFonts w:ascii="Cambria Math" w:eastAsiaTheme="minorEastAsia" w:hAnsi="Cambria Math"/>
+          </w:rPr>
+          <m:t>0.034</m:t>
+        </m:r>
+      </m:oMath>
+      <w:r>
+        <w:rPr>
+          <w:rFonts w:eastAsiaTheme="minorEastAsia"/>
+        </w:rPr>
+        <w:t xml:space="preserve"> Результаты сопоставлены с теоретическими значениями, обсуждены возможные источники систематических погрешностей.</w:t>
+      </w:r>
+    </w:p>
+    <w:p/>
     <w:p/>
     <w:p>
       <w:pPr>
@@ -2554,9 +9357,9 @@
   </w:abstractNum>
   <w:abstractNum w:abstractNumId="1" w15:restartNumberingAfterBreak="0">
     <w:nsid w:val="4B7465B8"/>
-    <w:multiLevelType w:val="hybridMultilevel"/>
-    <w:tmpl w:val="77BA77A6"/>
-    <w:lvl w:ilvl="0" w:tplc="5852A278">
+    <w:multiLevelType w:val="multilevel"/>
+    <w:tmpl w:val="70A4A5E6"/>
+    <w:lvl w:ilvl="0">
       <w:start w:val="1"/>
       <w:numFmt w:val="decimal"/>
       <w:lvlText w:val="%1."/>
@@ -2568,77 +9371,109 @@
         <w:rFonts w:hint="default"/>
       </w:rPr>
     </w:lvl>
-    <w:lvl w:ilvl="1" w:tplc="04190019" w:tentative="1">
+    <w:lvl w:ilvl="1">
       <w:start w:val="1"/>
-      <w:numFmt w:val="lowerLetter"/>
-      <w:lvlText w:val="%2."/>
+      <w:numFmt w:val="decimal"/>
+      <w:isLgl/>
+      <w:lvlText w:val="%1.%2"/>
       <w:lvlJc w:val="left"/>
       <w:pPr>
-        <w:ind w:left="1789" w:hanging="360"/>
+        <w:ind w:left="1129" w:hanging="420"/>
       </w:pPr>
+      <w:rPr>
+        <w:rFonts w:hint="default"/>
+      </w:rPr>
     </w:lvl>
-    <w:lvl w:ilvl="2" w:tplc="0419001B" w:tentative="1">
-      <w:start w:val="1"/>
-      <w:numFmt w:val="lowerRoman"/>
-      <w:lvlText w:val="%3."/>
-      <w:lvlJc w:val="right"/>
-      <w:pPr>
-        <w:ind w:left="2509" w:hanging="180"/>
-      </w:pPr>
-    </w:lvl>
-    <w:lvl w:ilvl="3" w:tplc="0419000F" w:tentative="1">
+    <w:lvl w:ilvl="2">
       <w:start w:val="1"/>
       <w:numFmt w:val="decimal"/>
-      <w:lvlText w:val="%4."/>
+      <w:isLgl/>
+      <w:lvlText w:val="%1.%2.%3"/>
       <w:lvlJc w:val="left"/>
       <w:pPr>
-        <w:ind w:left="3229" w:hanging="360"/>
+        <w:ind w:left="1429" w:hanging="720"/>
       </w:pPr>
+      <w:rPr>
+        <w:rFonts w:hint="default"/>
+      </w:rPr>
     </w:lvl>
-    <w:lvl w:ilvl="4" w:tplc="04190019" w:tentative="1">
+    <w:lvl w:ilvl="3">
       <w:start w:val="1"/>
-      <w:numFmt w:val="lowerLetter"/>
-      <w:lvlText w:val="%5."/>
+      <w:numFmt w:val="decimal"/>
+      <w:isLgl/>
+      <w:lvlText w:val="%1.%2.%3.%4"/>
       <w:lvlJc w:val="left"/>
       <w:pPr>
-        <w:ind w:left="3949" w:hanging="360"/>
+        <w:ind w:left="1789" w:hanging="1080"/>
       </w:pPr>
+      <w:rPr>
+        <w:rFonts w:hint="default"/>
+      </w:rPr>
     </w:lvl>
-    <w:lvl w:ilvl="5" w:tplc="0419001B" w:tentative="1">
-      <w:start w:val="1"/>
-      <w:numFmt w:val="lowerRoman"/>
-      <w:lvlText w:val="%6."/>
-      <w:lvlJc w:val="right"/>
-      <w:pPr>
-        <w:ind w:left="4669" w:hanging="180"/>
-      </w:pPr>
-    </w:lvl>
-    <w:lvl w:ilvl="6" w:tplc="0419000F" w:tentative="1">
+    <w:lvl w:ilvl="4">
       <w:start w:val="1"/>
       <w:numFmt w:val="decimal"/>
-      <w:lvlText w:val="%7."/>
+      <w:isLgl/>
+      <w:lvlText w:val="%1.%2.%3.%4.%5"/>
       <w:lvlJc w:val="left"/>
       <w:pPr>
-        <w:ind w:left="5389" w:hanging="360"/>
+        <w:ind w:left="1789" w:hanging="1080"/>
       </w:pPr>
+      <w:rPr>
+        <w:rFonts w:hint="default"/>
+      </w:rPr>
     </w:lvl>
-    <w:lvl w:ilvl="7" w:tplc="04190019" w:tentative="1">
+    <w:lvl w:ilvl="5">
       <w:start w:val="1"/>
-      <w:numFmt w:val="lowerLetter"/>
-      <w:lvlText w:val="%8."/>
+      <w:numFmt w:val="decimal"/>
+      <w:isLgl/>
+      <w:lvlText w:val="%1.%2.%3.%4.%5.%6"/>
       <w:lvlJc w:val="left"/>
       <w:pPr>
-        <w:ind w:left="6109" w:hanging="360"/>
+        <w:ind w:left="2149" w:hanging="1440"/>
       </w:pPr>
+      <w:rPr>
+        <w:rFonts w:hint="default"/>
+      </w:rPr>
     </w:lvl>
-    <w:lvl w:ilvl="8" w:tplc="0419001B" w:tentative="1">
+    <w:lvl w:ilvl="6">
       <w:start w:val="1"/>
-      <w:numFmt w:val="lowerRoman"/>
-      <w:lvlText w:val="%9."/>
-      <w:lvlJc w:val="right"/>
+      <w:numFmt w:val="decimal"/>
+      <w:isLgl/>
+      <w:lvlText w:val="%1.%2.%3.%4.%5.%6.%7"/>
+      <w:lvlJc w:val="left"/>
       <w:pPr>
-        <w:ind w:left="6829" w:hanging="180"/>
+        <w:ind w:left="2149" w:hanging="1440"/>
       </w:pPr>
+      <w:rPr>
+        <w:rFonts w:hint="default"/>
+      </w:rPr>
+    </w:lvl>
+    <w:lvl w:ilvl="7">
+      <w:start w:val="1"/>
+      <w:numFmt w:val="decimal"/>
+      <w:isLgl/>
+      <w:lvlText w:val="%1.%2.%3.%4.%5.%6.%7.%8"/>
+      <w:lvlJc w:val="left"/>
+      <w:pPr>
+        <w:ind w:left="2509" w:hanging="1800"/>
+      </w:pPr>
+      <w:rPr>
+        <w:rFonts w:hint="default"/>
+      </w:rPr>
+    </w:lvl>
+    <w:lvl w:ilvl="8">
+      <w:start w:val="1"/>
+      <w:numFmt w:val="decimal"/>
+      <w:isLgl/>
+      <w:lvlText w:val="%1.%2.%3.%4.%5.%6.%7.%8.%9"/>
+      <w:lvlJc w:val="left"/>
+      <w:pPr>
+        <w:ind w:left="2869" w:hanging="2160"/>
+      </w:pPr>
+      <w:rPr>
+        <w:rFonts w:hint="default"/>
+      </w:rPr>
     </w:lvl>
   </w:abstractNum>
   <w:num w:numId="1">
@@ -3047,7 +9882,7 @@
   <w:style w:type="paragraph" w:default="1" w:styleId="a">
     <w:name w:val="Normal"/>
     <w:qFormat/>
-    <w:rsid w:val="00982A71"/>
+    <w:rsid w:val="00340575"/>
     <w:pPr>
       <w:ind w:firstLine="709"/>
       <w:jc w:val="both"/>
@@ -3224,6 +10059,44 @@
       <w:ind w:left="720"/>
       <w:contextualSpacing/>
     </w:pPr>
+  </w:style>
+  <w:style w:type="table" w:styleId="a8">
+    <w:name w:val="Table Grid"/>
+    <w:basedOn w:val="a1"/>
+    <w:uiPriority w:val="39"/>
+    <w:rsid w:val="00D45D86"/>
+    <w:pPr>
+      <w:spacing w:after="0" w:line="240" w:lineRule="auto"/>
+    </w:pPr>
+    <w:tblPr>
+      <w:tblBorders>
+        <w:top w:val="single" w:sz="4" w:space="0" w:color="auto"/>
+        <w:left w:val="single" w:sz="4" w:space="0" w:color="auto"/>
+        <w:bottom w:val="single" w:sz="4" w:space="0" w:color="auto"/>
+        <w:right w:val="single" w:sz="4" w:space="0" w:color="auto"/>
+        <w:insideH w:val="single" w:sz="4" w:space="0" w:color="auto"/>
+        <w:insideV w:val="single" w:sz="4" w:space="0" w:color="auto"/>
+      </w:tblBorders>
+    </w:tblPr>
+  </w:style>
+  <w:style w:type="paragraph" w:styleId="a9">
+    <w:name w:val="caption"/>
+    <w:basedOn w:val="a"/>
+    <w:next w:val="a"/>
+    <w:uiPriority w:val="35"/>
+    <w:unhideWhenUsed/>
+    <w:qFormat/>
+    <w:rsid w:val="009A71FD"/>
+    <w:pPr>
+      <w:spacing w:after="200" w:line="240" w:lineRule="auto"/>
+    </w:pPr>
+    <w:rPr>
+      <w:i/>
+      <w:iCs/>
+      <w:color w:val="44546A" w:themeColor="text2"/>
+      <w:sz w:val="18"/>
+      <w:szCs w:val="18"/>
+    </w:rPr>
   </w:style>
 </w:styles>
 </file>
